--- a/app/templates/tldn/LLC1/002_Điều lệ.docx
+++ b/app/templates/tldn/LLC1/002_Điều lệ.docx
@@ -8,8 +8,8 @@
         <w:jc w:val="center"/>
         <w:rPr>
           <w:b/>
-          <w:sz w:val="23"/>
-          <w:szCs w:val="23"/>
+          <w:sz w:val="24"/>
+          <w:szCs w:val="24"/>
         </w:rPr>
       </w:pPr>
       <w:bookmarkStart w:id="0" w:name="_heading=h.gjdgxs" w:colFirst="0" w:colLast="0"/>
@@ -17,23 +17,23 @@
       <w:r>
         <w:rPr>
           <w:b/>
-          <w:sz w:val="23"/>
-          <w:szCs w:val="23"/>
+          <w:sz w:val="24"/>
+          <w:szCs w:val="24"/>
         </w:rPr>
         <w:t>CỘNG HÒA XÃ HỘI CHỦ NGHĨA VIỆT NAM</w:t>
       </w:r>
       <w:r>
         <w:rPr>
-          <w:sz w:val="23"/>
-          <w:szCs w:val="23"/>
+          <w:sz w:val="24"/>
+          <w:szCs w:val="24"/>
         </w:rPr>
         <w:br/>
       </w:r>
       <w:r>
         <w:rPr>
           <w:b/>
-          <w:sz w:val="23"/>
-          <w:szCs w:val="23"/>
+          <w:sz w:val="24"/>
+          <w:szCs w:val="24"/>
         </w:rPr>
         <w:t>Độc lập – Tự do – Hạnh phúc</w:t>
       </w:r>
@@ -44,8 +44,8 @@
         <w:jc w:val="center"/>
         <w:rPr>
           <w:b/>
-          <w:sz w:val="23"/>
-          <w:szCs w:val="23"/>
+          <w:sz w:val="24"/>
+          <w:szCs w:val="24"/>
         </w:rPr>
       </w:pPr>
       <w:bookmarkStart w:id="1" w:name="_heading=h.30j0zll" w:colFirst="0" w:colLast="0"/>
@@ -53,16 +53,16 @@
       <w:r>
         <w:rPr>
           <w:b/>
-          <w:sz w:val="23"/>
-          <w:szCs w:val="23"/>
+          <w:sz w:val="24"/>
+          <w:szCs w:val="24"/>
         </w:rPr>
         <w:t>––––––––––––––––––––––</w:t>
       </w:r>
       <w:r>
         <w:rPr>
           <w:b/>
-          <w:sz w:val="23"/>
-          <w:szCs w:val="23"/>
+          <w:sz w:val="24"/>
+          <w:szCs w:val="24"/>
         </w:rPr>
         <w:br/>
         <w:t xml:space="preserve"> ĐIỀU LỆ</w:t>
@@ -77,23 +77,23 @@
         <w:jc w:val="center"/>
         <w:rPr>
           <w:b/>
-          <w:sz w:val="23"/>
-          <w:szCs w:val="23"/>
-        </w:rPr>
-      </w:pPr>
-      <w:r>
-        <w:rPr>
-          <w:b/>
-          <w:sz w:val="23"/>
-          <w:szCs w:val="23"/>
+          <w:sz w:val="24"/>
+          <w:szCs w:val="24"/>
+        </w:rPr>
+      </w:pPr>
+      <w:r>
+        <w:rPr>
+          <w:b/>
+          <w:sz w:val="24"/>
+          <w:szCs w:val="24"/>
         </w:rPr>
         <w:t>CÔNG TY TNHH</w:t>
       </w:r>
       <w:r>
         <w:rPr>
           <w:b/>
-          <w:sz w:val="23"/>
-          <w:szCs w:val="23"/>
+          <w:sz w:val="24"/>
+          <w:szCs w:val="24"/>
           <w:lang w:val="en-US"/>
         </w:rPr>
         <w:t xml:space="preserve"> </w:t>
@@ -101,16 +101,16 @@
       <w:r>
         <w:rPr>
           <w:b/>
-          <w:sz w:val="23"/>
-          <w:szCs w:val="23"/>
+          <w:sz w:val="24"/>
+          <w:szCs w:val="24"/>
         </w:rPr>
         <w:t>{{company_info.name.full}}</w:t>
       </w:r>
       <w:r>
         <w:rPr>
           <w:b/>
-          <w:sz w:val="23"/>
-          <w:szCs w:val="23"/>
+          <w:sz w:val="24"/>
+          <w:szCs w:val="24"/>
         </w:rPr>
         <w:t xml:space="preserve">                </w:t>
       </w:r>
@@ -121,15 +121,15 @@
         <w:ind w:left="144" w:right="144"/>
         <w:rPr>
           <w:i/>
-          <w:sz w:val="23"/>
-          <w:szCs w:val="23"/>
+          <w:sz w:val="24"/>
+          <w:szCs w:val="24"/>
         </w:rPr>
       </w:pPr>
       <w:r>
         <w:rPr>
           <w:i/>
-          <w:sz w:val="23"/>
-          <w:szCs w:val="23"/>
+          <w:sz w:val="24"/>
+          <w:szCs w:val="24"/>
         </w:rPr>
         <w:t xml:space="preserve">Căn cứ vào: </w:t>
       </w:r>
@@ -140,15 +140,15 @@
         <w:ind w:left="144" w:right="144"/>
         <w:rPr>
           <w:i/>
-          <w:sz w:val="23"/>
-          <w:szCs w:val="23"/>
+          <w:sz w:val="24"/>
+          <w:szCs w:val="24"/>
         </w:rPr>
       </w:pPr>
       <w:r>
         <w:rPr>
           <w:i/>
-          <w:sz w:val="23"/>
-          <w:szCs w:val="23"/>
+          <w:sz w:val="24"/>
+          <w:szCs w:val="24"/>
         </w:rPr>
         <w:t>- Luật Doanh Nghiệp số 59/2020/QH14 và Luật Doanh nghiệp sửa đổi số 76/2025/QH15;</w:t>
       </w:r>
@@ -159,15 +159,15 @@
         <w:ind w:left="144" w:right="144"/>
         <w:rPr>
           <w:i/>
-          <w:sz w:val="23"/>
-          <w:szCs w:val="23"/>
+          <w:sz w:val="24"/>
+          <w:szCs w:val="24"/>
         </w:rPr>
       </w:pPr>
       <w:r>
         <w:rPr>
           <w:i/>
-          <w:sz w:val="23"/>
-          <w:szCs w:val="23"/>
+          <w:sz w:val="24"/>
+          <w:szCs w:val="24"/>
         </w:rPr>
         <w:t>- Điều lệ này thông qua bởi Chủ sở hữu công ty ngày … tháng … năm …….</w:t>
       </w:r>
@@ -179,15 +179,15 @@
         <w:jc w:val="center"/>
         <w:rPr>
           <w:b/>
-          <w:sz w:val="23"/>
-          <w:szCs w:val="23"/>
-        </w:rPr>
-      </w:pPr>
-      <w:r>
-        <w:rPr>
-          <w:b/>
-          <w:sz w:val="23"/>
-          <w:szCs w:val="23"/>
+          <w:sz w:val="24"/>
+          <w:szCs w:val="24"/>
+        </w:rPr>
+      </w:pPr>
+      <w:r>
+        <w:rPr>
+          <w:b/>
+          <w:sz w:val="24"/>
+          <w:szCs w:val="24"/>
         </w:rPr>
         <w:t>Chương I</w:t>
       </w:r>
@@ -198,15 +198,15 @@
         <w:ind w:left="144" w:right="144"/>
         <w:jc w:val="center"/>
         <w:rPr>
-          <w:sz w:val="23"/>
-          <w:szCs w:val="23"/>
-        </w:rPr>
-      </w:pPr>
-      <w:r>
-        <w:rPr>
-          <w:b/>
-          <w:sz w:val="23"/>
-          <w:szCs w:val="23"/>
+          <w:sz w:val="24"/>
+          <w:szCs w:val="24"/>
+        </w:rPr>
+      </w:pPr>
+      <w:r>
+        <w:rPr>
+          <w:b/>
+          <w:sz w:val="24"/>
+          <w:szCs w:val="24"/>
         </w:rPr>
         <w:t>ĐIỀU KHOẢN CHUNG</w:t>
       </w:r>
@@ -217,65 +217,55 @@
         <w:ind w:right="144"/>
         <w:rPr>
           <w:b/>
-          <w:sz w:val="23"/>
-          <w:szCs w:val="23"/>
-        </w:rPr>
-      </w:pPr>
-      <w:r>
-        <w:rPr>
-          <w:b/>
-          <w:sz w:val="23"/>
-          <w:szCs w:val="23"/>
+          <w:sz w:val="24"/>
+          <w:szCs w:val="24"/>
+          <w:lang w:val="en-US"/>
+        </w:rPr>
+      </w:pPr>
+      <w:r>
+        <w:rPr>
+          <w:b/>
+          <w:sz w:val="24"/>
+          <w:szCs w:val="24"/>
         </w:rPr>
         <w:t>Điều 1. Phạm vi trách nhiệm</w:t>
       </w:r>
     </w:p>
     <w:p>
       <w:pPr>
-        <w:pStyle w:val="Heading3"/>
-        <w:tabs>
-          <w:tab w:val="left" w:pos="567"/>
-        </w:tabs>
-        <w:spacing w:before="0" w:after="0" w:line="324" w:lineRule="auto"/>
-        <w:rPr>
-          <w:rFonts w:ascii="Times New Roman" w:eastAsia="Times New Roman" w:hAnsi="Times New Roman" w:cs="Times New Roman"/>
-          <w:b/>
+        <w:spacing w:after="0" w:line="324" w:lineRule="auto"/>
+        <w:ind w:right="144"/>
+        <w:rPr>
           <w:color w:val="000000"/>
-          <w:sz w:val="23"/>
-          <w:szCs w:val="23"/>
-        </w:rPr>
-      </w:pPr>
-      <w:r>
-        <w:rPr>
-          <w:rFonts w:ascii="Times New Roman" w:eastAsia="Times New Roman" w:hAnsi="Times New Roman" w:cs="Times New Roman"/>
+          <w:sz w:val="24"/>
+          <w:szCs w:val="24"/>
+          <w:lang w:val="en-US"/>
+        </w:rPr>
+      </w:pPr>
+      <w:r>
+        <w:rPr>
           <w:color w:val="000000"/>
-          <w:sz w:val="23"/>
-          <w:szCs w:val="23"/>
+          <w:sz w:val="24"/>
+          <w:szCs w:val="24"/>
         </w:rPr>
         <w:t xml:space="preserve">1. Công ty là một pháp nhân độc lập và có tư cách pháp nhân theo Luật pháp Việt Nam. Tất cả hoạt động của Công ty được điều chỉnh bởi Luật pháp Việt Nam và theo các quy định tại Giấy chứng nhận đăng ký doanh nghiệp, Điều lệ này và bất kỳ giấy phép hoặc cấp phép của Cơ quan Nhà nước, cần thiết cho hoạt động kinh doanh của Công ty. </w:t>
       </w:r>
     </w:p>
     <w:p>
       <w:pPr>
-        <w:pStyle w:val="Heading3"/>
-        <w:tabs>
-          <w:tab w:val="left" w:pos="567"/>
-        </w:tabs>
-        <w:spacing w:before="0" w:after="0" w:line="324" w:lineRule="auto"/>
-        <w:rPr>
-          <w:rFonts w:ascii="Times New Roman" w:eastAsia="Times New Roman" w:hAnsi="Times New Roman" w:cs="Times New Roman"/>
-          <w:b/>
+        <w:spacing w:after="0" w:line="324" w:lineRule="auto"/>
+        <w:ind w:right="144"/>
+        <w:rPr>
+          <w:b/>
+          <w:sz w:val="24"/>
+          <w:szCs w:val="24"/>
+        </w:rPr>
+      </w:pPr>
+      <w:r>
+        <w:rPr>
           <w:color w:val="000000"/>
-          <w:sz w:val="23"/>
-          <w:szCs w:val="23"/>
-        </w:rPr>
-      </w:pPr>
-      <w:r>
-        <w:rPr>
-          <w:rFonts w:ascii="Times New Roman" w:eastAsia="Times New Roman" w:hAnsi="Times New Roman" w:cs="Times New Roman"/>
-          <w:color w:val="000000"/>
-          <w:sz w:val="23"/>
-          <w:szCs w:val="23"/>
+          <w:sz w:val="24"/>
+          <w:szCs w:val="24"/>
         </w:rPr>
         <w:t>2. Chủ sở hữu chịu trách nhiệm về các khoản nợ và các nghĩa vụ tài sản khác của doanh nghiệp trong phạm vi số vốn điều lệ của doanh nghiệp</w:t>
       </w:r>
@@ -286,15 +276,15 @@
         <w:ind w:right="144"/>
         <w:rPr>
           <w:b/>
-          <w:sz w:val="23"/>
-          <w:szCs w:val="23"/>
-        </w:rPr>
-      </w:pPr>
-      <w:r>
-        <w:rPr>
-          <w:b/>
-          <w:sz w:val="23"/>
-          <w:szCs w:val="23"/>
+          <w:sz w:val="24"/>
+          <w:szCs w:val="24"/>
+        </w:rPr>
+      </w:pPr>
+      <w:r>
+        <w:rPr>
+          <w:b/>
+          <w:sz w:val="24"/>
+          <w:szCs w:val="24"/>
         </w:rPr>
         <w:t>Điều 2. Tên Doanh nghiệp</w:t>
       </w:r>
@@ -307,8 +297,8 @@
         <w:spacing w:after="0" w:line="324" w:lineRule="auto"/>
         <w:rPr>
           <w:b/>
-          <w:sz w:val="23"/>
-          <w:szCs w:val="23"/>
+          <w:sz w:val="24"/>
+          <w:szCs w:val="24"/>
           <w:lang w:val="en-US"/>
         </w:rPr>
       </w:pPr>
@@ -316,39 +306,39 @@
       <w:bookmarkEnd w:id="2"/>
       <w:r>
         <w:rPr>
-          <w:sz w:val="23"/>
-          <w:szCs w:val="23"/>
+          <w:sz w:val="24"/>
+          <w:szCs w:val="24"/>
         </w:rPr>
         <w:t>Tên công ty viết bằng tiếng Việt (</w:t>
       </w:r>
       <w:r>
         <w:rPr>
           <w:i/>
-          <w:sz w:val="23"/>
-          <w:szCs w:val="23"/>
+          <w:sz w:val="24"/>
+          <w:szCs w:val="24"/>
         </w:rPr>
         <w:t>ghi bằng chữ in hoa</w:t>
       </w:r>
       <w:r>
         <w:rPr>
-          <w:sz w:val="23"/>
-          <w:szCs w:val="23"/>
+          <w:sz w:val="24"/>
+          <w:szCs w:val="24"/>
         </w:rPr>
         <w:t xml:space="preserve">): </w:t>
       </w:r>
       <w:r>
         <w:rPr>
           <w:b/>
-          <w:sz w:val="23"/>
-          <w:szCs w:val="23"/>
+          <w:sz w:val="24"/>
+          <w:szCs w:val="24"/>
         </w:rPr>
         <w:t xml:space="preserve">CÔNG TY TNHH </w:t>
       </w:r>
       <w:r>
         <w:rPr>
           <w:b/>
-          <w:sz w:val="23"/>
-          <w:szCs w:val="23"/>
+          <w:sz w:val="24"/>
+          <w:szCs w:val="24"/>
         </w:rPr>
         <w:t>{{company_info.name.full}}</w:t>
       </w:r>
@@ -360,37 +350,37 @@
         </w:tabs>
         <w:spacing w:after="0" w:line="324" w:lineRule="auto"/>
         <w:rPr>
-          <w:sz w:val="23"/>
-          <w:szCs w:val="23"/>
-        </w:rPr>
-      </w:pPr>
-      <w:r>
-        <w:rPr>
-          <w:sz w:val="23"/>
-          <w:szCs w:val="23"/>
+          <w:sz w:val="24"/>
+          <w:szCs w:val="24"/>
+        </w:rPr>
+      </w:pPr>
+      <w:r>
+        <w:rPr>
+          <w:sz w:val="24"/>
+          <w:szCs w:val="24"/>
         </w:rPr>
         <w:t>Tên công ty viết bằng tiếng nước ngoài (</w:t>
       </w:r>
       <w:r>
         <w:rPr>
           <w:i/>
-          <w:sz w:val="23"/>
-          <w:szCs w:val="23"/>
+          <w:sz w:val="24"/>
+          <w:szCs w:val="24"/>
         </w:rPr>
         <w:t>nếu có</w:t>
       </w:r>
       <w:r>
         <w:rPr>
-          <w:sz w:val="23"/>
-          <w:szCs w:val="23"/>
+          <w:sz w:val="24"/>
+          <w:szCs w:val="24"/>
         </w:rPr>
         <w:t xml:space="preserve">): </w:t>
       </w:r>
       <w:r>
         <w:rPr>
           <w:b/>
-          <w:sz w:val="23"/>
-          <w:szCs w:val="23"/>
+          <w:sz w:val="24"/>
+          <w:szCs w:val="24"/>
         </w:rPr>
         <w:t>{{company_info.name.foreign}}</w:t>
       </w:r>
@@ -403,14 +393,14 @@
         <w:spacing w:after="0" w:line="324" w:lineRule="auto"/>
         <w:rPr>
           <w:b/>
-          <w:sz w:val="23"/>
-          <w:szCs w:val="23"/>
-        </w:rPr>
-      </w:pPr>
-      <w:r>
-        <w:rPr>
-          <w:sz w:val="23"/>
-          <w:szCs w:val="23"/>
+          <w:sz w:val="24"/>
+          <w:szCs w:val="24"/>
+        </w:rPr>
+      </w:pPr>
+      <w:r>
+        <w:rPr>
+          <w:sz w:val="24"/>
+          <w:szCs w:val="24"/>
         </w:rPr>
         <w:t xml:space="preserve">Tên công ty viết tắt: </w:t>
       </w:r>
@@ -418,8 +408,8 @@
         <w:rPr>
           <w:b/>
           <w:bCs/>
-          <w:sz w:val="23"/>
-          <w:szCs w:val="23"/>
+          <w:sz w:val="24"/>
+          <w:szCs w:val="24"/>
         </w:rPr>
         <w:t>{{company_info.name.short}}</w:t>
       </w:r>
@@ -429,15 +419,15 @@
         <w:spacing w:after="0" w:line="324" w:lineRule="auto"/>
         <w:rPr>
           <w:b/>
-          <w:sz w:val="23"/>
-          <w:szCs w:val="23"/>
-        </w:rPr>
-      </w:pPr>
-      <w:r>
-        <w:rPr>
-          <w:b/>
-          <w:sz w:val="23"/>
-          <w:szCs w:val="23"/>
+          <w:sz w:val="24"/>
+          <w:szCs w:val="24"/>
+        </w:rPr>
+      </w:pPr>
+      <w:r>
+        <w:rPr>
+          <w:b/>
+          <w:sz w:val="24"/>
+          <w:szCs w:val="24"/>
         </w:rPr>
         <w:t>Điều 3. Trụ sở chính và địa chỉ chi nhánh, văn phòng đại diện</w:t>
       </w:r>
@@ -447,22 +437,22 @@
         <w:shd w:val="clear" w:color="auto" w:fill="FFFFFF"/>
         <w:spacing w:after="0" w:line="324" w:lineRule="auto"/>
         <w:rPr>
-          <w:sz w:val="23"/>
-          <w:szCs w:val="23"/>
+          <w:sz w:val="24"/>
+          <w:szCs w:val="24"/>
           <w:lang w:val="en-US"/>
         </w:rPr>
       </w:pPr>
       <w:r>
         <w:rPr>
-          <w:sz w:val="23"/>
-          <w:szCs w:val="23"/>
+          <w:sz w:val="24"/>
+          <w:szCs w:val="24"/>
         </w:rPr>
         <w:t xml:space="preserve">Địa chỉ trụ sở chính: </w:t>
       </w:r>
       <w:r>
         <w:rPr>
-          <w:sz w:val="23"/>
-          <w:szCs w:val="23"/>
+          <w:sz w:val="24"/>
+          <w:szCs w:val="24"/>
         </w:rPr>
         <w:t>{{company_info.full_address}}</w:t>
       </w:r>
@@ -482,13 +472,13 @@
         <w:tblLook w:val="04A0" w:firstRow="1" w:lastRow="0" w:firstColumn="1" w:lastColumn="0" w:noHBand="0" w:noVBand="1"/>
       </w:tblPr>
       <w:tblGrid>
-        <w:gridCol w:w="4954"/>
-        <w:gridCol w:w="4277"/>
+        <w:gridCol w:w="5310"/>
+        <w:gridCol w:w="4373"/>
       </w:tblGrid>
       <w:tr>
         <w:tc>
           <w:tcPr>
-            <w:tcW w:w="4954" w:type="dxa"/>
+            <w:tcW w:w="5310" w:type="dxa"/>
             <w:hideMark/>
           </w:tcPr>
           <w:p>
@@ -500,15 +490,15 @@
               <w:ind w:left="-90"/>
               <w:jc w:val="left"/>
               <w:rPr>
-                <w:sz w:val="23"/>
-                <w:szCs w:val="23"/>
+                <w:sz w:val="24"/>
+                <w:szCs w:val="24"/>
                 <w:lang w:val="en"/>
               </w:rPr>
             </w:pPr>
             <w:r>
               <w:rPr>
-                <w:sz w:val="23"/>
-                <w:szCs w:val="23"/>
+                <w:sz w:val="24"/>
+                <w:szCs w:val="24"/>
                 <w:lang w:val="en"/>
               </w:rPr>
               <w:t xml:space="preserve">Điện thoại: {{company_info.contact.phone}}                 </w:t>
@@ -529,35 +519,34 @@
               <w:ind w:left="-90"/>
               <w:jc w:val="left"/>
               <w:rPr>
-                <w:sz w:val="23"/>
-                <w:szCs w:val="23"/>
+                <w:sz w:val="24"/>
+                <w:szCs w:val="24"/>
                 <w:lang w:val="en"/>
               </w:rPr>
             </w:pPr>
             <w:r>
               <w:rPr>
-                <w:sz w:val="23"/>
-                <w:szCs w:val="23"/>
+                <w:sz w:val="24"/>
+                <w:szCs w:val="24"/>
                 <w:lang w:val="en"/>
               </w:rPr>
-              <w:t>Số fax (</w:t>
+              <w:t>Số fax</w:t>
             </w:r>
             <w:r>
               <w:rPr>
-                <w:i/>
-                <w:sz w:val="23"/>
-                <w:szCs w:val="23"/>
+                <w:sz w:val="24"/>
+                <w:szCs w:val="24"/>
                 <w:lang w:val="en"/>
               </w:rPr>
-              <w:t>nếu có</w:t>
+              <w:t>:</w:t>
             </w:r>
             <w:r>
               <w:rPr>
-                <w:sz w:val="23"/>
-                <w:szCs w:val="23"/>
+                <w:sz w:val="24"/>
+                <w:szCs w:val="24"/>
                 <w:lang w:val="en"/>
               </w:rPr>
-              <w:t>): {{company_info.contact.fax}}</w:t>
+              <w:t>{{company_info.contact.fax}}</w:t>
             </w:r>
           </w:p>
         </w:tc>
@@ -565,7 +554,7 @@
       <w:tr>
         <w:tc>
           <w:tcPr>
-            <w:tcW w:w="4954" w:type="dxa"/>
+            <w:tcW w:w="5310" w:type="dxa"/>
             <w:hideMark/>
           </w:tcPr>
           <w:p>
@@ -577,35 +566,18 @@
               <w:ind w:left="-90"/>
               <w:jc w:val="left"/>
               <w:rPr>
-                <w:sz w:val="23"/>
-                <w:szCs w:val="23"/>
+                <w:sz w:val="24"/>
+                <w:szCs w:val="24"/>
                 <w:lang w:val="en"/>
               </w:rPr>
             </w:pPr>
             <w:r>
               <w:rPr>
-                <w:sz w:val="23"/>
-                <w:szCs w:val="23"/>
+                <w:sz w:val="24"/>
+                <w:szCs w:val="24"/>
                 <w:lang w:val="en"/>
               </w:rPr>
-              <w:t>Thư điện tử (</w:t>
-            </w:r>
-            <w:r>
-              <w:rPr>
-                <w:i/>
-                <w:sz w:val="23"/>
-                <w:szCs w:val="23"/>
-                <w:lang w:val="en"/>
-              </w:rPr>
-              <w:t>nếu có</w:t>
-            </w:r>
-            <w:r>
-              <w:rPr>
-                <w:sz w:val="23"/>
-                <w:szCs w:val="23"/>
-                <w:lang w:val="en"/>
-              </w:rPr>
-              <w:t>): {{company_info.contact.email}}</w:t>
+              <w:t>Thư điện tử: {{company_info.contact.email}}</w:t>
             </w:r>
           </w:p>
         </w:tc>
@@ -624,35 +596,34 @@
               <w:jc w:val="left"/>
               <w:rPr>
                 <w:b/>
-                <w:sz w:val="23"/>
-                <w:szCs w:val="23"/>
+                <w:sz w:val="24"/>
+                <w:szCs w:val="24"/>
                 <w:lang w:val="en"/>
               </w:rPr>
             </w:pPr>
             <w:r>
               <w:rPr>
-                <w:sz w:val="23"/>
-                <w:szCs w:val="23"/>
+                <w:sz w:val="24"/>
+                <w:szCs w:val="24"/>
                 <w:lang w:val="en"/>
               </w:rPr>
-              <w:t>Website (</w:t>
+              <w:t>Website</w:t>
             </w:r>
             <w:r>
               <w:rPr>
-                <w:i/>
-                <w:sz w:val="23"/>
-                <w:szCs w:val="23"/>
+                <w:sz w:val="24"/>
+                <w:szCs w:val="24"/>
                 <w:lang w:val="en"/>
               </w:rPr>
-              <w:t>nếu có</w:t>
+              <w:t>:</w:t>
             </w:r>
             <w:r>
               <w:rPr>
-                <w:sz w:val="23"/>
-                <w:szCs w:val="23"/>
+                <w:sz w:val="24"/>
+                <w:szCs w:val="24"/>
                 <w:lang w:val="en"/>
               </w:rPr>
-              <w:t>): {{company_info.contact.website}}</w:t>
+              <w:t>{{company_info.contact.website}}</w:t>
             </w:r>
           </w:p>
         </w:tc>
@@ -667,15 +638,15 @@
         <w:ind w:left="-90"/>
         <w:rPr>
           <w:b/>
-          <w:sz w:val="23"/>
-          <w:szCs w:val="23"/>
-        </w:rPr>
-      </w:pPr>
-      <w:r>
-        <w:rPr>
-          <w:b/>
-          <w:sz w:val="23"/>
-          <w:szCs w:val="23"/>
+          <w:sz w:val="24"/>
+          <w:szCs w:val="24"/>
+        </w:rPr>
+      </w:pPr>
+      <w:r>
+        <w:rPr>
+          <w:b/>
+          <w:sz w:val="24"/>
+          <w:szCs w:val="24"/>
         </w:rPr>
         <w:t xml:space="preserve"> Điều 4. Ngành, nghề kinh doanh</w:t>
       </w:r>
@@ -714,15 +685,15 @@
               <w:jc w:val="center"/>
               <w:rPr>
                 <w:b/>
-                <w:sz w:val="23"/>
-                <w:szCs w:val="23"/>
+                <w:sz w:val="24"/>
+                <w:szCs w:val="24"/>
               </w:rPr>
             </w:pPr>
             <w:r>
               <w:rPr>
                 <w:b/>
-                <w:sz w:val="23"/>
-                <w:szCs w:val="23"/>
+                <w:sz w:val="24"/>
+                <w:szCs w:val="24"/>
               </w:rPr>
               <w:t>STT</w:t>
             </w:r>
@@ -744,15 +715,15 @@
               <w:jc w:val="center"/>
               <w:rPr>
                 <w:b/>
-                <w:sz w:val="23"/>
-                <w:szCs w:val="23"/>
+                <w:sz w:val="24"/>
+                <w:szCs w:val="24"/>
               </w:rPr>
             </w:pPr>
             <w:r>
               <w:rPr>
                 <w:b/>
-                <w:sz w:val="23"/>
-                <w:szCs w:val="23"/>
+                <w:sz w:val="24"/>
+                <w:szCs w:val="24"/>
               </w:rPr>
               <w:t>Tên ngành</w:t>
             </w:r>
@@ -776,15 +747,15 @@
               <w:jc w:val="center"/>
               <w:rPr>
                 <w:b/>
-                <w:sz w:val="23"/>
-                <w:szCs w:val="23"/>
+                <w:sz w:val="24"/>
+                <w:szCs w:val="24"/>
               </w:rPr>
             </w:pPr>
             <w:r>
               <w:rPr>
                 <w:b/>
-                <w:sz w:val="23"/>
-                <w:szCs w:val="23"/>
+                <w:sz w:val="24"/>
+                <w:szCs w:val="24"/>
               </w:rPr>
               <w:t>Mã ngành</w:t>
             </w:r>
@@ -808,15 +779,15 @@
               <w:jc w:val="center"/>
               <w:rPr>
                 <w:b/>
-                <w:sz w:val="23"/>
-                <w:szCs w:val="23"/>
+                <w:sz w:val="24"/>
+                <w:szCs w:val="24"/>
               </w:rPr>
             </w:pPr>
             <w:r>
               <w:rPr>
                 <w:b/>
-                <w:sz w:val="23"/>
-                <w:szCs w:val="23"/>
+                <w:sz w:val="24"/>
+                <w:szCs w:val="24"/>
               </w:rPr>
               <w:t xml:space="preserve">Ngành, nghề </w:t>
             </w:r>
@@ -828,37 +799,37 @@
               <w:jc w:val="center"/>
               <w:rPr>
                 <w:b/>
-                <w:sz w:val="23"/>
-                <w:szCs w:val="23"/>
+                <w:sz w:val="24"/>
+                <w:szCs w:val="24"/>
               </w:rPr>
             </w:pPr>
             <w:r>
               <w:rPr>
                 <w:b/>
-                <w:sz w:val="23"/>
-                <w:szCs w:val="23"/>
+                <w:sz w:val="24"/>
+                <w:szCs w:val="24"/>
               </w:rPr>
               <w:t xml:space="preserve">kinh doanh chính </w:t>
             </w:r>
             <w:r>
               <w:rPr>
-                <w:sz w:val="23"/>
-                <w:szCs w:val="23"/>
+                <w:sz w:val="24"/>
+                <w:szCs w:val="24"/>
               </w:rPr>
               <w:t>(</w:t>
             </w:r>
             <w:r>
               <w:rPr>
                 <w:i/>
-                <w:sz w:val="23"/>
-                <w:szCs w:val="23"/>
+                <w:sz w:val="24"/>
+                <w:szCs w:val="24"/>
               </w:rPr>
               <w:t>đánh dấu X để chọn một trong các ngành, nghề đã kê khai</w:t>
             </w:r>
             <w:r>
               <w:rPr>
-                <w:sz w:val="23"/>
-                <w:szCs w:val="23"/>
+                <w:sz w:val="24"/>
+                <w:szCs w:val="24"/>
               </w:rPr>
               <w:t>)</w:t>
             </w:r>
@@ -886,14 +857,14 @@
               <w:spacing w:after="0" w:line="324" w:lineRule="auto"/>
               <w:jc w:val="center"/>
               <w:rPr>
-                <w:sz w:val="23"/>
-                <w:szCs w:val="23"/>
+                <w:sz w:val="24"/>
+                <w:szCs w:val="24"/>
               </w:rPr>
             </w:pPr>
             <w:r>
               <w:rPr>
-                <w:sz w:val="23"/>
-                <w:szCs w:val="23"/>
+                <w:sz w:val="24"/>
+                <w:szCs w:val="24"/>
               </w:rPr>
               <w:t>{%tr for ind in industries %}</w:t>
             </w:r>
@@ -919,15 +890,15 @@
               <w:spacing w:after="0" w:line="324" w:lineRule="auto"/>
               <w:jc w:val="center"/>
               <w:rPr>
-                <w:sz w:val="23"/>
-                <w:szCs w:val="23"/>
+                <w:sz w:val="24"/>
+                <w:szCs w:val="24"/>
                 <w:lang w:val="en-US"/>
               </w:rPr>
             </w:pPr>
             <w:r>
               <w:rPr>
-                <w:sz w:val="23"/>
-                <w:szCs w:val="23"/>
+                <w:sz w:val="24"/>
+                <w:szCs w:val="24"/>
                 <w:lang w:val="en-US"/>
               </w:rPr>
               <w:t>{{ind.stt}}</w:t>
@@ -949,14 +920,14 @@
               <w:spacing w:after="0" w:line="324" w:lineRule="auto"/>
               <w:jc w:val="left"/>
               <w:rPr>
-                <w:sz w:val="23"/>
-                <w:szCs w:val="23"/>
+                <w:sz w:val="24"/>
+                <w:szCs w:val="24"/>
               </w:rPr>
             </w:pPr>
             <w:r>
               <w:rPr>
-                <w:sz w:val="23"/>
-                <w:szCs w:val="23"/>
+                <w:sz w:val="24"/>
+                <w:szCs w:val="24"/>
               </w:rPr>
               <w:t>{{ind.ten_nganh}}</w:t>
             </w:r>
@@ -964,8 +935,8 @@
               <w:rPr>
                 <w:i/>
                 <w:iCs/>
-                <w:sz w:val="23"/>
-                <w:szCs w:val="23"/>
+                <w:sz w:val="24"/>
+                <w:szCs w:val="24"/>
               </w:rPr>
               <w:t>{% if ind.ghi_chu %}{{ind.ghi_chu}}{% endif %}</w:t>
             </w:r>
@@ -987,14 +958,14 @@
               <w:spacing w:after="0" w:line="324" w:lineRule="auto"/>
               <w:jc w:val="center"/>
               <w:rPr>
-                <w:sz w:val="23"/>
-                <w:szCs w:val="23"/>
+                <w:sz w:val="24"/>
+                <w:szCs w:val="24"/>
               </w:rPr>
             </w:pPr>
             <w:r>
               <w:rPr>
-                <w:sz w:val="23"/>
-                <w:szCs w:val="23"/>
+                <w:sz w:val="24"/>
+                <w:szCs w:val="24"/>
               </w:rPr>
               <w:t>{{ind.ma_nganh}}</w:t>
             </w:r>
@@ -1016,14 +987,14 @@
               <w:spacing w:after="0" w:line="324" w:lineRule="auto"/>
               <w:jc w:val="center"/>
               <w:rPr>
-                <w:sz w:val="23"/>
-                <w:szCs w:val="23"/>
+                <w:sz w:val="24"/>
+                <w:szCs w:val="24"/>
               </w:rPr>
             </w:pPr>
             <w:r>
               <w:rPr>
-                <w:sz w:val="23"/>
-                <w:szCs w:val="23"/>
+                <w:sz w:val="24"/>
+                <w:szCs w:val="24"/>
               </w:rPr>
               <w:t>{{ind.chinh}}</w:t>
             </w:r>
@@ -1051,14 +1022,14 @@
               <w:spacing w:after="0" w:line="324" w:lineRule="auto"/>
               <w:jc w:val="center"/>
               <w:rPr>
-                <w:sz w:val="23"/>
-                <w:szCs w:val="23"/>
+                <w:sz w:val="24"/>
+                <w:szCs w:val="24"/>
               </w:rPr>
             </w:pPr>
             <w:r>
               <w:rPr>
-                <w:sz w:val="23"/>
-                <w:szCs w:val="23"/>
+                <w:sz w:val="24"/>
+                <w:szCs w:val="24"/>
               </w:rPr>
               <w:t>{%tr endfor %}</w:t>
             </w:r>
@@ -1074,8 +1045,8 @@
         <w:spacing w:after="0" w:line="324" w:lineRule="auto"/>
         <w:rPr>
           <w:b/>
-          <w:sz w:val="23"/>
-          <w:szCs w:val="23"/>
+          <w:sz w:val="24"/>
+          <w:szCs w:val="24"/>
         </w:rPr>
       </w:pPr>
     </w:p>
@@ -1087,17 +1058,16 @@
         <w:spacing w:after="0" w:line="324" w:lineRule="auto"/>
         <w:rPr>
           <w:b/>
-          <w:sz w:val="23"/>
-          <w:szCs w:val="23"/>
-        </w:rPr>
-      </w:pPr>
-      <w:r>
-        <w:rPr>
-          <w:b/>
-          <w:sz w:val="23"/>
-          <w:szCs w:val="23"/>
-        </w:rPr>
-        <w:lastRenderedPageBreak/>
+          <w:sz w:val="24"/>
+          <w:szCs w:val="24"/>
+        </w:rPr>
+      </w:pPr>
+      <w:r>
+        <w:rPr>
+          <w:b/>
+          <w:sz w:val="24"/>
+          <w:szCs w:val="24"/>
+        </w:rPr>
         <w:t>Điều 5. Người đại diện theo pháp luật</w:t>
       </w:r>
     </w:p>
@@ -1105,59 +1075,59 @@
       <w:pPr>
         <w:spacing w:after="0" w:line="324" w:lineRule="auto"/>
         <w:rPr>
-          <w:sz w:val="23"/>
-          <w:szCs w:val="23"/>
+          <w:sz w:val="24"/>
+          <w:szCs w:val="24"/>
           <w:highlight w:val="yellow"/>
         </w:rPr>
       </w:pPr>
       <w:r>
         <w:rPr>
-          <w:sz w:val="23"/>
-          <w:szCs w:val="23"/>
+          <w:sz w:val="24"/>
+          <w:szCs w:val="24"/>
         </w:rPr>
         <w:t>1. Công ty có</w:t>
       </w:r>
       <w:r>
         <w:rPr>
-          <w:sz w:val="23"/>
-          <w:szCs w:val="23"/>
+          <w:sz w:val="24"/>
+          <w:szCs w:val="24"/>
           <w:lang w:val="en-US"/>
         </w:rPr>
         <w:t xml:space="preserve"> </w:t>
       </w:r>
       <w:r>
         <w:rPr>
-          <w:sz w:val="23"/>
-          <w:szCs w:val="23"/>
+          <w:sz w:val="24"/>
+          <w:szCs w:val="24"/>
         </w:rPr>
         <w:t>{{ "%02d"|format(representatives|length) }}</w:t>
       </w:r>
       <w:r>
         <w:rPr>
-          <w:sz w:val="23"/>
-          <w:szCs w:val="23"/>
+          <w:sz w:val="24"/>
+          <w:szCs w:val="24"/>
           <w:lang w:val="en-US"/>
         </w:rPr>
         <w:t xml:space="preserve"> </w:t>
       </w:r>
       <w:r>
         <w:rPr>
-          <w:sz w:val="23"/>
-          <w:szCs w:val="23"/>
+          <w:sz w:val="24"/>
+          <w:szCs w:val="24"/>
         </w:rPr>
         <w:t xml:space="preserve">người là người đại diện theo pháp luật, chức danh: </w:t>
       </w:r>
       <w:r>
         <w:rPr>
-          <w:sz w:val="23"/>
-          <w:szCs w:val="23"/>
+          <w:sz w:val="24"/>
+          <w:szCs w:val="24"/>
         </w:rPr>
         <w:t>{{ representatives | map(attribute='position.text') | join(', ') }}</w:t>
       </w:r>
       <w:r>
         <w:rPr>
-          <w:sz w:val="23"/>
-          <w:szCs w:val="23"/>
+          <w:sz w:val="24"/>
+          <w:szCs w:val="24"/>
         </w:rPr>
         <w:t xml:space="preserve"> . Người đại diện theo pháp luật của công ty phải cư trú ở Việt Nam và phải ủy quyền bằng văn bản cho người khác thực hiện quyền và nghĩa vụ của người đại diện theo pháp luật khi xuất cảnh khỏi Việt Nam. Trường hợp này, người đại diện theo pháp luật vẫn phải chịu trách nhiệm về việc thực hiện quyền và nghĩa vụ đã ủy quyền.</w:t>
       </w:r>
@@ -1170,14 +1140,14 @@
         <w:spacing w:after="0" w:line="324" w:lineRule="auto"/>
         <w:jc w:val="left"/>
         <w:rPr>
-          <w:sz w:val="23"/>
-          <w:szCs w:val="23"/>
-        </w:rPr>
-      </w:pPr>
-      <w:r>
-        <w:rPr>
-          <w:sz w:val="23"/>
-          <w:szCs w:val="23"/>
+          <w:sz w:val="24"/>
+          <w:szCs w:val="24"/>
+        </w:rPr>
+      </w:pPr>
+      <w:r>
+        <w:rPr>
+          <w:sz w:val="24"/>
+          <w:szCs w:val="24"/>
         </w:rPr>
         <w:t xml:space="preserve">2. Thông tin của người đại diện theo pháp luật:  </w:t>
       </w:r>
@@ -1189,14 +1159,14 @@
         </w:tabs>
         <w:spacing w:after="0" w:line="324" w:lineRule="auto"/>
         <w:rPr>
-          <w:sz w:val="23"/>
-          <w:szCs w:val="23"/>
-        </w:rPr>
-      </w:pPr>
-      <w:r>
-        <w:rPr>
-          <w:sz w:val="23"/>
-          <w:szCs w:val="23"/>
+          <w:sz w:val="24"/>
+          <w:szCs w:val="24"/>
+        </w:rPr>
+      </w:pPr>
+      <w:r>
+        <w:rPr>
+          <w:sz w:val="24"/>
+          <w:szCs w:val="24"/>
         </w:rPr>
         <w:t>{%if representatives|length == 1 -%}</w:t>
       </w:r>
@@ -1208,14 +1178,14 @@
         </w:tabs>
         <w:spacing w:after="0" w:line="324" w:lineRule="auto"/>
         <w:rPr>
-          <w:sz w:val="23"/>
-          <w:szCs w:val="23"/>
-        </w:rPr>
-      </w:pPr>
-      <w:r>
-        <w:rPr>
-          <w:sz w:val="23"/>
-          <w:szCs w:val="23"/>
+          <w:sz w:val="24"/>
+          <w:szCs w:val="24"/>
+        </w:rPr>
+      </w:pPr>
+      <w:r>
+        <w:rPr>
+          <w:sz w:val="24"/>
+          <w:szCs w:val="24"/>
         </w:rPr>
         <w:t xml:space="preserve">Họ, chữ đệm và tên (ghi bằng chữ in hoa): </w:t>
       </w:r>
@@ -1223,8 +1193,8 @@
         <w:rPr>
           <w:b/>
           <w:bCs/>
-          <w:sz w:val="23"/>
-          <w:szCs w:val="23"/>
+          <w:sz w:val="24"/>
+          <w:szCs w:val="24"/>
         </w:rPr>
         <w:t>{{rep.personal_info.full_name}}</w:t>
       </w:r>
@@ -1236,14 +1206,14 @@
         </w:tabs>
         <w:spacing w:after="0" w:line="324" w:lineRule="auto"/>
         <w:rPr>
-          <w:sz w:val="23"/>
-          <w:szCs w:val="23"/>
-        </w:rPr>
-      </w:pPr>
-      <w:r>
-        <w:rPr>
-          <w:sz w:val="23"/>
-          <w:szCs w:val="23"/>
+          <w:sz w:val="24"/>
+          <w:szCs w:val="24"/>
+        </w:rPr>
+      </w:pPr>
+      <w:r>
+        <w:rPr>
+          <w:sz w:val="24"/>
+          <w:szCs w:val="24"/>
         </w:rPr>
         <w:t>Ngày, tháng, năm sinh: {{rep.personal_info.birth_date}}</w:t>
       </w:r>
@@ -1255,14 +1225,14 @@
         </w:tabs>
         <w:spacing w:after="0" w:line="324" w:lineRule="auto"/>
         <w:rPr>
-          <w:sz w:val="23"/>
-          <w:szCs w:val="23"/>
-        </w:rPr>
-      </w:pPr>
-      <w:r>
-        <w:rPr>
-          <w:sz w:val="23"/>
-          <w:szCs w:val="23"/>
+          <w:sz w:val="24"/>
+          <w:szCs w:val="24"/>
+        </w:rPr>
+      </w:pPr>
+      <w:r>
+        <w:rPr>
+          <w:sz w:val="24"/>
+          <w:szCs w:val="24"/>
         </w:rPr>
         <w:t>Giới tính: {{rep.personal_info.gender}}</w:t>
       </w:r>
@@ -1274,21 +1244,21 @@
         </w:tabs>
         <w:spacing w:after="0" w:line="324" w:lineRule="auto"/>
         <w:rPr>
-          <w:sz w:val="23"/>
-          <w:szCs w:val="23"/>
-        </w:rPr>
-      </w:pPr>
-      <w:r>
-        <w:rPr>
-          <w:sz w:val="23"/>
-          <w:szCs w:val="23"/>
+          <w:sz w:val="24"/>
+          <w:szCs w:val="24"/>
+        </w:rPr>
+      </w:pPr>
+      <w:r>
+        <w:rPr>
+          <w:sz w:val="24"/>
+          <w:szCs w:val="24"/>
         </w:rPr>
         <w:t>Số định danh cá nhân: {{rep.personal_info. id_number}}</w:t>
       </w:r>
       <w:r>
         <w:rPr>
-          <w:sz w:val="23"/>
-          <w:szCs w:val="23"/>
+          <w:sz w:val="24"/>
+          <w:szCs w:val="24"/>
         </w:rPr>
         <w:tab/>
       </w:r>
@@ -1300,14 +1270,14 @@
         </w:tabs>
         <w:spacing w:after="0" w:line="324" w:lineRule="auto"/>
         <w:rPr>
-          <w:sz w:val="23"/>
-          <w:szCs w:val="23"/>
-        </w:rPr>
-      </w:pPr>
-      <w:r>
-        <w:rPr>
-          <w:sz w:val="23"/>
-          <w:szCs w:val="23"/>
+          <w:sz w:val="24"/>
+          <w:szCs w:val="24"/>
+        </w:rPr>
+      </w:pPr>
+      <w:r>
+        <w:rPr>
+          <w:sz w:val="24"/>
+          <w:szCs w:val="24"/>
         </w:rPr>
         <w:t>Chức danh: {{rep.position.text}}</w:t>
       </w:r>
@@ -1319,14 +1289,14 @@
         </w:tabs>
         <w:spacing w:after="0" w:line="324" w:lineRule="auto"/>
         <w:rPr>
-          <w:sz w:val="23"/>
-          <w:szCs w:val="23"/>
-        </w:rPr>
-      </w:pPr>
-      <w:r>
-        <w:rPr>
-          <w:sz w:val="23"/>
-          <w:szCs w:val="23"/>
+          <w:sz w:val="24"/>
+          <w:szCs w:val="24"/>
+        </w:rPr>
+      </w:pPr>
+      <w:r>
+        <w:rPr>
+          <w:sz w:val="24"/>
+          <w:szCs w:val="24"/>
         </w:rPr>
         <w:t>Địa chỉ liên lạc: {{rep.full_address}}</w:t>
       </w:r>
@@ -1338,14 +1308,14 @@
         </w:tabs>
         <w:spacing w:after="0" w:line="324" w:lineRule="auto"/>
         <w:rPr>
-          <w:sz w:val="23"/>
-          <w:szCs w:val="23"/>
-        </w:rPr>
-      </w:pPr>
-      <w:r>
-        <w:rPr>
-          <w:sz w:val="23"/>
-          <w:szCs w:val="23"/>
+          <w:sz w:val="24"/>
+          <w:szCs w:val="24"/>
+        </w:rPr>
+      </w:pPr>
+      <w:r>
+        <w:rPr>
+          <w:sz w:val="24"/>
+          <w:szCs w:val="24"/>
         </w:rPr>
         <w:t>{% else -%}</w:t>
       </w:r>
@@ -1357,29 +1327,29 @@
         </w:tabs>
         <w:spacing w:after="0" w:line="324" w:lineRule="auto"/>
         <w:rPr>
-          <w:sz w:val="23"/>
-          <w:szCs w:val="23"/>
-        </w:rPr>
-      </w:pPr>
-      <w:r>
-        <w:rPr>
-          <w:sz w:val="23"/>
-          <w:szCs w:val="23"/>
+          <w:sz w:val="24"/>
+          <w:szCs w:val="24"/>
+        </w:rPr>
+      </w:pPr>
+      <w:r>
+        <w:rPr>
+          <w:sz w:val="24"/>
+          <w:szCs w:val="24"/>
         </w:rPr>
         <w:t>{%</w:t>
       </w:r>
       <w:r>
         <w:rPr>
-          <w:sz w:val="23"/>
-          <w:szCs w:val="23"/>
+          <w:sz w:val="24"/>
+          <w:szCs w:val="24"/>
           <w:lang w:val="en-US"/>
         </w:rPr>
         <w:t xml:space="preserve"> </w:t>
       </w:r>
       <w:r>
         <w:rPr>
-          <w:sz w:val="23"/>
-          <w:szCs w:val="23"/>
+          <w:sz w:val="24"/>
+          <w:szCs w:val="24"/>
         </w:rPr>
         <w:t>for rep in representatives -%}</w:t>
       </w:r>
@@ -1393,16 +1363,16 @@
         <w:rPr>
           <w:i/>
           <w:iCs/>
-          <w:sz w:val="23"/>
-          <w:szCs w:val="23"/>
+          <w:sz w:val="24"/>
+          <w:szCs w:val="24"/>
         </w:rPr>
       </w:pPr>
       <w:r>
         <w:rPr>
           <w:i/>
           <w:iCs/>
-          <w:sz w:val="23"/>
-          <w:szCs w:val="23"/>
+          <w:sz w:val="24"/>
+          <w:szCs w:val="24"/>
           <w:lang w:val="en-US"/>
         </w:rPr>
         <w:t>2</w:t>
@@ -1411,8 +1381,8 @@
         <w:rPr>
           <w:i/>
           <w:iCs/>
-          <w:sz w:val="23"/>
-          <w:szCs w:val="23"/>
+          <w:sz w:val="24"/>
+          <w:szCs w:val="24"/>
         </w:rPr>
         <w:t>.{{ loop.index}}) Người đại diện {{ loop.index }}:</w:t>
       </w:r>
@@ -1424,14 +1394,14 @@
         </w:tabs>
         <w:spacing w:after="0" w:line="324" w:lineRule="auto"/>
         <w:rPr>
-          <w:sz w:val="23"/>
-          <w:szCs w:val="23"/>
-        </w:rPr>
-      </w:pPr>
-      <w:r>
-        <w:rPr>
-          <w:sz w:val="23"/>
-          <w:szCs w:val="23"/>
+          <w:sz w:val="24"/>
+          <w:szCs w:val="24"/>
+        </w:rPr>
+      </w:pPr>
+      <w:r>
+        <w:rPr>
+          <w:sz w:val="24"/>
+          <w:szCs w:val="24"/>
         </w:rPr>
         <w:t xml:space="preserve">Họ, chữ đệm và tên (ghi bằng chữ in hoa): </w:t>
       </w:r>
@@ -1439,8 +1409,8 @@
         <w:rPr>
           <w:b/>
           <w:bCs/>
-          <w:sz w:val="23"/>
-          <w:szCs w:val="23"/>
+          <w:sz w:val="24"/>
+          <w:szCs w:val="24"/>
         </w:rPr>
         <w:t>{{rep.personal_info.full_name}}</w:t>
       </w:r>
@@ -1452,14 +1422,14 @@
         </w:tabs>
         <w:spacing w:after="0" w:line="324" w:lineRule="auto"/>
         <w:rPr>
-          <w:sz w:val="23"/>
-          <w:szCs w:val="23"/>
-        </w:rPr>
-      </w:pPr>
-      <w:r>
-        <w:rPr>
-          <w:sz w:val="23"/>
-          <w:szCs w:val="23"/>
+          <w:sz w:val="24"/>
+          <w:szCs w:val="24"/>
+        </w:rPr>
+      </w:pPr>
+      <w:r>
+        <w:rPr>
+          <w:sz w:val="24"/>
+          <w:szCs w:val="24"/>
         </w:rPr>
         <w:t>Ngày, tháng, năm sinh: {{rep.personal_info.birth_date}}</w:t>
       </w:r>
@@ -1471,14 +1441,14 @@
         </w:tabs>
         <w:spacing w:after="0" w:line="324" w:lineRule="auto"/>
         <w:rPr>
-          <w:sz w:val="23"/>
-          <w:szCs w:val="23"/>
-        </w:rPr>
-      </w:pPr>
-      <w:r>
-        <w:rPr>
-          <w:sz w:val="23"/>
-          <w:szCs w:val="23"/>
+          <w:sz w:val="24"/>
+          <w:szCs w:val="24"/>
+        </w:rPr>
+      </w:pPr>
+      <w:r>
+        <w:rPr>
+          <w:sz w:val="24"/>
+          <w:szCs w:val="24"/>
         </w:rPr>
         <w:t>Giới tính: {{rep.personal_info.gender}}</w:t>
       </w:r>
@@ -1490,21 +1460,21 @@
         </w:tabs>
         <w:spacing w:after="0" w:line="324" w:lineRule="auto"/>
         <w:rPr>
-          <w:sz w:val="23"/>
-          <w:szCs w:val="23"/>
-        </w:rPr>
-      </w:pPr>
-      <w:r>
-        <w:rPr>
-          <w:sz w:val="23"/>
-          <w:szCs w:val="23"/>
+          <w:sz w:val="24"/>
+          <w:szCs w:val="24"/>
+        </w:rPr>
+      </w:pPr>
+      <w:r>
+        <w:rPr>
+          <w:sz w:val="24"/>
+          <w:szCs w:val="24"/>
         </w:rPr>
         <w:t>Số định danh cá nhân: {{rep.personal_info. id_number}}</w:t>
       </w:r>
       <w:r>
         <w:rPr>
-          <w:sz w:val="23"/>
-          <w:szCs w:val="23"/>
+          <w:sz w:val="24"/>
+          <w:szCs w:val="24"/>
         </w:rPr>
         <w:tab/>
       </w:r>
@@ -1516,14 +1486,14 @@
         </w:tabs>
         <w:spacing w:after="0" w:line="324" w:lineRule="auto"/>
         <w:rPr>
-          <w:sz w:val="23"/>
-          <w:szCs w:val="23"/>
-        </w:rPr>
-      </w:pPr>
-      <w:r>
-        <w:rPr>
-          <w:sz w:val="23"/>
-          <w:szCs w:val="23"/>
+          <w:sz w:val="24"/>
+          <w:szCs w:val="24"/>
+        </w:rPr>
+      </w:pPr>
+      <w:r>
+        <w:rPr>
+          <w:sz w:val="24"/>
+          <w:szCs w:val="24"/>
         </w:rPr>
         <w:t>Chức danh: {{rep.position.text}}</w:t>
       </w:r>
@@ -1535,14 +1505,14 @@
         </w:tabs>
         <w:spacing w:after="0" w:line="324" w:lineRule="auto"/>
         <w:rPr>
-          <w:sz w:val="23"/>
-          <w:szCs w:val="23"/>
-        </w:rPr>
-      </w:pPr>
-      <w:r>
-        <w:rPr>
-          <w:sz w:val="23"/>
-          <w:szCs w:val="23"/>
+          <w:sz w:val="24"/>
+          <w:szCs w:val="24"/>
+        </w:rPr>
+      </w:pPr>
+      <w:r>
+        <w:rPr>
+          <w:sz w:val="24"/>
+          <w:szCs w:val="24"/>
         </w:rPr>
         <w:t>Địa chỉ liên lạc: {{rep.full_address}}</w:t>
       </w:r>
@@ -1554,29 +1524,29 @@
         </w:tabs>
         <w:spacing w:after="0" w:line="324" w:lineRule="auto"/>
         <w:rPr>
-          <w:sz w:val="23"/>
-          <w:szCs w:val="23"/>
-        </w:rPr>
-      </w:pPr>
-      <w:r>
-        <w:rPr>
-          <w:sz w:val="23"/>
-          <w:szCs w:val="23"/>
+          <w:sz w:val="24"/>
+          <w:szCs w:val="24"/>
+        </w:rPr>
+      </w:pPr>
+      <w:r>
+        <w:rPr>
+          <w:sz w:val="24"/>
+          <w:szCs w:val="24"/>
         </w:rPr>
         <w:t>{%</w:t>
       </w:r>
       <w:r>
         <w:rPr>
-          <w:sz w:val="23"/>
-          <w:szCs w:val="23"/>
+          <w:sz w:val="24"/>
+          <w:szCs w:val="24"/>
           <w:lang w:val="en-US"/>
         </w:rPr>
         <w:t xml:space="preserve"> </w:t>
       </w:r>
       <w:r>
         <w:rPr>
-          <w:sz w:val="23"/>
-          <w:szCs w:val="23"/>
+          <w:sz w:val="24"/>
+          <w:szCs w:val="24"/>
         </w:rPr>
         <w:t>endfor %}</w:t>
       </w:r>
@@ -1588,30 +1558,30 @@
         </w:tabs>
         <w:spacing w:after="0" w:line="324" w:lineRule="auto"/>
         <w:rPr>
-          <w:sz w:val="23"/>
-          <w:szCs w:val="23"/>
+          <w:sz w:val="24"/>
+          <w:szCs w:val="24"/>
           <w:lang w:val="en-US"/>
         </w:rPr>
       </w:pPr>
       <w:r>
         <w:rPr>
-          <w:sz w:val="23"/>
-          <w:szCs w:val="23"/>
+          <w:sz w:val="24"/>
+          <w:szCs w:val="24"/>
         </w:rPr>
         <w:t xml:space="preserve">{%- endif </w:t>
       </w:r>
       <w:r>
         <w:rPr>
-          <w:sz w:val="23"/>
-          <w:szCs w:val="23"/>
+          <w:sz w:val="24"/>
+          <w:szCs w:val="24"/>
           <w:lang w:val="en-US"/>
         </w:rPr>
         <w:t>-</w:t>
       </w:r>
       <w:r>
         <w:rPr>
-          <w:sz w:val="23"/>
-          <w:szCs w:val="23"/>
+          <w:sz w:val="24"/>
+          <w:szCs w:val="24"/>
         </w:rPr>
         <w:t>%}</w:t>
       </w:r>
@@ -1623,15 +1593,15 @@
         </w:tabs>
         <w:spacing w:after="0" w:line="324" w:lineRule="auto"/>
         <w:rPr>
-          <w:sz w:val="23"/>
-          <w:szCs w:val="23"/>
+          <w:sz w:val="24"/>
+          <w:szCs w:val="24"/>
           <w:lang w:val="en-US"/>
         </w:rPr>
       </w:pPr>
       <w:r>
         <w:rPr>
-          <w:sz w:val="23"/>
-          <w:szCs w:val="23"/>
+          <w:sz w:val="24"/>
+          <w:szCs w:val="24"/>
         </w:rPr>
         <w:t>3. Quyền và nghĩa vụ của người đại diện theo pháp luật</w:t>
       </w:r>
@@ -1643,14 +1613,14 @@
         </w:tabs>
         <w:spacing w:after="0" w:line="324" w:lineRule="auto"/>
         <w:rPr>
-          <w:sz w:val="23"/>
-          <w:szCs w:val="23"/>
-        </w:rPr>
-      </w:pPr>
-      <w:r>
-        <w:rPr>
-          <w:sz w:val="23"/>
-          <w:szCs w:val="23"/>
+          <w:sz w:val="24"/>
+          <w:szCs w:val="24"/>
+        </w:rPr>
+      </w:pPr>
+      <w:r>
+        <w:rPr>
+          <w:sz w:val="24"/>
+          <w:szCs w:val="24"/>
         </w:rPr>
         <w:t>- Đại diện cho doanh nghiệp thực hiện các quyền và nghĩa vụ phát sinh từ giao dịch của doanh nghiệp, đại diện cho doanh nghiệp với tư cách người yêu cầu giải quyết việc dân sự, nguyên đơn, bị đơn, người có quyền lợi, nghĩa vụ liên quan trước Trọng tài, Tòa án.</w:t>
       </w:r>
@@ -1662,14 +1632,14 @@
         </w:tabs>
         <w:spacing w:after="0" w:line="324" w:lineRule="auto"/>
         <w:rPr>
-          <w:sz w:val="23"/>
-          <w:szCs w:val="23"/>
-        </w:rPr>
-      </w:pPr>
-      <w:r>
-        <w:rPr>
-          <w:sz w:val="23"/>
-          <w:szCs w:val="23"/>
+          <w:sz w:val="24"/>
+          <w:szCs w:val="24"/>
+        </w:rPr>
+      </w:pPr>
+      <w:r>
+        <w:rPr>
+          <w:sz w:val="24"/>
+          <w:szCs w:val="24"/>
         </w:rPr>
         <w:t>- Tham gia quản lý và điều hành các hoạt động kinh doanh hằng ngày của doanh nghiệp, được hưởng lương và các quyền khác theo vị trí chức danh quản lý, nếu là người nước ngoài thì được cấp giấy phép lao động và được coi là có kinh nghiệm quản lý.</w:t>
       </w:r>
@@ -1681,14 +1651,14 @@
         </w:tabs>
         <w:spacing w:after="0" w:line="324" w:lineRule="auto"/>
         <w:rPr>
-          <w:sz w:val="23"/>
-          <w:szCs w:val="23"/>
-        </w:rPr>
-      </w:pPr>
-      <w:r>
-        <w:rPr>
-          <w:sz w:val="23"/>
-          <w:szCs w:val="23"/>
+          <w:sz w:val="24"/>
+          <w:szCs w:val="24"/>
+        </w:rPr>
+      </w:pPr>
+      <w:r>
+        <w:rPr>
+          <w:sz w:val="24"/>
+          <w:szCs w:val="24"/>
         </w:rPr>
         <w:t>- Trung thành với lợi ích của doanh nghiệp; không sử dụng thông tin, bí quyết, cơ hội kinh doanh của doanh nghiệp, không lạm dụng địa vị, chức vụ và sử dụng tài sản của doanh nghiệp để tư lợi hoặc phục vụ lợi ích của tổ chức, cá nhân khác;</w:t>
       </w:r>
@@ -1700,14 +1670,14 @@
         </w:tabs>
         <w:spacing w:after="0" w:line="324" w:lineRule="auto"/>
         <w:rPr>
-          <w:sz w:val="23"/>
-          <w:szCs w:val="23"/>
-        </w:rPr>
-      </w:pPr>
-      <w:r>
-        <w:rPr>
-          <w:sz w:val="23"/>
-          <w:szCs w:val="23"/>
+          <w:sz w:val="24"/>
+          <w:szCs w:val="24"/>
+        </w:rPr>
+      </w:pPr>
+      <w:r>
+        <w:rPr>
+          <w:sz w:val="24"/>
+          <w:szCs w:val="24"/>
         </w:rPr>
         <w:t>- Người đại diện theo pháp luật của doanh nghiệp chịu trách nhiệm cá nhân đối với những thiệt hại cho doanh nghiệp do vi phạm nghĩa vụ quy định.</w:t>
       </w:r>
@@ -1719,14 +1689,14 @@
         </w:tabs>
         <w:spacing w:after="0" w:line="324" w:lineRule="auto"/>
         <w:rPr>
-          <w:sz w:val="23"/>
-          <w:szCs w:val="23"/>
-        </w:rPr>
-      </w:pPr>
-      <w:r>
-        <w:rPr>
-          <w:sz w:val="23"/>
-          <w:szCs w:val="23"/>
+          <w:sz w:val="24"/>
+          <w:szCs w:val="24"/>
+        </w:rPr>
+      </w:pPr>
+      <w:r>
+        <w:rPr>
+          <w:sz w:val="24"/>
+          <w:szCs w:val="24"/>
         </w:rPr>
         <w:t>- Tuân thủ các quy định theo điều lệ doanh nghiệp và các điều khoản trong hợp đồng lao động.</w:t>
       </w:r>
@@ -1738,14 +1708,14 @@
         </w:tabs>
         <w:spacing w:after="0" w:line="324" w:lineRule="auto"/>
         <w:rPr>
-          <w:sz w:val="23"/>
-          <w:szCs w:val="23"/>
-        </w:rPr>
-      </w:pPr>
-      <w:r>
-        <w:rPr>
-          <w:sz w:val="23"/>
-          <w:szCs w:val="23"/>
+          <w:sz w:val="24"/>
+          <w:szCs w:val="24"/>
+        </w:rPr>
+      </w:pPr>
+      <w:r>
+        <w:rPr>
+          <w:sz w:val="24"/>
+          <w:szCs w:val="24"/>
         </w:rPr>
         <w:t>- Các quyền, nghĩa vụ khác theo quy định của pháp luật.</w:t>
       </w:r>
@@ -1757,16 +1727,17 @@
         <w:jc w:val="center"/>
         <w:rPr>
           <w:b/>
-          <w:sz w:val="23"/>
-          <w:szCs w:val="23"/>
-        </w:rPr>
-      </w:pPr>
-      <w:r>
-        <w:rPr>
-          <w:b/>
-          <w:sz w:val="23"/>
-          <w:szCs w:val="23"/>
-        </w:rPr>
+          <w:sz w:val="24"/>
+          <w:szCs w:val="24"/>
+        </w:rPr>
+      </w:pPr>
+      <w:r>
+        <w:rPr>
+          <w:b/>
+          <w:sz w:val="24"/>
+          <w:szCs w:val="24"/>
+        </w:rPr>
+        <w:lastRenderedPageBreak/>
         <w:t>Chương II</w:t>
       </w:r>
     </w:p>
@@ -1777,15 +1748,15 @@
         <w:jc w:val="center"/>
         <w:rPr>
           <w:b/>
-          <w:sz w:val="23"/>
-          <w:szCs w:val="23"/>
-        </w:rPr>
-      </w:pPr>
-      <w:r>
-        <w:rPr>
-          <w:b/>
-          <w:sz w:val="23"/>
-          <w:szCs w:val="23"/>
+          <w:sz w:val="24"/>
+          <w:szCs w:val="24"/>
+        </w:rPr>
+      </w:pPr>
+      <w:r>
+        <w:rPr>
+          <w:b/>
+          <w:sz w:val="24"/>
+          <w:szCs w:val="24"/>
         </w:rPr>
         <w:t>VỐN VÀ CHỦ SỞ HỮU CÔNG TY</w:t>
       </w:r>
@@ -1796,15 +1767,15 @@
         <w:ind w:right="144"/>
         <w:rPr>
           <w:b/>
-          <w:sz w:val="23"/>
-          <w:szCs w:val="23"/>
-        </w:rPr>
-      </w:pPr>
-      <w:r>
-        <w:rPr>
-          <w:b/>
-          <w:sz w:val="23"/>
-          <w:szCs w:val="23"/>
+          <w:sz w:val="24"/>
+          <w:szCs w:val="24"/>
+        </w:rPr>
+      </w:pPr>
+      <w:r>
+        <w:rPr>
+          <w:b/>
+          <w:sz w:val="24"/>
+          <w:szCs w:val="24"/>
         </w:rPr>
         <w:t>Điều 6. Vốn điều lệ, chủ sở hữu công ty</w:t>
       </w:r>
@@ -1813,16 +1784,15 @@
       <w:pPr>
         <w:spacing w:after="0" w:line="324" w:lineRule="auto"/>
         <w:rPr>
-          <w:sz w:val="23"/>
-          <w:szCs w:val="23"/>
-        </w:rPr>
-      </w:pPr>
-      <w:r>
-        <w:rPr>
-          <w:sz w:val="23"/>
-          <w:szCs w:val="23"/>
-        </w:rPr>
-        <w:lastRenderedPageBreak/>
+          <w:sz w:val="24"/>
+          <w:szCs w:val="24"/>
+        </w:rPr>
+      </w:pPr>
+      <w:r>
+        <w:rPr>
+          <w:sz w:val="24"/>
+          <w:szCs w:val="24"/>
+        </w:rPr>
         <w:t>1. Vốn điều lệ của công ty tại thời điểm đăng ký doanh nghiệp là tổng giá trị tài sản do chủ sở hữu cam kết góp.</w:t>
       </w:r>
     </w:p>
@@ -1833,42 +1803,42 @@
         </w:tabs>
         <w:spacing w:after="0" w:line="324" w:lineRule="auto"/>
         <w:rPr>
-          <w:sz w:val="23"/>
-          <w:szCs w:val="23"/>
-        </w:rPr>
-      </w:pPr>
-      <w:r>
-        <w:rPr>
-          <w:sz w:val="23"/>
-          <w:szCs w:val="23"/>
+          <w:sz w:val="24"/>
+          <w:szCs w:val="24"/>
+        </w:rPr>
+      </w:pPr>
+      <w:r>
+        <w:rPr>
+          <w:sz w:val="24"/>
+          <w:szCs w:val="24"/>
         </w:rPr>
         <w:t xml:space="preserve">Vốn điều lệ của công ty là: </w:t>
       </w:r>
       <w:r>
         <w:rPr>
-          <w:sz w:val="23"/>
-          <w:szCs w:val="23"/>
+          <w:sz w:val="24"/>
+          <w:szCs w:val="24"/>
         </w:rPr>
         <w:t xml:space="preserve">{{charter_capital.info.amount}} </w:t>
       </w:r>
       <w:r>
         <w:rPr>
-          <w:sz w:val="23"/>
-          <w:szCs w:val="23"/>
+          <w:sz w:val="24"/>
+          <w:szCs w:val="24"/>
         </w:rPr>
         <w:t xml:space="preserve">(Ghi bằng chữ: </w:t>
       </w:r>
       <w:r>
         <w:rPr>
-          <w:sz w:val="23"/>
-          <w:szCs w:val="23"/>
+          <w:sz w:val="24"/>
+          <w:szCs w:val="24"/>
         </w:rPr>
         <w:t>{{charter_capital.info.text}}</w:t>
       </w:r>
       <w:r>
         <w:rPr>
-          <w:sz w:val="23"/>
-          <w:szCs w:val="23"/>
+          <w:sz w:val="24"/>
+          <w:szCs w:val="24"/>
         </w:rPr>
         <w:t>), bao gồm:</w:t>
       </w:r>
@@ -1880,14 +1850,14 @@
         </w:tabs>
         <w:spacing w:after="0" w:line="324" w:lineRule="auto"/>
         <w:rPr>
-          <w:sz w:val="23"/>
-          <w:szCs w:val="23"/>
-        </w:rPr>
-      </w:pPr>
-      <w:r>
-        <w:rPr>
-          <w:sz w:val="23"/>
-          <w:szCs w:val="23"/>
+          <w:sz w:val="24"/>
+          <w:szCs w:val="24"/>
+        </w:rPr>
+      </w:pPr>
+      <w:r>
+        <w:rPr>
+          <w:sz w:val="24"/>
+          <w:szCs w:val="24"/>
         </w:rPr>
         <w:t>- Tiền mặt:</w:t>
       </w:r>
@@ -1899,50 +1869,50 @@
         </w:tabs>
         <w:spacing w:after="0" w:line="324" w:lineRule="auto"/>
         <w:rPr>
-          <w:sz w:val="23"/>
-          <w:szCs w:val="23"/>
-        </w:rPr>
-      </w:pPr>
-      <w:r>
-        <w:rPr>
-          <w:sz w:val="23"/>
-          <w:szCs w:val="23"/>
+          <w:sz w:val="24"/>
+          <w:szCs w:val="24"/>
+        </w:rPr>
+      </w:pPr>
+      <w:r>
+        <w:rPr>
+          <w:sz w:val="24"/>
+          <w:szCs w:val="24"/>
         </w:rPr>
         <w:t>+ Tiền Việt Nam:</w:t>
       </w:r>
       <w:r>
         <w:rPr>
           <w:b/>
-          <w:sz w:val="23"/>
-          <w:szCs w:val="23"/>
+          <w:sz w:val="24"/>
+          <w:szCs w:val="24"/>
         </w:rPr>
         <w:t xml:space="preserve"> </w:t>
       </w:r>
       <w:r>
         <w:rPr>
-          <w:sz w:val="23"/>
-          <w:szCs w:val="23"/>
+          <w:sz w:val="24"/>
+          <w:szCs w:val="24"/>
         </w:rPr>
         <w:t xml:space="preserve">{{charter_capital.info.amount}} </w:t>
       </w:r>
       <w:r>
         <w:rPr>
-          <w:sz w:val="23"/>
-          <w:szCs w:val="23"/>
+          <w:sz w:val="24"/>
+          <w:szCs w:val="24"/>
         </w:rPr>
         <w:t xml:space="preserve">(Ghi bằng chữ: </w:t>
       </w:r>
       <w:r>
         <w:rPr>
-          <w:sz w:val="23"/>
-          <w:szCs w:val="23"/>
+          <w:sz w:val="24"/>
+          <w:szCs w:val="24"/>
         </w:rPr>
         <w:t>{{charter_capital.info.text}}</w:t>
       </w:r>
       <w:r>
         <w:rPr>
-          <w:sz w:val="23"/>
-          <w:szCs w:val="23"/>
+          <w:sz w:val="24"/>
+          <w:szCs w:val="24"/>
         </w:rPr>
         <w:t>)</w:t>
       </w:r>
@@ -1954,14 +1924,14 @@
         </w:tabs>
         <w:spacing w:after="0" w:line="324" w:lineRule="auto"/>
         <w:rPr>
-          <w:sz w:val="23"/>
-          <w:szCs w:val="23"/>
-        </w:rPr>
-      </w:pPr>
-      <w:r>
-        <w:rPr>
-          <w:sz w:val="23"/>
-          <w:szCs w:val="23"/>
+          <w:sz w:val="24"/>
+          <w:szCs w:val="24"/>
+        </w:rPr>
+      </w:pPr>
+      <w:r>
+        <w:rPr>
+          <w:sz w:val="24"/>
+          <w:szCs w:val="24"/>
         </w:rPr>
         <w:t>+ Ngoại tệ: Không</w:t>
       </w:r>
@@ -1973,14 +1943,14 @@
         </w:tabs>
         <w:spacing w:after="0" w:line="324" w:lineRule="auto"/>
         <w:rPr>
-          <w:sz w:val="23"/>
-          <w:szCs w:val="23"/>
-        </w:rPr>
-      </w:pPr>
-      <w:r>
-        <w:rPr>
-          <w:sz w:val="23"/>
-          <w:szCs w:val="23"/>
+          <w:sz w:val="24"/>
+          <w:szCs w:val="24"/>
+        </w:rPr>
+      </w:pPr>
+      <w:r>
+        <w:rPr>
+          <w:sz w:val="24"/>
+          <w:szCs w:val="24"/>
         </w:rPr>
         <w:t>- Tài sản: Không</w:t>
       </w:r>
@@ -1992,21 +1962,21 @@
         </w:tabs>
         <w:spacing w:after="0" w:line="324" w:lineRule="auto"/>
         <w:rPr>
-          <w:sz w:val="23"/>
-          <w:szCs w:val="23"/>
-        </w:rPr>
-      </w:pPr>
-      <w:r>
-        <w:rPr>
-          <w:sz w:val="23"/>
-          <w:szCs w:val="23"/>
+          <w:sz w:val="24"/>
+          <w:szCs w:val="24"/>
+        </w:rPr>
+      </w:pPr>
+      <w:r>
+        <w:rPr>
+          <w:sz w:val="24"/>
+          <w:szCs w:val="24"/>
         </w:rPr>
         <w:t>2. Thông tin về chủ sở hữu công ty:</w:t>
       </w:r>
       <w:r>
         <w:rPr>
-          <w:sz w:val="23"/>
-          <w:szCs w:val="23"/>
+          <w:sz w:val="24"/>
+          <w:szCs w:val="24"/>
         </w:rPr>
         <w:tab/>
       </w:r>
@@ -2019,8 +1989,8 @@
         <w:spacing w:after="0" w:line="324" w:lineRule="auto"/>
         <w:jc w:val="left"/>
         <w:rPr>
-          <w:sz w:val="23"/>
-          <w:szCs w:val="23"/>
+          <w:sz w:val="24"/>
+          <w:szCs w:val="24"/>
           <w:lang w:val="en-US"/>
         </w:rPr>
       </w:pPr>
@@ -2028,38 +1998,38 @@
       <w:bookmarkEnd w:id="3"/>
       <w:r>
         <w:rPr>
-          <w:sz w:val="23"/>
-          <w:szCs w:val="23"/>
+          <w:sz w:val="24"/>
+          <w:szCs w:val="24"/>
         </w:rPr>
         <w:t>Họ và tên (</w:t>
       </w:r>
       <w:r>
         <w:rPr>
           <w:i/>
-          <w:sz w:val="23"/>
-          <w:szCs w:val="23"/>
+          <w:sz w:val="24"/>
+          <w:szCs w:val="24"/>
         </w:rPr>
         <w:t>ghi bằng chữ in hoa</w:t>
       </w:r>
       <w:r>
         <w:rPr>
-          <w:sz w:val="23"/>
-          <w:szCs w:val="23"/>
+          <w:sz w:val="24"/>
+          <w:szCs w:val="24"/>
         </w:rPr>
         <w:t xml:space="preserve">): </w:t>
       </w:r>
       <w:r>
         <w:rPr>
           <w:b/>
-          <w:sz w:val="23"/>
-          <w:szCs w:val="23"/>
+          <w:sz w:val="24"/>
+          <w:szCs w:val="24"/>
         </w:rPr>
         <w:t>{{owner.personal_info.full_name}}</w:t>
       </w:r>
       <w:r>
         <w:rPr>
-          <w:sz w:val="23"/>
-          <w:szCs w:val="23"/>
+          <w:sz w:val="24"/>
+          <w:szCs w:val="24"/>
         </w:rPr>
         <w:tab/>
       </w:r>
@@ -2072,22 +2042,22 @@
         <w:spacing w:after="0" w:line="324" w:lineRule="auto"/>
         <w:jc w:val="left"/>
         <w:rPr>
-          <w:sz w:val="23"/>
-          <w:szCs w:val="23"/>
+          <w:sz w:val="24"/>
+          <w:szCs w:val="24"/>
           <w:lang w:val="en-US"/>
         </w:rPr>
       </w:pPr>
       <w:r>
         <w:rPr>
-          <w:sz w:val="23"/>
-          <w:szCs w:val="23"/>
+          <w:sz w:val="24"/>
+          <w:szCs w:val="24"/>
         </w:rPr>
         <w:t xml:space="preserve">Giới tính: </w:t>
       </w:r>
       <w:r>
         <w:rPr>
-          <w:sz w:val="23"/>
-          <w:szCs w:val="23"/>
+          <w:sz w:val="24"/>
+          <w:szCs w:val="24"/>
         </w:rPr>
         <w:t>{{owner.personal_info.gender}}</w:t>
       </w:r>
@@ -2096,28 +2066,28 @@
       <w:pPr>
         <w:spacing w:after="0" w:line="324" w:lineRule="auto"/>
         <w:rPr>
-          <w:sz w:val="23"/>
-          <w:szCs w:val="23"/>
-        </w:rPr>
-      </w:pPr>
-      <w:r>
-        <w:rPr>
-          <w:sz w:val="23"/>
-          <w:szCs w:val="23"/>
+          <w:sz w:val="24"/>
+          <w:szCs w:val="24"/>
+        </w:rPr>
+      </w:pPr>
+      <w:r>
+        <w:rPr>
+          <w:sz w:val="24"/>
+          <w:szCs w:val="24"/>
         </w:rPr>
         <w:t xml:space="preserve">Sinh ngày: </w:t>
       </w:r>
       <w:r>
         <w:rPr>
-          <w:sz w:val="23"/>
-          <w:szCs w:val="23"/>
+          <w:sz w:val="24"/>
+          <w:szCs w:val="24"/>
         </w:rPr>
         <w:t>{{owner.personal_info.birth_date}}</w:t>
       </w:r>
       <w:r>
         <w:rPr>
-          <w:sz w:val="23"/>
-          <w:szCs w:val="23"/>
+          <w:sz w:val="24"/>
+          <w:szCs w:val="24"/>
         </w:rPr>
         <w:tab/>
         <w:t xml:space="preserve">   </w:t>
@@ -2127,44 +2097,58 @@
       <w:pPr>
         <w:spacing w:after="0" w:line="324" w:lineRule="auto"/>
         <w:rPr>
-          <w:sz w:val="23"/>
-          <w:szCs w:val="23"/>
-        </w:rPr>
-      </w:pPr>
-      <w:r>
-        <w:rPr>
-          <w:sz w:val="23"/>
-          <w:szCs w:val="23"/>
+          <w:sz w:val="24"/>
+          <w:szCs w:val="24"/>
+        </w:rPr>
+      </w:pPr>
+      <w:r>
+        <w:rPr>
+          <w:sz w:val="24"/>
+          <w:szCs w:val="24"/>
         </w:rPr>
         <w:t xml:space="preserve">Số định danh cá nhân: </w:t>
       </w:r>
       <w:r>
         <w:rPr>
-          <w:sz w:val="23"/>
-          <w:szCs w:val="23"/>
-        </w:rPr>
-        <w:t>{{owner.personal_info.birth_date}}</w:t>
-      </w:r>
-    </w:p>
-    <w:p>
-      <w:pPr>
-        <w:spacing w:after="0" w:line="324" w:lineRule="auto"/>
-        <w:rPr>
-          <w:sz w:val="23"/>
-          <w:szCs w:val="23"/>
-        </w:rPr>
-      </w:pPr>
-      <w:r>
-        <w:rPr>
-          <w:sz w:val="23"/>
-          <w:szCs w:val="23"/>
+          <w:sz w:val="24"/>
+          <w:szCs w:val="24"/>
+        </w:rPr>
+        <w:t>{{owner.personal_info.</w:t>
+      </w:r>
+      <w:r>
+        <w:rPr>
+          <w:sz w:val="24"/>
+          <w:szCs w:val="24"/>
+        </w:rPr>
+        <w:t xml:space="preserve">id_number </w:t>
+      </w:r>
+      <w:r>
+        <w:rPr>
+          <w:sz w:val="24"/>
+          <w:szCs w:val="24"/>
+        </w:rPr>
+        <w:t>}}</w:t>
+      </w:r>
+    </w:p>
+    <w:p>
+      <w:pPr>
+        <w:spacing w:after="0" w:line="324" w:lineRule="auto"/>
+        <w:rPr>
+          <w:sz w:val="24"/>
+          <w:szCs w:val="24"/>
+        </w:rPr>
+      </w:pPr>
+      <w:r>
+        <w:rPr>
+          <w:sz w:val="24"/>
+          <w:szCs w:val="24"/>
         </w:rPr>
         <w:t xml:space="preserve">Địa chỉ liên lạc: </w:t>
       </w:r>
       <w:r>
         <w:rPr>
-          <w:sz w:val="23"/>
-          <w:szCs w:val="23"/>
+          <w:sz w:val="24"/>
+          <w:szCs w:val="24"/>
         </w:rPr>
         <w:t>{{owner.full_address}}</w:t>
       </w:r>
@@ -2174,16 +2158,16 @@
         <w:spacing w:after="0" w:line="324" w:lineRule="auto"/>
         <w:rPr>
           <w:b/>
-          <w:sz w:val="23"/>
-          <w:szCs w:val="23"/>
+          <w:sz w:val="24"/>
+          <w:szCs w:val="24"/>
           <w:lang w:val="en-US"/>
         </w:rPr>
       </w:pPr>
       <w:r>
         <w:rPr>
           <w:b/>
-          <w:sz w:val="23"/>
-          <w:szCs w:val="23"/>
+          <w:sz w:val="24"/>
+          <w:szCs w:val="24"/>
         </w:rPr>
         <w:t>* Chủ sở hữu hưởng lợi</w:t>
       </w:r>
@@ -2193,24 +2177,24 @@
         <w:spacing w:after="0" w:line="324" w:lineRule="auto"/>
         <w:rPr>
           <w:bCs/>
-          <w:sz w:val="23"/>
-          <w:szCs w:val="23"/>
+          <w:sz w:val="24"/>
+          <w:szCs w:val="24"/>
           <w:lang w:val="en-US"/>
         </w:rPr>
       </w:pPr>
       <w:r>
         <w:rPr>
           <w:bCs/>
-          <w:sz w:val="23"/>
-          <w:szCs w:val="23"/>
+          <w:sz w:val="24"/>
+          <w:szCs w:val="24"/>
         </w:rPr>
         <w:t>{%</w:t>
       </w:r>
       <w:r>
         <w:rPr>
           <w:bCs/>
-          <w:sz w:val="23"/>
-          <w:szCs w:val="23"/>
+          <w:sz w:val="24"/>
+          <w:szCs w:val="24"/>
           <w:lang w:val="en-US"/>
         </w:rPr>
         <w:t>-</w:t>
@@ -2218,8 +2202,8 @@
       <w:r>
         <w:rPr>
           <w:bCs/>
-          <w:sz w:val="23"/>
-          <w:szCs w:val="23"/>
+          <w:sz w:val="24"/>
+          <w:szCs w:val="24"/>
         </w:rPr>
         <w:t xml:space="preserve"> for bo in beneficial_owners %}</w:t>
       </w:r>
@@ -2231,54 +2215,54 @@
         </w:tabs>
         <w:spacing w:after="0" w:line="324" w:lineRule="auto"/>
         <w:rPr>
-          <w:sz w:val="23"/>
-          <w:szCs w:val="23"/>
+          <w:sz w:val="24"/>
+          <w:szCs w:val="24"/>
           <w:lang w:val="en-US"/>
         </w:rPr>
       </w:pPr>
       <w:r>
         <w:rPr>
-          <w:sz w:val="23"/>
-          <w:szCs w:val="23"/>
+          <w:sz w:val="24"/>
+          <w:szCs w:val="24"/>
         </w:rPr>
         <w:t>Họ và tên (</w:t>
       </w:r>
       <w:r>
         <w:rPr>
           <w:i/>
-          <w:sz w:val="23"/>
-          <w:szCs w:val="23"/>
+          <w:sz w:val="24"/>
+          <w:szCs w:val="24"/>
         </w:rPr>
         <w:t>ghi bằng chữ in hoa</w:t>
       </w:r>
       <w:r>
         <w:rPr>
-          <w:sz w:val="23"/>
-          <w:szCs w:val="23"/>
+          <w:sz w:val="24"/>
+          <w:szCs w:val="24"/>
         </w:rPr>
         <w:t xml:space="preserve">): </w:t>
       </w:r>
       <w:r>
         <w:rPr>
           <w:b/>
-          <w:sz w:val="23"/>
-          <w:szCs w:val="23"/>
+          <w:sz w:val="24"/>
+          <w:szCs w:val="24"/>
         </w:rPr>
         <w:t>{{ bo.personal_info.full_name }</w:t>
       </w:r>
       <w:r>
         <w:rPr>
           <w:b/>
-          <w:sz w:val="23"/>
-          <w:szCs w:val="23"/>
+          <w:sz w:val="24"/>
+          <w:szCs w:val="24"/>
           <w:lang w:val="en-US"/>
         </w:rPr>
         <w:t>}</w:t>
       </w:r>
       <w:r>
         <w:rPr>
-          <w:sz w:val="23"/>
-          <w:szCs w:val="23"/>
+          <w:sz w:val="24"/>
+          <w:szCs w:val="24"/>
         </w:rPr>
         <w:tab/>
       </w:r>
@@ -2290,22 +2274,22 @@
         </w:tabs>
         <w:spacing w:after="0" w:line="324" w:lineRule="auto"/>
         <w:rPr>
-          <w:sz w:val="23"/>
-          <w:szCs w:val="23"/>
+          <w:sz w:val="24"/>
+          <w:szCs w:val="24"/>
           <w:lang w:val="en-US"/>
         </w:rPr>
       </w:pPr>
       <w:r>
         <w:rPr>
-          <w:sz w:val="23"/>
-          <w:szCs w:val="23"/>
+          <w:sz w:val="24"/>
+          <w:szCs w:val="24"/>
         </w:rPr>
         <w:t xml:space="preserve">Giới tính: </w:t>
       </w:r>
       <w:r>
         <w:rPr>
-          <w:sz w:val="23"/>
-          <w:szCs w:val="23"/>
+          <w:sz w:val="24"/>
+          <w:szCs w:val="24"/>
         </w:rPr>
         <w:t>{{ bo.personal_info.gender }}</w:t>
       </w:r>
@@ -2314,37 +2298,29 @@
       <w:pPr>
         <w:spacing w:after="0" w:line="324" w:lineRule="auto"/>
         <w:rPr>
-          <w:sz w:val="23"/>
-          <w:szCs w:val="23"/>
-        </w:rPr>
-      </w:pPr>
-      <w:r>
-        <w:rPr>
-          <w:sz w:val="23"/>
-          <w:szCs w:val="23"/>
+          <w:sz w:val="24"/>
+          <w:szCs w:val="24"/>
+        </w:rPr>
+      </w:pPr>
+      <w:r>
+        <w:rPr>
+          <w:sz w:val="24"/>
+          <w:szCs w:val="24"/>
         </w:rPr>
         <w:t>Sinh ngày:</w:t>
       </w:r>
       <w:r>
         <w:rPr>
-          <w:sz w:val="23"/>
-          <w:szCs w:val="23"/>
+          <w:sz w:val="24"/>
+          <w:szCs w:val="24"/>
           <w:lang w:val="en-US"/>
         </w:rPr>
-        <w:t xml:space="preserve"> </w:t>
-      </w:r>
-      <w:r>
-        <w:rPr>
-          <w:sz w:val="23"/>
-          <w:szCs w:val="23"/>
-          <w:lang w:val="en-US"/>
-        </w:rPr>
-        <w:t>{{ bo.personal_info.birth_date }}</w:t>
-      </w:r>
-      <w:r>
-        <w:rPr>
-          <w:sz w:val="23"/>
-          <w:szCs w:val="23"/>
+        <w:t xml:space="preserve"> {{ bo.personal_info.birth_date }}</w:t>
+      </w:r>
+      <w:r>
+        <w:rPr>
+          <w:sz w:val="24"/>
+          <w:szCs w:val="24"/>
         </w:rPr>
         <w:tab/>
         <w:t xml:space="preserve">   </w:t>
@@ -2354,22 +2330,22 @@
       <w:pPr>
         <w:spacing w:after="0" w:line="324" w:lineRule="auto"/>
         <w:rPr>
-          <w:sz w:val="23"/>
-          <w:szCs w:val="23"/>
+          <w:sz w:val="24"/>
+          <w:szCs w:val="24"/>
           <w:lang w:val="en-US"/>
         </w:rPr>
       </w:pPr>
       <w:r>
         <w:rPr>
-          <w:sz w:val="23"/>
-          <w:szCs w:val="23"/>
+          <w:sz w:val="24"/>
+          <w:szCs w:val="24"/>
         </w:rPr>
         <w:t xml:space="preserve">Số định danh cá nhân: </w:t>
       </w:r>
       <w:r>
         <w:rPr>
-          <w:sz w:val="23"/>
-          <w:szCs w:val="23"/>
+          <w:sz w:val="24"/>
+          <w:szCs w:val="24"/>
         </w:rPr>
         <w:t>{{ bo.personal_info.id_number }}</w:t>
       </w:r>
@@ -2378,77 +2354,77 @@
       <w:pPr>
         <w:spacing w:after="0" w:line="324" w:lineRule="auto"/>
         <w:rPr>
-          <w:sz w:val="23"/>
-          <w:szCs w:val="23"/>
+          <w:sz w:val="24"/>
+          <w:szCs w:val="24"/>
           <w:lang w:val="en-US"/>
         </w:rPr>
       </w:pPr>
       <w:r>
         <w:rPr>
-          <w:sz w:val="23"/>
-          <w:szCs w:val="23"/>
+          <w:sz w:val="24"/>
+          <w:szCs w:val="24"/>
         </w:rPr>
         <w:t xml:space="preserve">Địa chỉ liên lạc: </w:t>
       </w:r>
       <w:r>
         <w:rPr>
-          <w:sz w:val="23"/>
-          <w:szCs w:val="23"/>
+          <w:sz w:val="24"/>
+          <w:szCs w:val="24"/>
         </w:rPr>
         <w:t>{{ bo.full_address }}</w:t>
       </w:r>
       <w:r>
         <w:rPr>
-          <w:sz w:val="23"/>
-          <w:szCs w:val="23"/>
+          <w:sz w:val="24"/>
+          <w:szCs w:val="24"/>
           <w:lang w:val="en-US"/>
         </w:rPr>
         <w:t xml:space="preserve"> </w:t>
       </w:r>
       <w:r>
         <w:rPr>
-          <w:sz w:val="23"/>
-          <w:szCs w:val="23"/>
+          <w:sz w:val="24"/>
+          <w:szCs w:val="24"/>
           <w:lang w:val="en-US"/>
         </w:rPr>
         <w:t>{%</w:t>
       </w:r>
       <w:r>
         <w:rPr>
-          <w:sz w:val="23"/>
-          <w:szCs w:val="23"/>
+          <w:sz w:val="24"/>
+          <w:szCs w:val="24"/>
           <w:lang w:val="en-US"/>
         </w:rPr>
         <w:t xml:space="preserve"> </w:t>
       </w:r>
       <w:r>
         <w:rPr>
-          <w:sz w:val="23"/>
-          <w:szCs w:val="23"/>
+          <w:sz w:val="24"/>
+          <w:szCs w:val="24"/>
           <w:lang w:val="en-US"/>
         </w:rPr>
         <w:t>endfor</w:t>
       </w:r>
       <w:r>
         <w:rPr>
-          <w:sz w:val="23"/>
-          <w:szCs w:val="23"/>
+          <w:sz w:val="24"/>
+          <w:szCs w:val="24"/>
           <w:lang w:val="en-US"/>
         </w:rPr>
         <w:t xml:space="preserve"> </w:t>
       </w:r>
       <w:r>
         <w:rPr>
-          <w:sz w:val="23"/>
-          <w:szCs w:val="23"/>
+          <w:sz w:val="24"/>
+          <w:szCs w:val="24"/>
           <w:lang w:val="en-US"/>
         </w:rPr>
         <w:t>-</w:t>
       </w:r>
       <w:r>
         <w:rPr>
-          <w:sz w:val="23"/>
-          <w:szCs w:val="23"/>
+          <w:sz w:val="24"/>
+          <w:szCs w:val="24"/>
           <w:lang w:val="en-US"/>
         </w:rPr>
         <w:t>%}</w:t>
@@ -2458,14 +2434,14 @@
       <w:pPr>
         <w:spacing w:after="0" w:line="324" w:lineRule="auto"/>
         <w:rPr>
-          <w:sz w:val="23"/>
-          <w:szCs w:val="23"/>
-        </w:rPr>
-      </w:pPr>
-      <w:r>
-        <w:rPr>
-          <w:sz w:val="23"/>
-          <w:szCs w:val="23"/>
+          <w:sz w:val="24"/>
+          <w:szCs w:val="24"/>
+        </w:rPr>
+      </w:pPr>
+      <w:r>
+        <w:rPr>
+          <w:sz w:val="24"/>
+          <w:szCs w:val="24"/>
         </w:rPr>
         <w:t>3. Chủ sở hữu công ty phải góp vốn cho công ty đủ và đúng loại tài sản đã cam kết khi đăng ký thành lập doanh nghiệp trong thời hạn 90 ngày kể từ ngày được cấp Giấy chứng nhận đăng ký doanh nghiệp, không kể thời gian vận chuyển, nhập khẩu tài sản góp vốn, thực hiện thủ tục hành chính để chuyển quyền sở hữu tài sản. Trong thời hạn này, chủ sở hữu công ty có các quyền và nghĩa vụ tương ứng với phần vốn góp đã cam kết.</w:t>
       </w:r>
@@ -2474,14 +2450,14 @@
       <w:pPr>
         <w:spacing w:after="0" w:line="324" w:lineRule="auto"/>
         <w:rPr>
-          <w:sz w:val="23"/>
-          <w:szCs w:val="23"/>
-        </w:rPr>
-      </w:pPr>
-      <w:r>
-        <w:rPr>
-          <w:sz w:val="23"/>
-          <w:szCs w:val="23"/>
+          <w:sz w:val="24"/>
+          <w:szCs w:val="24"/>
+        </w:rPr>
+      </w:pPr>
+      <w:r>
+        <w:rPr>
+          <w:sz w:val="24"/>
+          <w:szCs w:val="24"/>
         </w:rPr>
         <w:t>4. Trường hợp không góp đủ vốn điều lệ trong thời hạn quy định tại khoản 3 Điều này, chủ sở hữu công ty phải đăng ký thay đổi vốn điều lệ bằng giá trị số vốn đã góp trong thời hạn 30 ngày kể từ ngày cuối cùng phải góp đủ vốn điều lệ. Trường hợp này, chủ sở hữu phải chịu trách nhiệm tương ứng với phần vốn góp đã cam kết đối với các nghĩa vụ tài chính của công ty phát sinh trong thời gian trước ngày cuối cùng công ty đăng ký thay đổi vốn điều lệ theo quy định tại khoản này.</w:t>
       </w:r>
@@ -2490,14 +2466,14 @@
       <w:pPr>
         <w:spacing w:after="0" w:line="324" w:lineRule="auto"/>
         <w:rPr>
-          <w:sz w:val="23"/>
-          <w:szCs w:val="23"/>
-        </w:rPr>
-      </w:pPr>
-      <w:r>
-        <w:rPr>
-          <w:sz w:val="23"/>
-          <w:szCs w:val="23"/>
+          <w:sz w:val="24"/>
+          <w:szCs w:val="24"/>
+        </w:rPr>
+      </w:pPr>
+      <w:r>
+        <w:rPr>
+          <w:sz w:val="24"/>
+          <w:szCs w:val="24"/>
         </w:rPr>
         <w:t>5. Chủ sở hữu công ty chịu trách nhiệm bằng toàn bộ tài sản của mình đối với các nghĩa vụ tài chính của công ty, thiệt hại xảy ra do không góp, không góp đủ, không góp đúng hạn vốn điều lệ theo quy định tại Điều này.</w:t>
       </w:r>
@@ -2506,15 +2482,15 @@
       <w:pPr>
         <w:spacing w:after="0" w:line="324" w:lineRule="auto"/>
         <w:rPr>
-          <w:sz w:val="23"/>
-          <w:szCs w:val="23"/>
-        </w:rPr>
-      </w:pPr>
-      <w:r>
-        <w:rPr>
-          <w:b/>
-          <w:sz w:val="23"/>
-          <w:szCs w:val="23"/>
+          <w:sz w:val="24"/>
+          <w:szCs w:val="24"/>
+        </w:rPr>
+      </w:pPr>
+      <w:r>
+        <w:rPr>
+          <w:b/>
+          <w:sz w:val="24"/>
+          <w:szCs w:val="24"/>
         </w:rPr>
         <w:t>Điều 7. Quyền của chủ sở hữu công ty.</w:t>
       </w:r>
@@ -2524,14 +2500,14 @@
         <w:spacing w:after="0" w:line="324" w:lineRule="auto"/>
         <w:ind w:right="144"/>
         <w:rPr>
-          <w:sz w:val="23"/>
-          <w:szCs w:val="23"/>
-        </w:rPr>
-      </w:pPr>
-      <w:r>
-        <w:rPr>
-          <w:sz w:val="23"/>
-          <w:szCs w:val="23"/>
+          <w:sz w:val="24"/>
+          <w:szCs w:val="24"/>
+        </w:rPr>
+      </w:pPr>
+      <w:r>
+        <w:rPr>
+          <w:sz w:val="24"/>
+          <w:szCs w:val="24"/>
         </w:rPr>
         <w:t>1. Quyết định nội dung Điều lệ công ty, sửa đổi, bổ sung Điều lệ công ty;</w:t>
       </w:r>
@@ -2541,15 +2517,16 @@
         <w:spacing w:after="0" w:line="324" w:lineRule="auto"/>
         <w:ind w:right="144"/>
         <w:rPr>
-          <w:sz w:val="23"/>
-          <w:szCs w:val="23"/>
-        </w:rPr>
-      </w:pPr>
-      <w:r>
-        <w:rPr>
-          <w:sz w:val="23"/>
-          <w:szCs w:val="23"/>
-        </w:rPr>
+          <w:sz w:val="24"/>
+          <w:szCs w:val="24"/>
+        </w:rPr>
+      </w:pPr>
+      <w:r>
+        <w:rPr>
+          <w:sz w:val="24"/>
+          <w:szCs w:val="24"/>
+        </w:rPr>
+        <w:lastRenderedPageBreak/>
         <w:t>2. Quyết định tăng vốn điều lệ của công ty; chuyển nhượng một phần hoặc toàn bộ vốn điều lệ của công ty cho tổ chức, cá nhân khác; quyết định phát hành trái phiếu;</w:t>
       </w:r>
     </w:p>
@@ -2558,14 +2535,14 @@
         <w:spacing w:after="0" w:line="324" w:lineRule="auto"/>
         <w:ind w:right="144"/>
         <w:rPr>
-          <w:sz w:val="23"/>
-          <w:szCs w:val="23"/>
-        </w:rPr>
-      </w:pPr>
-      <w:r>
-        <w:rPr>
-          <w:sz w:val="23"/>
-          <w:szCs w:val="23"/>
+          <w:sz w:val="24"/>
+          <w:szCs w:val="24"/>
+        </w:rPr>
+      </w:pPr>
+      <w:r>
+        <w:rPr>
+          <w:sz w:val="24"/>
+          <w:szCs w:val="24"/>
         </w:rPr>
         <w:t>3. Quyết định thành lập công ty con, góp vốn vào công ty khác;</w:t>
       </w:r>
@@ -2575,14 +2552,14 @@
         <w:spacing w:after="0" w:line="324" w:lineRule="auto"/>
         <w:ind w:right="144"/>
         <w:rPr>
-          <w:sz w:val="23"/>
-          <w:szCs w:val="23"/>
-        </w:rPr>
-      </w:pPr>
-      <w:r>
-        <w:rPr>
-          <w:sz w:val="23"/>
-          <w:szCs w:val="23"/>
+          <w:sz w:val="24"/>
+          <w:szCs w:val="24"/>
+        </w:rPr>
+      </w:pPr>
+      <w:r>
+        <w:rPr>
+          <w:sz w:val="24"/>
+          <w:szCs w:val="24"/>
         </w:rPr>
         <w:t>4. Quyết định việc sử dụng lợi nhuận sau khi đã hoàn thành nghĩa vụ thuế và các nghĩa vụ tài chính khác của công ty;</w:t>
       </w:r>
@@ -2592,14 +2569,14 @@
         <w:spacing w:after="0" w:line="324" w:lineRule="auto"/>
         <w:ind w:right="144"/>
         <w:rPr>
-          <w:sz w:val="23"/>
-          <w:szCs w:val="23"/>
-        </w:rPr>
-      </w:pPr>
-      <w:r>
-        <w:rPr>
-          <w:sz w:val="23"/>
-          <w:szCs w:val="23"/>
+          <w:sz w:val="24"/>
+          <w:szCs w:val="24"/>
+        </w:rPr>
+      </w:pPr>
+      <w:r>
+        <w:rPr>
+          <w:sz w:val="24"/>
+          <w:szCs w:val="24"/>
         </w:rPr>
         <w:t>5. Quyết định tổ chức lại, giải thể và yêu cầu phá sản công ty;</w:t>
       </w:r>
@@ -2609,14 +2586,14 @@
         <w:spacing w:after="0" w:line="324" w:lineRule="auto"/>
         <w:ind w:right="144"/>
         <w:rPr>
-          <w:sz w:val="23"/>
-          <w:szCs w:val="23"/>
-        </w:rPr>
-      </w:pPr>
-      <w:r>
-        <w:rPr>
-          <w:sz w:val="23"/>
-          <w:szCs w:val="23"/>
+          <w:sz w:val="24"/>
+          <w:szCs w:val="24"/>
+        </w:rPr>
+      </w:pPr>
+      <w:r>
+        <w:rPr>
+          <w:sz w:val="24"/>
+          <w:szCs w:val="24"/>
         </w:rPr>
         <w:t>6. Thu hồi toàn bộ giá trị tài sản của công ty sau khi công ty hoàn thành giải thể hoặc phá sản;</w:t>
       </w:r>
@@ -2627,15 +2604,15 @@
         <w:ind w:right="144"/>
         <w:rPr>
           <w:b/>
-          <w:sz w:val="23"/>
-          <w:szCs w:val="23"/>
-        </w:rPr>
-      </w:pPr>
-      <w:r>
-        <w:rPr>
-          <w:b/>
-          <w:sz w:val="23"/>
-          <w:szCs w:val="23"/>
+          <w:sz w:val="24"/>
+          <w:szCs w:val="24"/>
+        </w:rPr>
+      </w:pPr>
+      <w:r>
+        <w:rPr>
+          <w:b/>
+          <w:sz w:val="24"/>
+          <w:szCs w:val="24"/>
         </w:rPr>
         <w:t>Điều 8. Nghĩa vụ và hạn chế đối với quyền của Chủ sở hữu Công ty</w:t>
       </w:r>
@@ -2644,18 +2621,17 @@
       <w:pPr>
         <w:spacing w:after="0" w:line="324" w:lineRule="auto"/>
         <w:rPr>
-          <w:sz w:val="23"/>
-          <w:szCs w:val="23"/>
+          <w:sz w:val="24"/>
+          <w:szCs w:val="24"/>
         </w:rPr>
       </w:pPr>
       <w:bookmarkStart w:id="4" w:name="_heading=h.1t3h5sf" w:colFirst="0" w:colLast="0"/>
       <w:bookmarkEnd w:id="4"/>
       <w:r>
         <w:rPr>
-          <w:sz w:val="23"/>
-          <w:szCs w:val="23"/>
-        </w:rPr>
-        <w:lastRenderedPageBreak/>
+          <w:sz w:val="24"/>
+          <w:szCs w:val="24"/>
+        </w:rPr>
         <w:t>1. Góp đủ và đúng hạn vốn điều lệ công ty.</w:t>
       </w:r>
     </w:p>
@@ -2663,14 +2639,14 @@
       <w:pPr>
         <w:spacing w:after="0" w:line="324" w:lineRule="auto"/>
         <w:rPr>
-          <w:sz w:val="23"/>
-          <w:szCs w:val="23"/>
-        </w:rPr>
-      </w:pPr>
-      <w:r>
-        <w:rPr>
-          <w:sz w:val="23"/>
-          <w:szCs w:val="23"/>
+          <w:sz w:val="24"/>
+          <w:szCs w:val="24"/>
+        </w:rPr>
+      </w:pPr>
+      <w:r>
+        <w:rPr>
+          <w:sz w:val="24"/>
+          <w:szCs w:val="24"/>
         </w:rPr>
         <w:t>2. Tuân thủ Điều lệ công ty.</w:t>
       </w:r>
@@ -2679,28 +2655,28 @@
       <w:pPr>
         <w:spacing w:after="0" w:line="324" w:lineRule="auto"/>
         <w:rPr>
-          <w:sz w:val="23"/>
-          <w:szCs w:val="23"/>
-        </w:rPr>
-      </w:pPr>
-      <w:r>
-        <w:rPr>
-          <w:sz w:val="23"/>
-          <w:szCs w:val="23"/>
+          <w:sz w:val="24"/>
+          <w:szCs w:val="24"/>
+        </w:rPr>
+      </w:pPr>
+      <w:r>
+        <w:rPr>
+          <w:sz w:val="24"/>
+          <w:szCs w:val="24"/>
         </w:rPr>
         <w:t xml:space="preserve">3. Phải xác định và tách biệt tài sản của chủ sở hữu công ty với tài sản của công ty. Chủ sở hữu công ty là cá nhân phải tách biệt chi tiêu của cá nhân và gia đình mình với chi tiêu của Chủ tịch công ty, </w:t>
       </w:r>
       <w:r>
         <w:rPr>
-          <w:sz w:val="23"/>
-          <w:szCs w:val="23"/>
+          <w:sz w:val="24"/>
+          <w:szCs w:val="24"/>
         </w:rPr>
         <w:t>{{rep_ceo.position.text}}</w:t>
       </w:r>
       <w:r>
         <w:rPr>
-          <w:sz w:val="23"/>
-          <w:szCs w:val="23"/>
+          <w:sz w:val="24"/>
+          <w:szCs w:val="24"/>
         </w:rPr>
         <w:t>.</w:t>
       </w:r>
@@ -2709,14 +2685,14 @@
       <w:pPr>
         <w:spacing w:after="0" w:line="324" w:lineRule="auto"/>
         <w:rPr>
-          <w:sz w:val="23"/>
-          <w:szCs w:val="23"/>
-        </w:rPr>
-      </w:pPr>
-      <w:r>
-        <w:rPr>
-          <w:sz w:val="23"/>
-          <w:szCs w:val="23"/>
+          <w:sz w:val="24"/>
+          <w:szCs w:val="24"/>
+        </w:rPr>
+      </w:pPr>
+      <w:r>
+        <w:rPr>
+          <w:sz w:val="24"/>
+          <w:szCs w:val="24"/>
         </w:rPr>
         <w:t>4. Tuân thủ quy định của pháp luật về hợp đồng và quy định khác của pháp luật có liên quan trong việc mua, bán, vay, cho vay, thuê, cho thuê, hợp đồng, giao dịch khác giữa công ty và chủ sở hữu công ty.</w:t>
       </w:r>
@@ -2725,14 +2701,14 @@
       <w:pPr>
         <w:spacing w:after="0" w:line="324" w:lineRule="auto"/>
         <w:rPr>
-          <w:sz w:val="23"/>
-          <w:szCs w:val="23"/>
-        </w:rPr>
-      </w:pPr>
-      <w:r>
-        <w:rPr>
-          <w:sz w:val="23"/>
-          <w:szCs w:val="23"/>
+          <w:sz w:val="24"/>
+          <w:szCs w:val="24"/>
+        </w:rPr>
+      </w:pPr>
+      <w:r>
+        <w:rPr>
+          <w:sz w:val="24"/>
+          <w:szCs w:val="24"/>
         </w:rPr>
         <w:t>5. Chủ sở hữu công ty chỉ được quyền rút vốn bằng cách chuyển nhượng một phần hoặc toàn bộ vốn điều lệ cho tổ chức hoặc cá nhân khác; trường hợp rút một phần hoặc toàn bộ vốn điều lệ đã góp ra khỏi công ty dưới hình thức khác thì chủ sở hữu công ty và cá nhân, tổ chức có liên quan phải liên đới chịu trách nhiệm về các khoản nợ và nghĩa vụ tài sản khác của công ty.</w:t>
       </w:r>
@@ -2741,14 +2717,14 @@
       <w:pPr>
         <w:spacing w:after="0" w:line="324" w:lineRule="auto"/>
         <w:rPr>
-          <w:sz w:val="23"/>
-          <w:szCs w:val="23"/>
-        </w:rPr>
-      </w:pPr>
-      <w:r>
-        <w:rPr>
-          <w:sz w:val="23"/>
-          <w:szCs w:val="23"/>
+          <w:sz w:val="24"/>
+          <w:szCs w:val="24"/>
+        </w:rPr>
+      </w:pPr>
+      <w:r>
+        <w:rPr>
+          <w:sz w:val="24"/>
+          <w:szCs w:val="24"/>
         </w:rPr>
         <w:t>6. Chủ sở hữu công ty không được rút lợi nhuận khi công ty không thanh toán đủ các khoản nợ và nghĩa vụ tài sản khác đến hạn.</w:t>
       </w:r>
@@ -2760,15 +2736,15 @@
         <w:jc w:val="center"/>
         <w:rPr>
           <w:b/>
-          <w:sz w:val="23"/>
-          <w:szCs w:val="23"/>
-        </w:rPr>
-      </w:pPr>
-      <w:r>
-        <w:rPr>
-          <w:b/>
-          <w:sz w:val="23"/>
-          <w:szCs w:val="23"/>
+          <w:sz w:val="24"/>
+          <w:szCs w:val="24"/>
+        </w:rPr>
+      </w:pPr>
+      <w:r>
+        <w:rPr>
+          <w:b/>
+          <w:sz w:val="24"/>
+          <w:szCs w:val="24"/>
         </w:rPr>
         <w:t>Chương III</w:t>
       </w:r>
@@ -2780,15 +2756,15 @@
         <w:jc w:val="center"/>
         <w:rPr>
           <w:b/>
-          <w:sz w:val="23"/>
-          <w:szCs w:val="23"/>
-        </w:rPr>
-      </w:pPr>
-      <w:r>
-        <w:rPr>
-          <w:b/>
-          <w:sz w:val="23"/>
-          <w:szCs w:val="23"/>
+          <w:sz w:val="24"/>
+          <w:szCs w:val="24"/>
+        </w:rPr>
+      </w:pPr>
+      <w:r>
+        <w:rPr>
+          <w:b/>
+          <w:sz w:val="24"/>
+          <w:szCs w:val="24"/>
         </w:rPr>
         <w:t>CƠ CẤU TỔ CHỨC QUẢN LÝ CÔNG TY</w:t>
       </w:r>
@@ -2799,15 +2775,15 @@
         <w:ind w:right="144"/>
         <w:rPr>
           <w:b/>
-          <w:sz w:val="23"/>
-          <w:szCs w:val="23"/>
-        </w:rPr>
-      </w:pPr>
-      <w:r>
-        <w:rPr>
-          <w:b/>
-          <w:sz w:val="23"/>
-          <w:szCs w:val="23"/>
+          <w:sz w:val="24"/>
+          <w:szCs w:val="24"/>
+        </w:rPr>
+      </w:pPr>
+      <w:r>
+        <w:rPr>
+          <w:b/>
+          <w:sz w:val="24"/>
+          <w:szCs w:val="24"/>
         </w:rPr>
         <w:t>Điều 9. Cơ cấu tổ chức quản lý</w:t>
       </w:r>
@@ -2817,47 +2793,31 @@
         <w:spacing w:after="0" w:line="324" w:lineRule="auto"/>
         <w:ind w:right="144"/>
         <w:rPr>
-          <w:sz w:val="23"/>
-          <w:szCs w:val="23"/>
+          <w:sz w:val="24"/>
+          <w:szCs w:val="24"/>
         </w:rPr>
       </w:pPr>
       <w:bookmarkStart w:id="5" w:name="_heading=h.4d34og8" w:colFirst="0" w:colLast="0"/>
       <w:bookmarkEnd w:id="5"/>
       <w:r>
         <w:rPr>
-          <w:sz w:val="23"/>
-          <w:szCs w:val="23"/>
+          <w:sz w:val="24"/>
+          <w:szCs w:val="24"/>
         </w:rPr>
         <w:t xml:space="preserve">1. Công ty có Chủ tịch công ty, </w:t>
       </w:r>
       <w:r>
         <w:rPr>
-          <w:sz w:val="23"/>
-          <w:szCs w:val="23"/>
+          <w:sz w:val="24"/>
+          <w:szCs w:val="24"/>
           <w:lang w:val="en-US"/>
         </w:rPr>
-        <w:t>{{rep_ceo.p</w:t>
-      </w:r>
-      <w:r>
-        <w:rPr>
-          <w:sz w:val="23"/>
-          <w:szCs w:val="23"/>
-          <w:lang w:val="en-US"/>
-        </w:rPr>
-        <w:t>osition</w:t>
-      </w:r>
-      <w:r>
-        <w:rPr>
-          <w:sz w:val="23"/>
-          <w:szCs w:val="23"/>
-          <w:lang w:val="en-US"/>
-        </w:rPr>
-        <w:t>.text}}</w:t>
-      </w:r>
-      <w:r>
-        <w:rPr>
-          <w:sz w:val="23"/>
-          <w:szCs w:val="23"/>
+        <w:t>{{rep_ceo.position.text}}</w:t>
+      </w:r>
+      <w:r>
+        <w:rPr>
+          <w:sz w:val="24"/>
+          <w:szCs w:val="24"/>
         </w:rPr>
         <w:t>.</w:t>
       </w:r>
@@ -2867,28 +2827,28 @@
         <w:spacing w:after="0" w:line="324" w:lineRule="auto"/>
         <w:ind w:right="144"/>
         <w:rPr>
-          <w:sz w:val="23"/>
-          <w:szCs w:val="23"/>
-        </w:rPr>
-      </w:pPr>
-      <w:r>
-        <w:rPr>
-          <w:sz w:val="23"/>
-          <w:szCs w:val="23"/>
+          <w:sz w:val="24"/>
+          <w:szCs w:val="24"/>
+        </w:rPr>
+      </w:pPr>
+      <w:r>
+        <w:rPr>
+          <w:sz w:val="24"/>
+          <w:szCs w:val="24"/>
         </w:rPr>
         <w:t xml:space="preserve">2. Chủ sở hữu công ty là Chủ tịch công ty và có thể kiêm hoặc thuê người khác làm </w:t>
       </w:r>
       <w:r>
         <w:rPr>
-          <w:sz w:val="23"/>
-          <w:szCs w:val="23"/>
+          <w:sz w:val="24"/>
+          <w:szCs w:val="24"/>
         </w:rPr>
         <w:t>{{rep_ceo.position.text}}</w:t>
       </w:r>
       <w:r>
         <w:rPr>
-          <w:sz w:val="23"/>
-          <w:szCs w:val="23"/>
+          <w:sz w:val="24"/>
+          <w:szCs w:val="24"/>
         </w:rPr>
         <w:t>.</w:t>
       </w:r>
@@ -2898,28 +2858,28 @@
         <w:spacing w:after="0" w:line="324" w:lineRule="auto"/>
         <w:ind w:right="144"/>
         <w:rPr>
-          <w:sz w:val="23"/>
-          <w:szCs w:val="23"/>
-        </w:rPr>
-      </w:pPr>
-      <w:r>
-        <w:rPr>
-          <w:sz w:val="23"/>
-          <w:szCs w:val="23"/>
+          <w:sz w:val="24"/>
+          <w:szCs w:val="24"/>
+        </w:rPr>
+      </w:pPr>
+      <w:r>
+        <w:rPr>
+          <w:sz w:val="24"/>
+          <w:szCs w:val="24"/>
         </w:rPr>
         <w:t xml:space="preserve">3. Quyền, nghĩa vụ của </w:t>
       </w:r>
       <w:r>
         <w:rPr>
-          <w:sz w:val="23"/>
-          <w:szCs w:val="23"/>
+          <w:sz w:val="24"/>
+          <w:szCs w:val="24"/>
         </w:rPr>
         <w:t>{{rep_ceo.position.text}}</w:t>
       </w:r>
       <w:r>
         <w:rPr>
-          <w:sz w:val="23"/>
-          <w:szCs w:val="23"/>
+          <w:sz w:val="24"/>
+          <w:szCs w:val="24"/>
         </w:rPr>
         <w:t xml:space="preserve"> được quy định tại Điều lệ công ty và hợp đồng lao động.</w:t>
       </w:r>
@@ -2930,31 +2890,31 @@
         <w:ind w:right="144"/>
         <w:rPr>
           <w:b/>
-          <w:sz w:val="23"/>
-          <w:szCs w:val="23"/>
-        </w:rPr>
-      </w:pPr>
-      <w:r>
-        <w:rPr>
-          <w:b/>
-          <w:sz w:val="23"/>
-          <w:szCs w:val="23"/>
+          <w:sz w:val="24"/>
+          <w:szCs w:val="24"/>
+        </w:rPr>
+      </w:pPr>
+      <w:r>
+        <w:rPr>
+          <w:b/>
+          <w:sz w:val="24"/>
+          <w:szCs w:val="24"/>
         </w:rPr>
         <w:t xml:space="preserve">Điều 10. </w:t>
       </w:r>
       <w:r>
         <w:rPr>
           <w:b/>
-          <w:sz w:val="23"/>
-          <w:szCs w:val="23"/>
+          <w:sz w:val="24"/>
+          <w:szCs w:val="24"/>
         </w:rPr>
         <w:t>{{rep_ceo.position.text}}</w:t>
       </w:r>
       <w:r>
         <w:rPr>
           <w:b/>
-          <w:sz w:val="23"/>
-          <w:szCs w:val="23"/>
+          <w:sz w:val="24"/>
+          <w:szCs w:val="24"/>
         </w:rPr>
         <w:t xml:space="preserve"> </w:t>
       </w:r>
@@ -2963,56 +2923,56 @@
       <w:pPr>
         <w:spacing w:after="0" w:line="324" w:lineRule="auto"/>
         <w:rPr>
-          <w:sz w:val="23"/>
-          <w:szCs w:val="23"/>
-        </w:rPr>
-      </w:pPr>
-      <w:r>
-        <w:rPr>
-          <w:sz w:val="23"/>
-          <w:szCs w:val="23"/>
+          <w:sz w:val="24"/>
+          <w:szCs w:val="24"/>
+        </w:rPr>
+      </w:pPr>
+      <w:r>
+        <w:rPr>
+          <w:sz w:val="24"/>
+          <w:szCs w:val="24"/>
         </w:rPr>
         <w:t xml:space="preserve">1. Chủ tịch công ty bổ nhiệm hoặc thuê </w:t>
       </w:r>
       <w:r>
         <w:rPr>
-          <w:sz w:val="23"/>
-          <w:szCs w:val="23"/>
+          <w:sz w:val="24"/>
+          <w:szCs w:val="24"/>
         </w:rPr>
         <w:t>{{rep_ceo.position.text}}</w:t>
       </w:r>
       <w:r>
         <w:rPr>
-          <w:sz w:val="23"/>
-          <w:szCs w:val="23"/>
+          <w:sz w:val="24"/>
+          <w:szCs w:val="24"/>
         </w:rPr>
         <w:t xml:space="preserve"> với nhiệm kỳ không quá 05 năm để điều hành hoạt động kinh doanh hằng ngày của công ty. </w:t>
       </w:r>
       <w:r>
         <w:rPr>
-          <w:sz w:val="23"/>
-          <w:szCs w:val="23"/>
+          <w:sz w:val="24"/>
+          <w:szCs w:val="24"/>
         </w:rPr>
         <w:t>{{rep_ceo.position.text}}</w:t>
       </w:r>
       <w:r>
         <w:rPr>
-          <w:sz w:val="23"/>
-          <w:szCs w:val="23"/>
+          <w:sz w:val="24"/>
+          <w:szCs w:val="24"/>
         </w:rPr>
         <w:t xml:space="preserve"> chịu trách nhiệm trước pháp luật và Chủ tịch công ty về việc thực hiện quyền và nghĩa vụ của mình. Chủ tịch công ty có thể kiêm </w:t>
       </w:r>
       <w:r>
         <w:rPr>
-          <w:sz w:val="23"/>
-          <w:szCs w:val="23"/>
+          <w:sz w:val="24"/>
+          <w:szCs w:val="24"/>
         </w:rPr>
         <w:t>{{rep_ceo.position.text}}</w:t>
       </w:r>
       <w:r>
         <w:rPr>
-          <w:sz w:val="23"/>
-          <w:szCs w:val="23"/>
+          <w:sz w:val="24"/>
+          <w:szCs w:val="24"/>
         </w:rPr>
         <w:t>.</w:t>
       </w:r>
@@ -3021,28 +2981,28 @@
       <w:pPr>
         <w:spacing w:after="0" w:line="324" w:lineRule="auto"/>
         <w:rPr>
-          <w:sz w:val="23"/>
-          <w:szCs w:val="23"/>
-        </w:rPr>
-      </w:pPr>
-      <w:r>
-        <w:rPr>
-          <w:sz w:val="23"/>
-          <w:szCs w:val="23"/>
+          <w:sz w:val="24"/>
+          <w:szCs w:val="24"/>
+        </w:rPr>
+      </w:pPr>
+      <w:r>
+        <w:rPr>
+          <w:sz w:val="24"/>
+          <w:szCs w:val="24"/>
         </w:rPr>
         <w:t xml:space="preserve">2. </w:t>
       </w:r>
       <w:r>
         <w:rPr>
-          <w:sz w:val="23"/>
-          <w:szCs w:val="23"/>
+          <w:sz w:val="24"/>
+          <w:szCs w:val="24"/>
         </w:rPr>
         <w:t>{{rep_ceo.position.text}}</w:t>
       </w:r>
       <w:r>
         <w:rPr>
-          <w:sz w:val="23"/>
-          <w:szCs w:val="23"/>
+          <w:sz w:val="24"/>
+          <w:szCs w:val="24"/>
         </w:rPr>
         <w:t xml:space="preserve"> có quyền và nghĩa vụ sau đây:</w:t>
       </w:r>
@@ -3051,14 +3011,14 @@
       <w:pPr>
         <w:spacing w:after="0" w:line="324" w:lineRule="auto"/>
         <w:rPr>
-          <w:sz w:val="23"/>
-          <w:szCs w:val="23"/>
-        </w:rPr>
-      </w:pPr>
-      <w:r>
-        <w:rPr>
-          <w:sz w:val="23"/>
-          <w:szCs w:val="23"/>
+          <w:sz w:val="24"/>
+          <w:szCs w:val="24"/>
+        </w:rPr>
+      </w:pPr>
+      <w:r>
+        <w:rPr>
+          <w:sz w:val="24"/>
+          <w:szCs w:val="24"/>
         </w:rPr>
         <w:t>a) Tổ chức thực hiện nghị quyết, quyết định của Chủ tịch công ty;</w:t>
       </w:r>
@@ -3067,14 +3027,14 @@
       <w:pPr>
         <w:spacing w:after="0" w:line="324" w:lineRule="auto"/>
         <w:rPr>
-          <w:sz w:val="23"/>
-          <w:szCs w:val="23"/>
-        </w:rPr>
-      </w:pPr>
-      <w:r>
-        <w:rPr>
-          <w:sz w:val="23"/>
-          <w:szCs w:val="23"/>
+          <w:sz w:val="24"/>
+          <w:szCs w:val="24"/>
+        </w:rPr>
+      </w:pPr>
+      <w:r>
+        <w:rPr>
+          <w:sz w:val="24"/>
+          <w:szCs w:val="24"/>
         </w:rPr>
         <w:t>b) Quyết, định các vấn đề liên quan đến hoạt động kinh doanh hằng ngày của công ty;</w:t>
       </w:r>
@@ -3083,14 +3043,14 @@
       <w:pPr>
         <w:spacing w:after="0" w:line="324" w:lineRule="auto"/>
         <w:rPr>
-          <w:sz w:val="23"/>
-          <w:szCs w:val="23"/>
-        </w:rPr>
-      </w:pPr>
-      <w:r>
-        <w:rPr>
-          <w:sz w:val="23"/>
-          <w:szCs w:val="23"/>
+          <w:sz w:val="24"/>
+          <w:szCs w:val="24"/>
+        </w:rPr>
+      </w:pPr>
+      <w:r>
+        <w:rPr>
+          <w:sz w:val="24"/>
+          <w:szCs w:val="24"/>
         </w:rPr>
         <w:t>c) Tổ chức thực hiện kế hoạch kinh doanh và phương án đầu tư của công ty;</w:t>
       </w:r>
@@ -3099,14 +3059,14 @@
       <w:pPr>
         <w:spacing w:after="0" w:line="324" w:lineRule="auto"/>
         <w:rPr>
-          <w:sz w:val="23"/>
-          <w:szCs w:val="23"/>
-        </w:rPr>
-      </w:pPr>
-      <w:r>
-        <w:rPr>
-          <w:sz w:val="23"/>
-          <w:szCs w:val="23"/>
+          <w:sz w:val="24"/>
+          <w:szCs w:val="24"/>
+        </w:rPr>
+      </w:pPr>
+      <w:r>
+        <w:rPr>
+          <w:sz w:val="24"/>
+          <w:szCs w:val="24"/>
         </w:rPr>
         <w:t>d) Ban hành quy chế quản lý nội bộ của công ty;</w:t>
       </w:r>
@@ -3115,15 +3075,16 @@
       <w:pPr>
         <w:spacing w:after="0" w:line="324" w:lineRule="auto"/>
         <w:rPr>
-          <w:sz w:val="23"/>
-          <w:szCs w:val="23"/>
-        </w:rPr>
-      </w:pPr>
-      <w:r>
-        <w:rPr>
-          <w:sz w:val="23"/>
-          <w:szCs w:val="23"/>
-        </w:rPr>
+          <w:sz w:val="24"/>
+          <w:szCs w:val="24"/>
+        </w:rPr>
+      </w:pPr>
+      <w:r>
+        <w:rPr>
+          <w:sz w:val="24"/>
+          <w:szCs w:val="24"/>
+        </w:rPr>
+        <w:lastRenderedPageBreak/>
         <w:t>đ) Bổ nhiệm, miễn nhiệm, bãi nhiệm người quản lý công ty, trừ các chức danh thuộc thẩm quyền của Chủ tịch công ty;</w:t>
       </w:r>
     </w:p>
@@ -3131,14 +3092,14 @@
       <w:pPr>
         <w:spacing w:after="0" w:line="324" w:lineRule="auto"/>
         <w:rPr>
-          <w:sz w:val="23"/>
-          <w:szCs w:val="23"/>
-        </w:rPr>
-      </w:pPr>
-      <w:r>
-        <w:rPr>
-          <w:sz w:val="23"/>
-          <w:szCs w:val="23"/>
+          <w:sz w:val="24"/>
+          <w:szCs w:val="24"/>
+        </w:rPr>
+      </w:pPr>
+      <w:r>
+        <w:rPr>
+          <w:sz w:val="24"/>
+          <w:szCs w:val="24"/>
         </w:rPr>
         <w:t>e) Ký hợp đồng nhân danh công ty, trừ trường hợp thuộc thẩm quyền của Chủ tịch công ty;</w:t>
       </w:r>
@@ -3147,14 +3108,14 @@
       <w:pPr>
         <w:spacing w:after="0" w:line="324" w:lineRule="auto"/>
         <w:rPr>
-          <w:sz w:val="23"/>
-          <w:szCs w:val="23"/>
-        </w:rPr>
-      </w:pPr>
-      <w:r>
-        <w:rPr>
-          <w:sz w:val="23"/>
-          <w:szCs w:val="23"/>
+          <w:sz w:val="24"/>
+          <w:szCs w:val="24"/>
+        </w:rPr>
+      </w:pPr>
+      <w:r>
+        <w:rPr>
+          <w:sz w:val="24"/>
+          <w:szCs w:val="24"/>
         </w:rPr>
         <w:t>g) Kiến nghị phương án cơ cấu tổ chức công ty;</w:t>
       </w:r>
@@ -3163,14 +3124,14 @@
       <w:pPr>
         <w:spacing w:after="0" w:line="324" w:lineRule="auto"/>
         <w:rPr>
-          <w:sz w:val="23"/>
-          <w:szCs w:val="23"/>
-        </w:rPr>
-      </w:pPr>
-      <w:r>
-        <w:rPr>
-          <w:sz w:val="23"/>
-          <w:szCs w:val="23"/>
+          <w:sz w:val="24"/>
+          <w:szCs w:val="24"/>
+        </w:rPr>
+      </w:pPr>
+      <w:r>
+        <w:rPr>
+          <w:sz w:val="24"/>
+          <w:szCs w:val="24"/>
         </w:rPr>
         <w:t>h) Trình báo cáo tài chính hằng năm lên Chủ tịch công ty;</w:t>
       </w:r>
@@ -3179,14 +3140,14 @@
       <w:pPr>
         <w:spacing w:after="0" w:line="324" w:lineRule="auto"/>
         <w:rPr>
-          <w:sz w:val="23"/>
-          <w:szCs w:val="23"/>
-        </w:rPr>
-      </w:pPr>
-      <w:r>
-        <w:rPr>
-          <w:sz w:val="23"/>
-          <w:szCs w:val="23"/>
+          <w:sz w:val="24"/>
+          <w:szCs w:val="24"/>
+        </w:rPr>
+      </w:pPr>
+      <w:r>
+        <w:rPr>
+          <w:sz w:val="24"/>
+          <w:szCs w:val="24"/>
         </w:rPr>
         <w:t>i) Kiến nghị phương án sử dụng lợi nhuận hoặc xử lý lỗ trong kinh doanh;</w:t>
       </w:r>
@@ -3195,14 +3156,14 @@
       <w:pPr>
         <w:spacing w:after="0" w:line="324" w:lineRule="auto"/>
         <w:rPr>
-          <w:sz w:val="23"/>
-          <w:szCs w:val="23"/>
-        </w:rPr>
-      </w:pPr>
-      <w:r>
-        <w:rPr>
-          <w:sz w:val="23"/>
-          <w:szCs w:val="23"/>
+          <w:sz w:val="24"/>
+          <w:szCs w:val="24"/>
+        </w:rPr>
+      </w:pPr>
+      <w:r>
+        <w:rPr>
+          <w:sz w:val="24"/>
+          <w:szCs w:val="24"/>
         </w:rPr>
         <w:t>k) Tuyển dụng lao động;</w:t>
       </w:r>
@@ -3211,14 +3172,14 @@
       <w:pPr>
         <w:spacing w:after="0" w:line="324" w:lineRule="auto"/>
         <w:rPr>
-          <w:sz w:val="23"/>
-          <w:szCs w:val="23"/>
-        </w:rPr>
-      </w:pPr>
-      <w:r>
-        <w:rPr>
-          <w:sz w:val="23"/>
-          <w:szCs w:val="23"/>
+          <w:sz w:val="24"/>
+          <w:szCs w:val="24"/>
+        </w:rPr>
+      </w:pPr>
+      <w:r>
+        <w:rPr>
+          <w:sz w:val="24"/>
+          <w:szCs w:val="24"/>
         </w:rPr>
         <w:t>l) Quyền và nghĩa vụ khác được quy định tại hợp đồng lao động.</w:t>
       </w:r>
@@ -3227,28 +3188,28 @@
       <w:pPr>
         <w:spacing w:after="0" w:line="324" w:lineRule="auto"/>
         <w:rPr>
-          <w:sz w:val="23"/>
-          <w:szCs w:val="23"/>
-        </w:rPr>
-      </w:pPr>
-      <w:r>
-        <w:rPr>
-          <w:sz w:val="23"/>
-          <w:szCs w:val="23"/>
+          <w:sz w:val="24"/>
+          <w:szCs w:val="24"/>
+        </w:rPr>
+      </w:pPr>
+      <w:r>
+        <w:rPr>
+          <w:sz w:val="24"/>
+          <w:szCs w:val="24"/>
         </w:rPr>
         <w:t xml:space="preserve">3. </w:t>
       </w:r>
       <w:r>
         <w:rPr>
-          <w:sz w:val="23"/>
-          <w:szCs w:val="23"/>
+          <w:sz w:val="24"/>
+          <w:szCs w:val="24"/>
         </w:rPr>
         <w:t>{{rep_ceo.position.text}}</w:t>
       </w:r>
       <w:r>
         <w:rPr>
-          <w:sz w:val="23"/>
-          <w:szCs w:val="23"/>
+          <w:sz w:val="24"/>
+          <w:szCs w:val="24"/>
         </w:rPr>
         <w:t xml:space="preserve"> phải có tiêu chuẩn và điều kiện sau đây:</w:t>
       </w:r>
@@ -3257,14 +3218,14 @@
       <w:pPr>
         <w:spacing w:after="0" w:line="324" w:lineRule="auto"/>
         <w:rPr>
-          <w:sz w:val="23"/>
-          <w:szCs w:val="23"/>
-        </w:rPr>
-      </w:pPr>
-      <w:r>
-        <w:rPr>
-          <w:sz w:val="23"/>
-          <w:szCs w:val="23"/>
+          <w:sz w:val="24"/>
+          <w:szCs w:val="24"/>
+        </w:rPr>
+      </w:pPr>
+      <w:r>
+        <w:rPr>
+          <w:sz w:val="24"/>
+          <w:szCs w:val="24"/>
         </w:rPr>
         <w:t>a) Không thuộc đối tượng quy định tại khoản 2 Điều 17 của Luật Doanh nghiệp;</w:t>
       </w:r>
@@ -3273,14 +3234,14 @@
       <w:pPr>
         <w:spacing w:after="0" w:line="324" w:lineRule="auto"/>
         <w:rPr>
-          <w:sz w:val="23"/>
-          <w:szCs w:val="23"/>
-        </w:rPr>
-      </w:pPr>
-      <w:r>
-        <w:rPr>
-          <w:sz w:val="23"/>
-          <w:szCs w:val="23"/>
+          <w:sz w:val="24"/>
+          <w:szCs w:val="24"/>
+        </w:rPr>
+      </w:pPr>
+      <w:r>
+        <w:rPr>
+          <w:sz w:val="24"/>
+          <w:szCs w:val="24"/>
         </w:rPr>
         <w:t>b) Có trình độ chuyên môn, kinh nghiệm trong quản trị kinh doanh của công ty và điều kiện khác do Điều lệ công ty quy định.</w:t>
       </w:r>
@@ -3290,15 +3251,15 @@
         <w:spacing w:after="0" w:line="324" w:lineRule="auto"/>
         <w:rPr>
           <w:b/>
-          <w:sz w:val="23"/>
-          <w:szCs w:val="23"/>
-        </w:rPr>
-      </w:pPr>
-      <w:r>
-        <w:rPr>
-          <w:b/>
-          <w:sz w:val="23"/>
-          <w:szCs w:val="23"/>
+          <w:sz w:val="24"/>
+          <w:szCs w:val="24"/>
+        </w:rPr>
+      </w:pPr>
+      <w:r>
+        <w:rPr>
+          <w:b/>
+          <w:sz w:val="24"/>
+          <w:szCs w:val="24"/>
         </w:rPr>
         <w:t xml:space="preserve">Điều 11. Thù lao, tiền lương và lợi ích khác của người quản lý công ty </w:t>
       </w:r>
@@ -3307,16 +3268,15 @@
       <w:pPr>
         <w:spacing w:after="0" w:line="324" w:lineRule="auto"/>
         <w:rPr>
-          <w:sz w:val="23"/>
-          <w:szCs w:val="23"/>
-        </w:rPr>
-      </w:pPr>
-      <w:r>
-        <w:rPr>
-          <w:sz w:val="23"/>
-          <w:szCs w:val="23"/>
-        </w:rPr>
-        <w:lastRenderedPageBreak/>
+          <w:sz w:val="24"/>
+          <w:szCs w:val="24"/>
+        </w:rPr>
+      </w:pPr>
+      <w:r>
+        <w:rPr>
+          <w:sz w:val="24"/>
+          <w:szCs w:val="24"/>
+        </w:rPr>
         <w:t>1. Người quản lý công ty được hưởng thù lao hoặc tiền lương và lợi ích khác theo kết quả và hiệu quả kinh doanh của công ty.</w:t>
       </w:r>
     </w:p>
@@ -3324,14 +3284,14 @@
       <w:pPr>
         <w:spacing w:after="0" w:line="324" w:lineRule="auto"/>
         <w:rPr>
-          <w:sz w:val="23"/>
-          <w:szCs w:val="23"/>
-        </w:rPr>
-      </w:pPr>
-      <w:r>
-        <w:rPr>
-          <w:sz w:val="23"/>
-          <w:szCs w:val="23"/>
+          <w:sz w:val="24"/>
+          <w:szCs w:val="24"/>
+        </w:rPr>
+      </w:pPr>
+      <w:r>
+        <w:rPr>
+          <w:sz w:val="24"/>
+          <w:szCs w:val="24"/>
         </w:rPr>
         <w:t>2. Chủ sở hữu công ty quyết định mức thù lao, tiền lương và lợi ích khác của Chủ tịch công ty. Thù lao, tiền lương và lợi ích khác của người quản lý công ty được tính vào chi phí kinh doanh theo quy định của pháp luật về thuế, pháp luật có liên quan và được thể hiện thành mục riêng trong báo cáo tài chính hằng năm của công ty.</w:t>
       </w:r>
@@ -3340,16 +3300,16 @@
       <w:pPr>
         <w:spacing w:after="0" w:line="324" w:lineRule="auto"/>
         <w:rPr>
-          <w:sz w:val="23"/>
-          <w:szCs w:val="23"/>
+          <w:sz w:val="24"/>
+          <w:szCs w:val="24"/>
         </w:rPr>
       </w:pPr>
       <w:bookmarkStart w:id="6" w:name="_heading=h.2s8eyo1" w:colFirst="0" w:colLast="0"/>
       <w:bookmarkEnd w:id="6"/>
       <w:r>
         <w:rPr>
-          <w:sz w:val="23"/>
-          <w:szCs w:val="23"/>
+          <w:sz w:val="24"/>
+          <w:szCs w:val="24"/>
         </w:rPr>
         <w:t>3. Thù lao, tiền lương và lợi ích khác của người quản lý công ty có thể do chủ sở hữu công ty chi trả trực tiếp theo quy định của pháp luật hiện hành.</w:t>
       </w:r>
@@ -3366,15 +3326,15 @@
         <w:spacing w:after="0" w:line="324" w:lineRule="auto"/>
         <w:rPr>
           <w:b/>
-          <w:sz w:val="23"/>
-          <w:szCs w:val="23"/>
-        </w:rPr>
-      </w:pPr>
-      <w:r>
-        <w:rPr>
-          <w:b/>
-          <w:sz w:val="23"/>
-          <w:szCs w:val="23"/>
+          <w:sz w:val="24"/>
+          <w:szCs w:val="24"/>
+        </w:rPr>
+      </w:pPr>
+      <w:r>
+        <w:rPr>
+          <w:b/>
+          <w:sz w:val="24"/>
+          <w:szCs w:val="24"/>
         </w:rPr>
         <w:t>Điều 12. Nguyên tắc giải quyết tranh chấp nội bộ</w:t>
       </w:r>
@@ -3383,14 +3343,14 @@
       <w:pPr>
         <w:spacing w:after="0" w:line="324" w:lineRule="auto"/>
         <w:rPr>
-          <w:sz w:val="23"/>
-          <w:szCs w:val="23"/>
-        </w:rPr>
-      </w:pPr>
-      <w:r>
-        <w:rPr>
-          <w:sz w:val="23"/>
-          <w:szCs w:val="23"/>
+          <w:sz w:val="24"/>
+          <w:szCs w:val="24"/>
+        </w:rPr>
+      </w:pPr>
+      <w:r>
+        <w:rPr>
+          <w:sz w:val="24"/>
+          <w:szCs w:val="24"/>
         </w:rPr>
         <w:t>1. Tranh chấp nội bộ, Công ty có thể giải quyết trên phương thức tự thỏa thuận nội bộ, nếu không được sẽ thông qua cơ quan pháp luật có thẩm quyền.</w:t>
       </w:r>
@@ -3399,16 +3359,16 @@
       <w:pPr>
         <w:spacing w:after="0" w:line="324" w:lineRule="auto"/>
         <w:rPr>
-          <w:sz w:val="23"/>
-          <w:szCs w:val="23"/>
+          <w:sz w:val="24"/>
+          <w:szCs w:val="24"/>
         </w:rPr>
       </w:pPr>
       <w:bookmarkStart w:id="7" w:name="_heading=h.17dp8vu" w:colFirst="0" w:colLast="0"/>
       <w:bookmarkEnd w:id="7"/>
       <w:r>
         <w:rPr>
-          <w:sz w:val="23"/>
-          <w:szCs w:val="23"/>
+          <w:sz w:val="24"/>
+          <w:szCs w:val="24"/>
         </w:rPr>
         <w:t>2. Tranh chấp bên ngoài, Công ty có quyền bình đẳng trước pháp luật với mọi pháp nhân, thể nhân khi có tố tụng tranh chấp. Đại diện hợp pháp của Công ty sẽ đại diện cho Công ty trước pháp luật.</w:t>
       </w:r>
@@ -3419,15 +3379,15 @@
         <w:jc w:val="center"/>
         <w:rPr>
           <w:b/>
-          <w:sz w:val="23"/>
-          <w:szCs w:val="23"/>
-        </w:rPr>
-      </w:pPr>
-      <w:r>
-        <w:rPr>
-          <w:b/>
-          <w:sz w:val="23"/>
-          <w:szCs w:val="23"/>
+          <w:sz w:val="24"/>
+          <w:szCs w:val="24"/>
+        </w:rPr>
+      </w:pPr>
+      <w:r>
+        <w:rPr>
+          <w:b/>
+          <w:sz w:val="24"/>
+          <w:szCs w:val="24"/>
         </w:rPr>
         <w:t>Chương IV</w:t>
       </w:r>
@@ -3438,15 +3398,15 @@
         <w:jc w:val="center"/>
         <w:rPr>
           <w:b/>
-          <w:sz w:val="23"/>
-          <w:szCs w:val="23"/>
-        </w:rPr>
-      </w:pPr>
-      <w:r>
-        <w:rPr>
-          <w:b/>
-          <w:sz w:val="23"/>
-          <w:szCs w:val="23"/>
+          <w:sz w:val="24"/>
+          <w:szCs w:val="24"/>
+        </w:rPr>
+      </w:pPr>
+      <w:r>
+        <w:rPr>
+          <w:b/>
+          <w:sz w:val="24"/>
+          <w:szCs w:val="24"/>
         </w:rPr>
         <w:t>NĂM TÀI CHÍNH,  PHÂN PHỐI LỢI NHUẬN</w:t>
       </w:r>
@@ -3457,15 +3417,15 @@
         <w:spacing w:after="0" w:line="324" w:lineRule="auto"/>
         <w:rPr>
           <w:b/>
-          <w:sz w:val="23"/>
-          <w:szCs w:val="23"/>
-        </w:rPr>
-      </w:pPr>
-      <w:r>
-        <w:rPr>
-          <w:b/>
-          <w:sz w:val="23"/>
-          <w:szCs w:val="23"/>
+          <w:sz w:val="24"/>
+          <w:szCs w:val="24"/>
+        </w:rPr>
+      </w:pPr>
+      <w:r>
+        <w:rPr>
+          <w:b/>
+          <w:sz w:val="24"/>
+          <w:szCs w:val="24"/>
         </w:rPr>
         <w:t>Điều 13. Năm tài chính</w:t>
       </w:r>
@@ -3474,14 +3434,14 @@
       <w:pPr>
         <w:spacing w:after="0" w:line="324" w:lineRule="auto"/>
         <w:rPr>
-          <w:sz w:val="23"/>
-          <w:szCs w:val="23"/>
-        </w:rPr>
-      </w:pPr>
-      <w:r>
-        <w:rPr>
-          <w:sz w:val="23"/>
-          <w:szCs w:val="23"/>
+          <w:sz w:val="24"/>
+          <w:szCs w:val="24"/>
+        </w:rPr>
+      </w:pPr>
+      <w:r>
+        <w:rPr>
+          <w:sz w:val="24"/>
+          <w:szCs w:val="24"/>
         </w:rPr>
         <w:t xml:space="preserve">Năm tài chính của Công ty bắt đầu từ ngày đầu tiên của tháng 1 (một) hàng năm và kết thúc vào ngày thứ 31 của tháng 12. </w:t>
       </w:r>
@@ -3490,14 +3450,14 @@
       <w:pPr>
         <w:spacing w:after="0" w:line="324" w:lineRule="auto"/>
         <w:rPr>
-          <w:sz w:val="23"/>
-          <w:szCs w:val="23"/>
-        </w:rPr>
-      </w:pPr>
-      <w:r>
-        <w:rPr>
-          <w:sz w:val="23"/>
-          <w:szCs w:val="23"/>
+          <w:sz w:val="24"/>
+          <w:szCs w:val="24"/>
+        </w:rPr>
+      </w:pPr>
+      <w:r>
+        <w:rPr>
+          <w:sz w:val="24"/>
+          <w:szCs w:val="24"/>
         </w:rPr>
         <w:t>Năm tài chính đầu tiên bắt đầu từ ngày cấp Giấy chứng nhận đăng ký doanh nghiệp và kết thúc vào ngày thứ 31 của tháng 12 ngay sau ngày cấp Giấy chứng nhận đăng ký doanh nghiệp đó.</w:t>
       </w:r>
@@ -3508,78 +3468,87 @@
         <w:spacing w:after="0" w:line="324" w:lineRule="auto"/>
         <w:rPr>
           <w:b/>
-          <w:sz w:val="23"/>
-          <w:szCs w:val="23"/>
-        </w:rPr>
-      </w:pPr>
-      <w:r>
-        <w:rPr>
-          <w:b/>
-          <w:sz w:val="23"/>
-          <w:szCs w:val="23"/>
+          <w:sz w:val="24"/>
+          <w:szCs w:val="24"/>
+        </w:rPr>
+      </w:pPr>
+      <w:r>
+        <w:rPr>
+          <w:b/>
+          <w:sz w:val="24"/>
+          <w:szCs w:val="24"/>
         </w:rPr>
         <w:t>Điều 14. Phân phối lợi nhuận, lập quỹ, nguyên tắc xử lý lỗ trong kinh doanh</w:t>
       </w:r>
     </w:p>
     <w:p>
       <w:pPr>
-        <w:numPr>
-          <w:ilvl w:val="0"/>
-          <w:numId w:val="1"/>
-        </w:numPr>
-        <w:spacing w:after="0" w:line="324" w:lineRule="auto"/>
-        <w:ind w:firstLine="0"/>
-        <w:rPr>
-          <w:sz w:val="23"/>
-          <w:szCs w:val="23"/>
-        </w:rPr>
-      </w:pPr>
-      <w:r>
-        <w:rPr>
-          <w:sz w:val="23"/>
-          <w:szCs w:val="23"/>
+        <w:spacing w:after="0" w:line="324" w:lineRule="auto"/>
+        <w:rPr>
+          <w:sz w:val="24"/>
+          <w:szCs w:val="24"/>
+        </w:rPr>
+      </w:pPr>
+      <w:r>
+        <w:rPr>
+          <w:sz w:val="24"/>
+          <w:szCs w:val="24"/>
+          <w:lang w:val="en-US"/>
+        </w:rPr>
+        <w:t xml:space="preserve">1. </w:t>
+      </w:r>
+      <w:r>
+        <w:rPr>
+          <w:sz w:val="24"/>
+          <w:szCs w:val="24"/>
         </w:rPr>
         <w:t>Sau khi đã hoàn thành nghĩa vụ nộp thuế và các nghĩa vụ tài chính khác theo quy định của pháp luật, đã thanh toán đủ (hoặc đã dành phần thanh toán đủ) các khoản nợ và nghĩa vụ tài sản khác đã đến hạn phải trả công ty lập các loại quỹ theo quy định của pháp luật.</w:t>
       </w:r>
     </w:p>
     <w:p>
       <w:pPr>
-        <w:numPr>
-          <w:ilvl w:val="0"/>
-          <w:numId w:val="1"/>
-        </w:numPr>
-        <w:spacing w:after="0" w:line="324" w:lineRule="auto"/>
-        <w:ind w:firstLine="0"/>
-        <w:rPr>
-          <w:sz w:val="23"/>
-          <w:szCs w:val="23"/>
-        </w:rPr>
-      </w:pPr>
-      <w:r>
-        <w:rPr>
-          <w:sz w:val="23"/>
-          <w:szCs w:val="23"/>
+        <w:spacing w:after="0" w:line="324" w:lineRule="auto"/>
+        <w:rPr>
+          <w:sz w:val="24"/>
+          <w:szCs w:val="24"/>
+        </w:rPr>
+      </w:pPr>
+      <w:r>
+        <w:rPr>
+          <w:sz w:val="24"/>
+          <w:szCs w:val="24"/>
+          <w:lang w:val="en-US"/>
+        </w:rPr>
+        <w:t xml:space="preserve">2. </w:t>
+      </w:r>
+      <w:r>
+        <w:rPr>
+          <w:sz w:val="24"/>
+          <w:szCs w:val="24"/>
         </w:rPr>
         <w:t>Các vấn đề khác liên quan đến phân phối lợi nhuận được thực hiện theo quy định của pháp luật.</w:t>
       </w:r>
     </w:p>
     <w:p>
       <w:pPr>
-        <w:numPr>
-          <w:ilvl w:val="0"/>
-          <w:numId w:val="1"/>
-        </w:numPr>
-        <w:spacing w:after="0" w:line="324" w:lineRule="auto"/>
-        <w:ind w:firstLine="0"/>
-        <w:rPr>
-          <w:sz w:val="23"/>
-          <w:szCs w:val="23"/>
-        </w:rPr>
-      </w:pPr>
-      <w:r>
-        <w:rPr>
-          <w:sz w:val="23"/>
-          <w:szCs w:val="23"/>
+        <w:spacing w:after="0" w:line="324" w:lineRule="auto"/>
+        <w:rPr>
+          <w:sz w:val="24"/>
+          <w:szCs w:val="24"/>
+        </w:rPr>
+      </w:pPr>
+      <w:r>
+        <w:rPr>
+          <w:sz w:val="24"/>
+          <w:szCs w:val="24"/>
+          <w:lang w:val="en-US"/>
+        </w:rPr>
+        <w:t xml:space="preserve">3. </w:t>
+      </w:r>
+      <w:r>
+        <w:rPr>
+          <w:sz w:val="24"/>
+          <w:szCs w:val="24"/>
         </w:rPr>
         <w:t>Trường hợp quyết toán năm tài chính bị lỗ, Chủ tịch công ty được quyết định theo các hướng sau:</w:t>
       </w:r>
@@ -3588,14 +3557,14 @@
       <w:pPr>
         <w:spacing w:after="0" w:line="324" w:lineRule="auto"/>
         <w:rPr>
-          <w:sz w:val="23"/>
-          <w:szCs w:val="23"/>
-        </w:rPr>
-      </w:pPr>
-      <w:r>
-        <w:rPr>
-          <w:sz w:val="23"/>
-          <w:szCs w:val="23"/>
+          <w:sz w:val="24"/>
+          <w:szCs w:val="24"/>
+        </w:rPr>
+      </w:pPr>
+      <w:r>
+        <w:rPr>
+          <w:sz w:val="24"/>
+          <w:szCs w:val="24"/>
         </w:rPr>
         <w:t>a) Trích quỹ dự trữ để bù;</w:t>
       </w:r>
@@ -3604,15 +3573,16 @@
       <w:pPr>
         <w:spacing w:after="0" w:line="324" w:lineRule="auto"/>
         <w:rPr>
-          <w:sz w:val="23"/>
-          <w:szCs w:val="23"/>
-        </w:rPr>
-      </w:pPr>
-      <w:r>
-        <w:rPr>
-          <w:sz w:val="23"/>
-          <w:szCs w:val="23"/>
-        </w:rPr>
+          <w:sz w:val="24"/>
+          <w:szCs w:val="24"/>
+        </w:rPr>
+      </w:pPr>
+      <w:r>
+        <w:rPr>
+          <w:sz w:val="24"/>
+          <w:szCs w:val="24"/>
+        </w:rPr>
+        <w:lastRenderedPageBreak/>
         <w:t>b) Chuyển sang năm sau để trừ vào lợi nhuận của năm tài chính sau trước khi phân phối lợi nhuận.</w:t>
       </w:r>
     </w:p>
@@ -3622,15 +3592,15 @@
         <w:jc w:val="center"/>
         <w:rPr>
           <w:b/>
-          <w:sz w:val="23"/>
-          <w:szCs w:val="23"/>
-        </w:rPr>
-      </w:pPr>
-      <w:r>
-        <w:rPr>
-          <w:b/>
-          <w:sz w:val="23"/>
-          <w:szCs w:val="23"/>
+          <w:sz w:val="24"/>
+          <w:szCs w:val="24"/>
+        </w:rPr>
+      </w:pPr>
+      <w:r>
+        <w:rPr>
+          <w:b/>
+          <w:sz w:val="24"/>
+          <w:szCs w:val="24"/>
         </w:rPr>
         <w:t>Chương V</w:t>
       </w:r>
@@ -3642,15 +3612,15 @@
         <w:jc w:val="center"/>
         <w:rPr>
           <w:b/>
-          <w:sz w:val="23"/>
-          <w:szCs w:val="23"/>
-        </w:rPr>
-      </w:pPr>
-      <w:r>
-        <w:rPr>
-          <w:b/>
-          <w:sz w:val="23"/>
-          <w:szCs w:val="23"/>
+          <w:sz w:val="24"/>
+          <w:szCs w:val="24"/>
+        </w:rPr>
+      </w:pPr>
+      <w:r>
+        <w:rPr>
+          <w:b/>
+          <w:sz w:val="24"/>
+          <w:szCs w:val="24"/>
         </w:rPr>
         <w:t>THÀNH LẬP, TỔ CHỨC LẠI, GIẢI THỂ</w:t>
       </w:r>
@@ -3661,15 +3631,15 @@
         <w:spacing w:after="0" w:line="324" w:lineRule="auto"/>
         <w:rPr>
           <w:b/>
-          <w:sz w:val="23"/>
-          <w:szCs w:val="23"/>
-        </w:rPr>
-      </w:pPr>
-      <w:r>
-        <w:rPr>
-          <w:b/>
-          <w:sz w:val="23"/>
-          <w:szCs w:val="23"/>
+          <w:sz w:val="24"/>
+          <w:szCs w:val="24"/>
+        </w:rPr>
+      </w:pPr>
+      <w:r>
+        <w:rPr>
+          <w:b/>
+          <w:sz w:val="24"/>
+          <w:szCs w:val="24"/>
         </w:rPr>
         <w:t>Điều 15. Thành lập</w:t>
       </w:r>
@@ -3678,14 +3648,14 @@
       <w:pPr>
         <w:spacing w:after="0" w:line="324" w:lineRule="auto"/>
         <w:rPr>
-          <w:sz w:val="23"/>
-          <w:szCs w:val="23"/>
-        </w:rPr>
-      </w:pPr>
-      <w:r>
-        <w:rPr>
-          <w:sz w:val="23"/>
-          <w:szCs w:val="23"/>
+          <w:sz w:val="24"/>
+          <w:szCs w:val="24"/>
+        </w:rPr>
+      </w:pPr>
+      <w:r>
+        <w:rPr>
+          <w:sz w:val="24"/>
+          <w:szCs w:val="24"/>
         </w:rPr>
         <w:t>Công ty được thành lập sau khi Bản điều lệ này được Chủ sở hữu thông qua và được Cơ quan đăng ký kinh doanh cấp Giấy chứng nhận đăng ký doanh nghiệp.</w:t>
       </w:r>
@@ -3694,25 +3664,25 @@
       <w:pPr>
         <w:spacing w:after="0" w:line="324" w:lineRule="auto"/>
         <w:rPr>
-          <w:sz w:val="23"/>
-          <w:szCs w:val="23"/>
-        </w:rPr>
-      </w:pPr>
-      <w:r>
-        <w:rPr>
-          <w:sz w:val="23"/>
-          <w:szCs w:val="23"/>
-        </w:rPr>
-        <w:t>Mọi phí tổn liên hệ đến việc thành  lập công ty đều được ghi vào mục chi phí của công ty và được tính hoàn giảm vào chi phí của năm tài chính đầu tiên đầu tiên.</w:t>
-      </w:r>
-    </w:p>
-    <w:p>
-      <w:pPr>
-        <w:spacing w:after="0" w:line="324" w:lineRule="auto"/>
-        <w:rPr>
-          <w:b/>
-          <w:sz w:val="23"/>
-          <w:szCs w:val="23"/>
+          <w:sz w:val="24"/>
+          <w:szCs w:val="24"/>
+        </w:rPr>
+      </w:pPr>
+      <w:r>
+        <w:rPr>
+          <w:sz w:val="24"/>
+          <w:szCs w:val="24"/>
+        </w:rPr>
+        <w:t>Mọi phí tổn liên hệ đến việc thành lập công ty đều được ghi vào mục chi phí của công ty và được tính hoàn giảm vào chi phí của năm tài chính đầu tiên đầu tiên.</w:t>
+      </w:r>
+    </w:p>
+    <w:p>
+      <w:pPr>
+        <w:spacing w:after="0" w:line="324" w:lineRule="auto"/>
+        <w:rPr>
+          <w:b/>
+          <w:sz w:val="24"/>
+          <w:szCs w:val="24"/>
         </w:rPr>
       </w:pPr>
       <w:bookmarkStart w:id="8" w:name="_heading=h.3rdcrjn" w:colFirst="0" w:colLast="0"/>
@@ -3720,8 +3690,8 @@
       <w:r>
         <w:rPr>
           <w:b/>
-          <w:sz w:val="23"/>
-          <w:szCs w:val="23"/>
+          <w:sz w:val="24"/>
+          <w:szCs w:val="24"/>
         </w:rPr>
         <w:t>Điều 16. Các trường hợp và điều kiện giải thể doanh nghiệp</w:t>
       </w:r>
@@ -3730,14 +3700,14 @@
       <w:pPr>
         <w:spacing w:after="0" w:line="324" w:lineRule="auto"/>
         <w:rPr>
-          <w:sz w:val="23"/>
-          <w:szCs w:val="23"/>
-        </w:rPr>
-      </w:pPr>
-      <w:r>
-        <w:rPr>
-          <w:sz w:val="23"/>
-          <w:szCs w:val="23"/>
+          <w:sz w:val="24"/>
+          <w:szCs w:val="24"/>
+        </w:rPr>
+      </w:pPr>
+      <w:r>
+        <w:rPr>
+          <w:sz w:val="24"/>
+          <w:szCs w:val="24"/>
         </w:rPr>
         <w:t>1. Công ty bị giải thể trong các trường hợp sau đây:</w:t>
       </w:r>
@@ -3746,14 +3716,14 @@
       <w:pPr>
         <w:spacing w:after="0" w:line="324" w:lineRule="auto"/>
         <w:rPr>
-          <w:sz w:val="23"/>
-          <w:szCs w:val="23"/>
-        </w:rPr>
-      </w:pPr>
-      <w:r>
-        <w:rPr>
-          <w:sz w:val="23"/>
-          <w:szCs w:val="23"/>
+          <w:sz w:val="24"/>
+          <w:szCs w:val="24"/>
+        </w:rPr>
+      </w:pPr>
+      <w:r>
+        <w:rPr>
+          <w:sz w:val="24"/>
+          <w:szCs w:val="24"/>
         </w:rPr>
         <w:t>a) Theo quyết định của Chủ sở hữu;</w:t>
       </w:r>
@@ -3762,14 +3732,14 @@
       <w:pPr>
         <w:spacing w:after="0" w:line="324" w:lineRule="auto"/>
         <w:rPr>
-          <w:sz w:val="23"/>
-          <w:szCs w:val="23"/>
-        </w:rPr>
-      </w:pPr>
-      <w:r>
-        <w:rPr>
-          <w:sz w:val="23"/>
-          <w:szCs w:val="23"/>
+          <w:sz w:val="24"/>
+          <w:szCs w:val="24"/>
+        </w:rPr>
+      </w:pPr>
+      <w:r>
+        <w:rPr>
+          <w:sz w:val="24"/>
+          <w:szCs w:val="24"/>
         </w:rPr>
         <w:t>b) Bị thu hồi Giấy chứng nhận đăng ký doanh nghiệp.</w:t>
       </w:r>
@@ -3778,39 +3748,31 @@
       <w:pPr>
         <w:spacing w:after="0" w:line="324" w:lineRule="auto"/>
         <w:rPr>
-          <w:sz w:val="23"/>
-          <w:szCs w:val="23"/>
-        </w:rPr>
-      </w:pPr>
-      <w:r>
-        <w:rPr>
-          <w:sz w:val="23"/>
-          <w:szCs w:val="23"/>
-        </w:rPr>
-        <w:t xml:space="preserve">2. Công ty chỉ được giải thể khi bảo đảm thanh toán hết các khoản nợ và nghĩa vụ tài sản khác và doanh nghiệp không trong quá trình giải quyết tranh chấp tại Tòa án hoặc cơ quan trọng tài. Người quản lý có liên quan và </w:t>
-      </w:r>
-      <w:r>
-        <w:rPr>
-          <w:sz w:val="23"/>
-          <w:szCs w:val="23"/>
-        </w:rPr>
-        <w:lastRenderedPageBreak/>
-        <w:t>doanh nghiệp quy định tại điểm b khoản 1 Điều này cùng liên đới chịu trách nhiệm về các khoản nợ của doanh nghiệp.</w:t>
-      </w:r>
-    </w:p>
-    <w:p>
-      <w:pPr>
-        <w:spacing w:after="0" w:line="324" w:lineRule="auto"/>
-        <w:rPr>
-          <w:sz w:val="23"/>
-          <w:szCs w:val="23"/>
-        </w:rPr>
-      </w:pPr>
-      <w:r>
-        <w:rPr>
-          <w:b/>
-          <w:sz w:val="23"/>
-          <w:szCs w:val="23"/>
+          <w:sz w:val="24"/>
+          <w:szCs w:val="24"/>
+        </w:rPr>
+      </w:pPr>
+      <w:r>
+        <w:rPr>
+          <w:sz w:val="24"/>
+          <w:szCs w:val="24"/>
+        </w:rPr>
+        <w:t>2. Công ty chỉ được giải thể khi bảo đảm thanh toán hết các khoản nợ và nghĩa vụ tài sản khác và doanh nghiệp không trong quá trình giải quyết tranh chấp tại Tòa án hoặc cơ quan trọng tài. Người quản lý có liên quan và doanh nghiệp quy định tại điểm b khoản 1 Điều này cùng liên đới chịu trách nhiệm về các khoản nợ của doanh nghiệp.</w:t>
+      </w:r>
+    </w:p>
+    <w:p>
+      <w:pPr>
+        <w:spacing w:after="0" w:line="324" w:lineRule="auto"/>
+        <w:rPr>
+          <w:sz w:val="24"/>
+          <w:szCs w:val="24"/>
+        </w:rPr>
+      </w:pPr>
+      <w:r>
+        <w:rPr>
+          <w:b/>
+          <w:sz w:val="24"/>
+          <w:szCs w:val="24"/>
         </w:rPr>
         <w:t>Điều 17. Trình tự, thủ tục thanh lý tài sản và giải thể doanh nghiệp</w:t>
       </w:r>
@@ -3819,45 +3781,45 @@
       <w:pPr>
         <w:spacing w:after="0" w:line="324" w:lineRule="auto"/>
         <w:rPr>
-          <w:sz w:val="23"/>
-          <w:szCs w:val="23"/>
+          <w:sz w:val="24"/>
+          <w:szCs w:val="24"/>
         </w:rPr>
       </w:pPr>
       <w:bookmarkStart w:id="9" w:name="_heading=h.26in1rg" w:colFirst="0" w:colLast="0"/>
       <w:bookmarkEnd w:id="9"/>
       <w:r>
         <w:rPr>
-          <w:sz w:val="23"/>
-          <w:szCs w:val="23"/>
+          <w:sz w:val="24"/>
+          <w:szCs w:val="24"/>
         </w:rPr>
         <w:t>Việc giải thể doanh nghiệp trong các trườ</w:t>
       </w:r>
       <w:r>
         <w:rPr>
-          <w:sz w:val="23"/>
-          <w:szCs w:val="23"/>
+          <w:sz w:val="24"/>
+          <w:szCs w:val="24"/>
         </w:rPr>
         <w:t>ng hợp quy định tại các điểm a</w:t>
       </w:r>
       <w:r>
         <w:rPr>
-          <w:sz w:val="23"/>
-          <w:szCs w:val="23"/>
+          <w:sz w:val="24"/>
+          <w:szCs w:val="24"/>
           <w:lang w:val="vi-VN"/>
         </w:rPr>
         <w:t xml:space="preserve"> </w:t>
       </w:r>
       <w:r>
         <w:rPr>
-          <w:sz w:val="23"/>
-          <w:szCs w:val="23"/>
+          <w:sz w:val="24"/>
+          <w:szCs w:val="24"/>
         </w:rPr>
         <w:t>khoản 1 Điều 16</w:t>
       </w:r>
       <w:r>
         <w:rPr>
-          <w:sz w:val="23"/>
-          <w:szCs w:val="23"/>
+          <w:sz w:val="24"/>
+          <w:szCs w:val="24"/>
         </w:rPr>
         <w:t xml:space="preserve"> của Điều lệ này được thực hiện theo quy định sau đây:</w:t>
       </w:r>
@@ -3866,14 +3828,14 @@
       <w:pPr>
         <w:spacing w:after="0" w:line="324" w:lineRule="auto"/>
         <w:rPr>
-          <w:sz w:val="23"/>
-          <w:szCs w:val="23"/>
-        </w:rPr>
-      </w:pPr>
-      <w:r>
-        <w:rPr>
-          <w:sz w:val="23"/>
-          <w:szCs w:val="23"/>
+          <w:sz w:val="24"/>
+          <w:szCs w:val="24"/>
+        </w:rPr>
+      </w:pPr>
+      <w:r>
+        <w:rPr>
+          <w:sz w:val="24"/>
+          <w:szCs w:val="24"/>
         </w:rPr>
         <w:t>1. Thông qua nghị quyết, quyết định giải thể doanh nghiệp. Nghị quyết, quyết định giải thể doanh nghiệp phải bao gồm các nội dung chủ yếu sau đây:</w:t>
       </w:r>
@@ -3882,14 +3844,14 @@
       <w:pPr>
         <w:spacing w:after="0" w:line="324" w:lineRule="auto"/>
         <w:rPr>
-          <w:sz w:val="23"/>
-          <w:szCs w:val="23"/>
-        </w:rPr>
-      </w:pPr>
-      <w:r>
-        <w:rPr>
-          <w:sz w:val="23"/>
-          <w:szCs w:val="23"/>
+          <w:sz w:val="24"/>
+          <w:szCs w:val="24"/>
+        </w:rPr>
+      </w:pPr>
+      <w:r>
+        <w:rPr>
+          <w:sz w:val="24"/>
+          <w:szCs w:val="24"/>
         </w:rPr>
         <w:t>a) Tên, địa chỉ trụ sở chính của doanh nghiệp;</w:t>
       </w:r>
@@ -3898,14 +3860,14 @@
       <w:pPr>
         <w:spacing w:after="0" w:line="324" w:lineRule="auto"/>
         <w:rPr>
-          <w:sz w:val="23"/>
-          <w:szCs w:val="23"/>
-        </w:rPr>
-      </w:pPr>
-      <w:r>
-        <w:rPr>
-          <w:sz w:val="23"/>
-          <w:szCs w:val="23"/>
+          <w:sz w:val="24"/>
+          <w:szCs w:val="24"/>
+        </w:rPr>
+      </w:pPr>
+      <w:r>
+        <w:rPr>
+          <w:sz w:val="24"/>
+          <w:szCs w:val="24"/>
         </w:rPr>
         <w:t>b) Lý do giải thể;</w:t>
       </w:r>
@@ -3914,14 +3876,14 @@
       <w:pPr>
         <w:spacing w:after="0" w:line="324" w:lineRule="auto"/>
         <w:rPr>
-          <w:sz w:val="23"/>
-          <w:szCs w:val="23"/>
-        </w:rPr>
-      </w:pPr>
-      <w:r>
-        <w:rPr>
-          <w:sz w:val="23"/>
-          <w:szCs w:val="23"/>
+          <w:sz w:val="24"/>
+          <w:szCs w:val="24"/>
+        </w:rPr>
+      </w:pPr>
+      <w:r>
+        <w:rPr>
+          <w:sz w:val="24"/>
+          <w:szCs w:val="24"/>
         </w:rPr>
         <w:t>c) Thời hạn, thủ tục thanh lý hợp đồng và thanh toán các khoản nợ của doanh nghiệp;</w:t>
       </w:r>
@@ -3930,14 +3892,14 @@
       <w:pPr>
         <w:spacing w:after="0" w:line="324" w:lineRule="auto"/>
         <w:rPr>
-          <w:sz w:val="23"/>
-          <w:szCs w:val="23"/>
-        </w:rPr>
-      </w:pPr>
-      <w:r>
-        <w:rPr>
-          <w:sz w:val="23"/>
-          <w:szCs w:val="23"/>
+          <w:sz w:val="24"/>
+          <w:szCs w:val="24"/>
+        </w:rPr>
+      </w:pPr>
+      <w:r>
+        <w:rPr>
+          <w:sz w:val="24"/>
+          <w:szCs w:val="24"/>
         </w:rPr>
         <w:t>d) Phương án xử lý các nghĩa vụ phát sinh từ hợp đồng lao động;</w:t>
       </w:r>
@@ -3946,14 +3908,14 @@
       <w:pPr>
         <w:spacing w:after="0" w:line="324" w:lineRule="auto"/>
         <w:rPr>
-          <w:sz w:val="23"/>
-          <w:szCs w:val="23"/>
-        </w:rPr>
-      </w:pPr>
-      <w:r>
-        <w:rPr>
-          <w:sz w:val="23"/>
-          <w:szCs w:val="23"/>
+          <w:sz w:val="24"/>
+          <w:szCs w:val="24"/>
+        </w:rPr>
+      </w:pPr>
+      <w:r>
+        <w:rPr>
+          <w:sz w:val="24"/>
+          <w:szCs w:val="24"/>
         </w:rPr>
         <w:t>đ) Họ, tên, chữ ký của chủ sở hữu công ty.</w:t>
       </w:r>
@@ -3962,14 +3924,14 @@
       <w:pPr>
         <w:spacing w:after="0" w:line="324" w:lineRule="auto"/>
         <w:rPr>
-          <w:sz w:val="23"/>
-          <w:szCs w:val="23"/>
-        </w:rPr>
-      </w:pPr>
-      <w:r>
-        <w:rPr>
-          <w:sz w:val="23"/>
-          <w:szCs w:val="23"/>
+          <w:sz w:val="24"/>
+          <w:szCs w:val="24"/>
+        </w:rPr>
+      </w:pPr>
+      <w:r>
+        <w:rPr>
+          <w:sz w:val="24"/>
+          <w:szCs w:val="24"/>
         </w:rPr>
         <w:t>2. Chủ sở hữu công ty trực tiếp tổ chức thanh lý tài sản doanh nghiệp;</w:t>
       </w:r>
@@ -3978,14 +3940,14 @@
       <w:pPr>
         <w:spacing w:after="0" w:line="324" w:lineRule="auto"/>
         <w:rPr>
-          <w:sz w:val="23"/>
-          <w:szCs w:val="23"/>
-        </w:rPr>
-      </w:pPr>
-      <w:r>
-        <w:rPr>
-          <w:sz w:val="23"/>
-          <w:szCs w:val="23"/>
+          <w:sz w:val="24"/>
+          <w:szCs w:val="24"/>
+        </w:rPr>
+      </w:pPr>
+      <w:r>
+        <w:rPr>
+          <w:sz w:val="24"/>
+          <w:szCs w:val="24"/>
         </w:rPr>
         <w:t>3. Trong thời hạn 07 ngày làm việc kể từ ngày thông qua, quyết định giải thể phải được gửi đến Cơ quan đăng ký kinh doanh, cơ quan thuế, người lao động trong doanh nghiệp. Quyết định giải thể phải được đăng trên cổng thông tin quốc gia về đăng ký doanh nghiệp và được niêm yết công khai tại trụ sở chính, chi nhánh, văn phòng đại diện của doanh nghiệp. Trường hợp doanh nghiệp còn nghĩa vụ tài chính chưa thanh toán thì phải gửi kèm theo quyết định giải thể và phương án giải quyết nợ đến các chủ nợ, người có quyền, nghĩa vụ và lợi ích có liên quan. Phương án giải quyết nợ phải có tên, địa chỉ của chủ nợ; số nợ, thời hạn, địa điểm và phương thức thanh toán số nợ đó; cách thức và thời hạn giải quyết khiếu nại của chủ nợ;</w:t>
       </w:r>
@@ -3994,14 +3956,14 @@
       <w:pPr>
         <w:spacing w:after="0" w:line="324" w:lineRule="auto"/>
         <w:rPr>
-          <w:sz w:val="23"/>
-          <w:szCs w:val="23"/>
-        </w:rPr>
-      </w:pPr>
-      <w:r>
-        <w:rPr>
-          <w:sz w:val="23"/>
-          <w:szCs w:val="23"/>
+          <w:sz w:val="24"/>
+          <w:szCs w:val="24"/>
+        </w:rPr>
+      </w:pPr>
+      <w:r>
+        <w:rPr>
+          <w:sz w:val="24"/>
+          <w:szCs w:val="24"/>
         </w:rPr>
         <w:t>4. Các khoản nợ của doanh nghiệp được thanh toán theo thứ tự ưu tiên sau đây:</w:t>
       </w:r>
@@ -4010,14 +3972,14 @@
       <w:pPr>
         <w:spacing w:after="0" w:line="324" w:lineRule="auto"/>
         <w:rPr>
-          <w:sz w:val="23"/>
-          <w:szCs w:val="23"/>
-        </w:rPr>
-      </w:pPr>
-      <w:r>
-        <w:rPr>
-          <w:sz w:val="23"/>
-          <w:szCs w:val="23"/>
+          <w:sz w:val="24"/>
+          <w:szCs w:val="24"/>
+        </w:rPr>
+      </w:pPr>
+      <w:r>
+        <w:rPr>
+          <w:sz w:val="24"/>
+          <w:szCs w:val="24"/>
         </w:rPr>
         <w:t>a) Các khoản nợ lương, trợ cấp thôi việc, bảo hiểm xã hội, bảo hiểm y tế, bảo hiểm thất nghiệp theo quy định của pháp luật và các quyền lợi khác của người lao động theo thỏa ước lao động tập thể và hợp đồng lao động đã ký kết;</w:t>
       </w:r>
@@ -4026,14 +3988,14 @@
       <w:pPr>
         <w:spacing w:after="0" w:line="324" w:lineRule="auto"/>
         <w:rPr>
-          <w:sz w:val="23"/>
-          <w:szCs w:val="23"/>
-        </w:rPr>
-      </w:pPr>
-      <w:r>
-        <w:rPr>
-          <w:sz w:val="23"/>
-          <w:szCs w:val="23"/>
+          <w:sz w:val="24"/>
+          <w:szCs w:val="24"/>
+        </w:rPr>
+      </w:pPr>
+      <w:r>
+        <w:rPr>
+          <w:sz w:val="24"/>
+          <w:szCs w:val="24"/>
         </w:rPr>
         <w:t>b) Nợ thuế;</w:t>
       </w:r>
@@ -4042,15 +4004,16 @@
       <w:pPr>
         <w:spacing w:after="0" w:line="324" w:lineRule="auto"/>
         <w:rPr>
-          <w:sz w:val="23"/>
-          <w:szCs w:val="23"/>
-        </w:rPr>
-      </w:pPr>
-      <w:r>
-        <w:rPr>
-          <w:sz w:val="23"/>
-          <w:szCs w:val="23"/>
-        </w:rPr>
+          <w:sz w:val="24"/>
+          <w:szCs w:val="24"/>
+        </w:rPr>
+      </w:pPr>
+      <w:r>
+        <w:rPr>
+          <w:sz w:val="24"/>
+          <w:szCs w:val="24"/>
+        </w:rPr>
+        <w:lastRenderedPageBreak/>
         <w:t>c) Các khoản nợ khác;</w:t>
       </w:r>
     </w:p>
@@ -4058,14 +4021,14 @@
       <w:pPr>
         <w:spacing w:after="0" w:line="324" w:lineRule="auto"/>
         <w:rPr>
-          <w:sz w:val="23"/>
-          <w:szCs w:val="23"/>
-        </w:rPr>
-      </w:pPr>
-      <w:r>
-        <w:rPr>
-          <w:sz w:val="23"/>
-          <w:szCs w:val="23"/>
+          <w:sz w:val="24"/>
+          <w:szCs w:val="24"/>
+        </w:rPr>
+      </w:pPr>
+      <w:r>
+        <w:rPr>
+          <w:sz w:val="24"/>
+          <w:szCs w:val="24"/>
         </w:rPr>
         <w:t>5. Sau khi đã thanh toán chi phí giải thể doanh nghiệp và các khoản nợ, phần còn lại thuộc về chủ sở hữu;</w:t>
       </w:r>
@@ -4074,14 +4037,14 @@
       <w:pPr>
         <w:spacing w:after="0" w:line="324" w:lineRule="auto"/>
         <w:rPr>
-          <w:sz w:val="23"/>
-          <w:szCs w:val="23"/>
-        </w:rPr>
-      </w:pPr>
-      <w:r>
-        <w:rPr>
-          <w:sz w:val="23"/>
-          <w:szCs w:val="23"/>
+          <w:sz w:val="24"/>
+          <w:szCs w:val="24"/>
+        </w:rPr>
+      </w:pPr>
+      <w:r>
+        <w:rPr>
+          <w:sz w:val="24"/>
+          <w:szCs w:val="24"/>
         </w:rPr>
         <w:t>6. Người đại diện theo pháp luật của doanh nghiệp gửi hồ sơ giải thể doanh nghiệp cho Cơ quan đăng ký kinh doanh trong thời hạn 05 ngày làm việc kể từ ngày thanh toán hết các khoản nợ của doanh nghiệp.</w:t>
       </w:r>
@@ -4093,15 +4056,15 @@
         <w:jc w:val="center"/>
         <w:rPr>
           <w:b/>
-          <w:sz w:val="23"/>
-          <w:szCs w:val="23"/>
-        </w:rPr>
-      </w:pPr>
-      <w:r>
-        <w:rPr>
-          <w:b/>
-          <w:sz w:val="23"/>
-          <w:szCs w:val="23"/>
+          <w:sz w:val="24"/>
+          <w:szCs w:val="24"/>
+        </w:rPr>
+      </w:pPr>
+      <w:r>
+        <w:rPr>
+          <w:b/>
+          <w:sz w:val="24"/>
+          <w:szCs w:val="24"/>
         </w:rPr>
         <w:t>Chương VI</w:t>
       </w:r>
@@ -4112,15 +4075,15 @@
         <w:jc w:val="center"/>
         <w:rPr>
           <w:b/>
-          <w:sz w:val="23"/>
-          <w:szCs w:val="23"/>
-        </w:rPr>
-      </w:pPr>
-      <w:r>
-        <w:rPr>
-          <w:b/>
-          <w:sz w:val="23"/>
-          <w:szCs w:val="23"/>
+          <w:sz w:val="24"/>
+          <w:szCs w:val="24"/>
+        </w:rPr>
+      </w:pPr>
+      <w:r>
+        <w:rPr>
+          <w:b/>
+          <w:sz w:val="24"/>
+          <w:szCs w:val="24"/>
         </w:rPr>
         <w:t>HIỆU LỰC THỰC HIỆN</w:t>
       </w:r>
@@ -4130,15 +4093,15 @@
         <w:spacing w:after="0" w:line="324" w:lineRule="auto"/>
         <w:rPr>
           <w:b/>
-          <w:sz w:val="23"/>
-          <w:szCs w:val="23"/>
-        </w:rPr>
-      </w:pPr>
-      <w:r>
-        <w:rPr>
-          <w:b/>
-          <w:sz w:val="23"/>
-          <w:szCs w:val="23"/>
+          <w:sz w:val="24"/>
+          <w:szCs w:val="24"/>
+        </w:rPr>
+      </w:pPr>
+      <w:r>
+        <w:rPr>
+          <w:b/>
+          <w:sz w:val="24"/>
+          <w:szCs w:val="24"/>
         </w:rPr>
         <w:t>Điều 18. Hiệu lực của Điều lệ</w:t>
       </w:r>
@@ -4148,14 +4111,14 @@
         <w:spacing w:after="0" w:line="324" w:lineRule="auto"/>
         <w:rPr>
           <w:b/>
-          <w:sz w:val="23"/>
-          <w:szCs w:val="23"/>
-        </w:rPr>
-      </w:pPr>
-      <w:r>
-        <w:rPr>
-          <w:sz w:val="23"/>
-          <w:szCs w:val="23"/>
+          <w:sz w:val="24"/>
+          <w:szCs w:val="24"/>
+        </w:rPr>
+      </w:pPr>
+      <w:r>
+        <w:rPr>
+          <w:sz w:val="24"/>
+          <w:szCs w:val="24"/>
         </w:rPr>
         <w:t>Điều lệ này có hiệu lực kể từ ngày được Cơ quan đăng ký kinh doanh cấp Giấy chứng nhận đăng ký doanh nghiệp.</w:t>
       </w:r>
@@ -4165,15 +4128,15 @@
         <w:spacing w:after="0" w:line="324" w:lineRule="auto"/>
         <w:rPr>
           <w:b/>
-          <w:sz w:val="23"/>
-          <w:szCs w:val="23"/>
-        </w:rPr>
-      </w:pPr>
-      <w:r>
-        <w:rPr>
-          <w:b/>
-          <w:sz w:val="23"/>
-          <w:szCs w:val="23"/>
+          <w:sz w:val="24"/>
+          <w:szCs w:val="24"/>
+        </w:rPr>
+      </w:pPr>
+      <w:r>
+        <w:rPr>
+          <w:b/>
+          <w:sz w:val="24"/>
+          <w:szCs w:val="24"/>
         </w:rPr>
         <w:t>Điều 19.  Thể thức sửa đổi, bổ sung các điều, khoản của Điều lệ</w:t>
       </w:r>
@@ -4182,14 +4145,14 @@
       <w:pPr>
         <w:spacing w:after="0" w:line="324" w:lineRule="auto"/>
         <w:rPr>
-          <w:sz w:val="23"/>
-          <w:szCs w:val="23"/>
-        </w:rPr>
-      </w:pPr>
-      <w:r>
-        <w:rPr>
-          <w:sz w:val="23"/>
-          <w:szCs w:val="23"/>
+          <w:sz w:val="24"/>
+          <w:szCs w:val="24"/>
+        </w:rPr>
+      </w:pPr>
+      <w:r>
+        <w:rPr>
+          <w:sz w:val="24"/>
+          <w:szCs w:val="24"/>
         </w:rPr>
         <w:t>1. Những vấn đề liên quan đến hoạt động của Công ty không được nêu trong Bản Điều lệ này sẽ do Luật doanh nghiệp và các văn bản pháp luật liên quan khác điều chỉnh.</w:t>
       </w:r>
@@ -4199,14 +4162,14 @@
         <w:keepNext/>
         <w:spacing w:after="0" w:line="324" w:lineRule="auto"/>
         <w:rPr>
-          <w:sz w:val="23"/>
-          <w:szCs w:val="23"/>
-        </w:rPr>
-      </w:pPr>
-      <w:r>
-        <w:rPr>
-          <w:sz w:val="23"/>
-          <w:szCs w:val="23"/>
+          <w:sz w:val="24"/>
+          <w:szCs w:val="24"/>
+        </w:rPr>
+      </w:pPr>
+      <w:r>
+        <w:rPr>
+          <w:sz w:val="24"/>
+          <w:szCs w:val="24"/>
         </w:rPr>
         <w:t>2. Khi muốn bổ sung, sửa đổi nội dung Điều lệ này, Chủ Sở hữu công ty sẽ xem xét, quyết định theo tình hình thực tế.</w:t>
       </w:r>
@@ -4216,15 +4179,15 @@
         <w:spacing w:after="0" w:line="324" w:lineRule="auto"/>
         <w:rPr>
           <w:b/>
-          <w:sz w:val="23"/>
-          <w:szCs w:val="23"/>
-        </w:rPr>
-      </w:pPr>
-      <w:r>
-        <w:rPr>
-          <w:b/>
-          <w:sz w:val="23"/>
-          <w:szCs w:val="23"/>
+          <w:sz w:val="24"/>
+          <w:szCs w:val="24"/>
+        </w:rPr>
+      </w:pPr>
+      <w:r>
+        <w:rPr>
+          <w:b/>
+          <w:sz w:val="24"/>
+          <w:szCs w:val="24"/>
         </w:rPr>
         <w:t>Điều 20. Điều khoản cuối cùng</w:t>
       </w:r>
@@ -4234,14 +4197,14 @@
         <w:spacing w:after="0" w:line="324" w:lineRule="auto"/>
         <w:ind w:right="144"/>
         <w:rPr>
-          <w:sz w:val="23"/>
-          <w:szCs w:val="23"/>
-        </w:rPr>
-      </w:pPr>
-      <w:r>
-        <w:rPr>
-          <w:sz w:val="23"/>
-          <w:szCs w:val="23"/>
+          <w:sz w:val="24"/>
+          <w:szCs w:val="24"/>
+        </w:rPr>
+      </w:pPr>
+      <w:r>
+        <w:rPr>
+          <w:sz w:val="24"/>
+          <w:szCs w:val="24"/>
         </w:rPr>
         <w:t xml:space="preserve">1. Những vấn đề liên quan đến hoạt động của Công ty không được nêu trong Bản Điều lệ này sẽ do Luật Doanh nghiệp và các văn bản pháp luật liên quan khác điều chỉnh. </w:t>
       </w:r>
@@ -4251,16 +4214,15 @@
         <w:spacing w:after="0" w:line="324" w:lineRule="auto"/>
         <w:ind w:right="144"/>
         <w:rPr>
-          <w:sz w:val="23"/>
-          <w:szCs w:val="23"/>
-        </w:rPr>
-      </w:pPr>
-      <w:r>
-        <w:rPr>
-          <w:sz w:val="23"/>
-          <w:szCs w:val="23"/>
-        </w:rPr>
-        <w:lastRenderedPageBreak/>
+          <w:sz w:val="24"/>
+          <w:szCs w:val="24"/>
+        </w:rPr>
+      </w:pPr>
+      <w:r>
+        <w:rPr>
+          <w:sz w:val="24"/>
+          <w:szCs w:val="24"/>
+        </w:rPr>
         <w:t>2. Trong trường hợp điều lệ này có điều khoản trái pháp luật hoặc dẫn đến việc thi hành trái pháp luật, thì điều khoản đó không được thi hành và sẽ được Chủ sở hữu công ty xem xét sửa đổi.</w:t>
       </w:r>
     </w:p>
@@ -4269,14 +4231,14 @@
         <w:spacing w:after="0" w:line="324" w:lineRule="auto"/>
         <w:ind w:right="144"/>
         <w:rPr>
-          <w:sz w:val="23"/>
-          <w:szCs w:val="23"/>
-        </w:rPr>
-      </w:pPr>
-      <w:r>
-        <w:rPr>
-          <w:sz w:val="23"/>
-          <w:szCs w:val="23"/>
+          <w:sz w:val="24"/>
+          <w:szCs w:val="24"/>
+        </w:rPr>
+      </w:pPr>
+      <w:r>
+        <w:rPr>
+          <w:sz w:val="24"/>
+          <w:szCs w:val="24"/>
         </w:rPr>
         <w:t>3. Khi muốn sửa đổi, bổ sung nội dung của Điều lệ này, chủ sở hữu công ty sẽ quyết định.</w:t>
       </w:r>
@@ -4286,16 +4248,16 @@
         <w:spacing w:after="0" w:line="324" w:lineRule="auto"/>
         <w:ind w:right="144"/>
         <w:rPr>
-          <w:sz w:val="23"/>
-          <w:szCs w:val="23"/>
-        </w:rPr>
-      </w:pPr>
-      <w:r>
-        <w:rPr>
-          <w:sz w:val="23"/>
-          <w:szCs w:val="23"/>
-        </w:rPr>
-        <w:t>Bản điều lệ này đã được chủ sở hữu công ty  xem xét từng chương, từng điều và ký tên.</w:t>
+          <w:sz w:val="24"/>
+          <w:szCs w:val="24"/>
+        </w:rPr>
+      </w:pPr>
+      <w:r>
+        <w:rPr>
+          <w:sz w:val="24"/>
+          <w:szCs w:val="24"/>
+        </w:rPr>
+        <w:t>Bản điều lệ này đã được chủ sở hữu công ty xem xét từng chương, từng điều và ký tên.</w:t>
       </w:r>
     </w:p>
     <w:p>
@@ -4303,21 +4265,21 @@
         <w:spacing w:after="0" w:line="324" w:lineRule="auto"/>
         <w:jc w:val="left"/>
         <w:rPr>
-          <w:sz w:val="23"/>
-          <w:szCs w:val="23"/>
-        </w:rPr>
-      </w:pPr>
-      <w:r>
-        <w:rPr>
-          <w:sz w:val="23"/>
-          <w:szCs w:val="23"/>
+          <w:sz w:val="24"/>
+          <w:szCs w:val="24"/>
+        </w:rPr>
+      </w:pPr>
+      <w:r>
+        <w:rPr>
+          <w:sz w:val="24"/>
+          <w:szCs w:val="24"/>
         </w:rPr>
         <w:t>Bản điều lệ này gồm 6 chương 20</w:t>
       </w:r>
       <w:r>
         <w:rPr>
-          <w:sz w:val="23"/>
-          <w:szCs w:val="23"/>
+          <w:sz w:val="24"/>
+          <w:szCs w:val="24"/>
         </w:rPr>
         <w:t xml:space="preserve"> điều, được lập thành 03 bản có giá trị pháp lý như nhau: 01 bản đăng ký tại cơ quan đăng ký kinh doanh, 01 bản lưu trữ tại trụ sở công ty, chủ sở hữu giữ 01 bản.</w:t>
       </w:r>
@@ -4327,14 +4289,14 @@
         <w:spacing w:after="0" w:line="324" w:lineRule="auto"/>
         <w:ind w:right="144"/>
         <w:rPr>
-          <w:sz w:val="23"/>
-          <w:szCs w:val="23"/>
-        </w:rPr>
-      </w:pPr>
-      <w:r>
-        <w:rPr>
-          <w:sz w:val="23"/>
-          <w:szCs w:val="23"/>
+          <w:sz w:val="24"/>
+          <w:szCs w:val="24"/>
+        </w:rPr>
+      </w:pPr>
+      <w:r>
+        <w:rPr>
+          <w:sz w:val="24"/>
+          <w:szCs w:val="24"/>
         </w:rPr>
         <w:t>Mọi sự sao chép, trích lục phải được ký xác nhận của chủ sở hữu công ty.</w:t>
       </w:r>
@@ -4346,15 +4308,15 @@
         <w:jc w:val="center"/>
         <w:rPr>
           <w:i/>
-          <w:sz w:val="23"/>
-          <w:szCs w:val="23"/>
+          <w:sz w:val="24"/>
+          <w:szCs w:val="24"/>
         </w:rPr>
       </w:pPr>
       <w:r>
         <w:rPr>
           <w:i/>
-          <w:sz w:val="23"/>
-          <w:szCs w:val="23"/>
+          <w:sz w:val="24"/>
+          <w:szCs w:val="24"/>
           <w:lang w:val="en-US"/>
         </w:rPr>
         <w:t>{{company_info.address.province}}</w:t>
@@ -4362,10 +4324,27 @@
       <w:r>
         <w:rPr>
           <w:i/>
-          <w:sz w:val="23"/>
-          <w:szCs w:val="23"/>
-        </w:rPr>
-        <w:t xml:space="preserve">,  ngày ... tháng ... năm ……  </w:t>
+          <w:sz w:val="24"/>
+          <w:szCs w:val="24"/>
+        </w:rPr>
+        <w:t>,</w:t>
+      </w:r>
+      <w:r>
+        <w:rPr>
+          <w:i/>
+          <w:sz w:val="24"/>
+          <w:szCs w:val="24"/>
+          <w:lang w:val="en-US"/>
+        </w:rPr>
+        <w:t xml:space="preserve"> </w:t>
+      </w:r>
+      <w:r>
+        <w:rPr>
+          <w:i/>
+          <w:sz w:val="24"/>
+          <w:szCs w:val="24"/>
+        </w:rPr>
+        <w:t xml:space="preserve">ngày ... tháng ... năm ……  </w:t>
       </w:r>
     </w:p>
     <w:p>
@@ -4375,15 +4354,15 @@
         <w:jc w:val="center"/>
         <w:rPr>
           <w:b/>
-          <w:sz w:val="23"/>
-          <w:szCs w:val="23"/>
-        </w:rPr>
-      </w:pPr>
-      <w:r>
-        <w:rPr>
-          <w:b/>
-          <w:sz w:val="23"/>
-          <w:szCs w:val="23"/>
+          <w:sz w:val="24"/>
+          <w:szCs w:val="24"/>
+        </w:rPr>
+      </w:pPr>
+      <w:r>
+        <w:rPr>
+          <w:b/>
+          <w:sz w:val="24"/>
+          <w:szCs w:val="24"/>
         </w:rPr>
         <w:t>Chủ sở hữu công ty</w:t>
       </w:r>
@@ -4395,8 +4374,8 @@
         <w:jc w:val="center"/>
         <w:rPr>
           <w:b/>
-          <w:sz w:val="23"/>
-          <w:szCs w:val="23"/>
+          <w:sz w:val="24"/>
+          <w:szCs w:val="24"/>
         </w:rPr>
       </w:pPr>
     </w:p>
@@ -4407,8 +4386,8 @@
         <w:jc w:val="center"/>
         <w:rPr>
           <w:b/>
-          <w:sz w:val="23"/>
-          <w:szCs w:val="23"/>
+          <w:sz w:val="24"/>
+          <w:szCs w:val="24"/>
         </w:rPr>
       </w:pPr>
     </w:p>
@@ -4419,8 +4398,8 @@
         <w:jc w:val="center"/>
         <w:rPr>
           <w:b/>
-          <w:sz w:val="23"/>
-          <w:szCs w:val="23"/>
+          <w:sz w:val="24"/>
+          <w:szCs w:val="24"/>
         </w:rPr>
       </w:pPr>
     </w:p>
@@ -4431,8 +4410,8 @@
         <w:jc w:val="center"/>
         <w:rPr>
           <w:b/>
-          <w:sz w:val="23"/>
-          <w:szCs w:val="23"/>
+          <w:sz w:val="24"/>
+          <w:szCs w:val="24"/>
         </w:rPr>
       </w:pPr>
     </w:p>
@@ -4443,37 +4422,19 @@
         <w:jc w:val="center"/>
         <w:rPr>
           <w:b/>
-          <w:sz w:val="23"/>
-          <w:szCs w:val="23"/>
+          <w:sz w:val="24"/>
+          <w:szCs w:val="24"/>
           <w:lang w:val="en-US"/>
         </w:rPr>
       </w:pPr>
       <w:r>
         <w:rPr>
           <w:b/>
-          <w:sz w:val="23"/>
-          <w:szCs w:val="23"/>
+          <w:sz w:val="24"/>
+          <w:szCs w:val="24"/>
           <w:lang w:val="en-US"/>
         </w:rPr>
-        <w:t>{{owner.</w:t>
-      </w:r>
-      <w:r>
-        <w:rPr>
-          <w:b/>
-          <w:sz w:val="23"/>
-          <w:szCs w:val="23"/>
-          <w:lang w:val="en-US"/>
-        </w:rPr>
-        <w:t>personal_info</w:t>
-      </w:r>
-      <w:r>
-        <w:rPr>
-          <w:b/>
-          <w:sz w:val="23"/>
-          <w:szCs w:val="23"/>
-          <w:lang w:val="en-US"/>
-        </w:rPr>
-        <w:t>.full_name}}</w:t>
+        <w:t>{{owner.personal_info.full_name}}</w:t>
       </w:r>
     </w:p>
     <w:p>
@@ -4482,15 +4443,15 @@
         <w:ind w:right="144"/>
         <w:rPr>
           <w:b/>
-          <w:sz w:val="23"/>
-          <w:szCs w:val="23"/>
-        </w:rPr>
-      </w:pPr>
-      <w:r>
-        <w:rPr>
-          <w:b/>
-          <w:sz w:val="23"/>
-          <w:szCs w:val="23"/>
+          <w:sz w:val="24"/>
+          <w:szCs w:val="24"/>
+        </w:rPr>
+      </w:pPr>
+      <w:r>
+        <w:rPr>
+          <w:b/>
+          <w:sz w:val="24"/>
+          <w:szCs w:val="24"/>
         </w:rPr>
         <w:t xml:space="preserve"> </w:t>
       </w:r>
@@ -4499,8 +4460,8 @@
       <w:pPr>
         <w:spacing w:after="0" w:line="324" w:lineRule="auto"/>
         <w:rPr>
-          <w:sz w:val="23"/>
-          <w:szCs w:val="23"/>
+          <w:sz w:val="24"/>
+          <w:szCs w:val="24"/>
         </w:rPr>
       </w:pPr>
     </w:p>
@@ -4603,14 +4564,14 @@
     </w:lvl>
   </w:abstractNum>
   <w:abstractNum w:abstractNumId="1" w15:restartNumberingAfterBreak="0">
-    <w:nsid w:val="45F64212"/>
+    <w:nsid w:val="1B387B9C"/>
     <w:multiLevelType w:val="hybridMultilevel"/>
-    <w:tmpl w:val="D6B0DBC0"/>
-    <w:lvl w:ilvl="0" w:tplc="F822FA62">
-      <w:start w:val="1"/>
+    <w:tmpl w:val="FCD8738A"/>
+    <w:lvl w:ilvl="0" w:tplc="0409000F">
+      <w:start w:val="2"/>
       <w:numFmt w:val="decimal"/>
       <w:lvlText w:val="%1."/>
-      <w:lvlJc w:val="right"/>
+      <w:lvlJc w:val="left"/>
       <w:pPr>
         <w:ind w:left="720" w:hanging="360"/>
       </w:pPr>
@@ -4691,11 +4652,195 @@
       </w:pPr>
     </w:lvl>
   </w:abstractNum>
+  <w:abstractNum w:abstractNumId="2" w15:restartNumberingAfterBreak="0">
+    <w:nsid w:val="45F64212"/>
+    <w:multiLevelType w:val="hybridMultilevel"/>
+    <w:tmpl w:val="D6B0DBC0"/>
+    <w:lvl w:ilvl="0" w:tplc="F822FA62">
+      <w:start w:val="1"/>
+      <w:numFmt w:val="decimal"/>
+      <w:lvlText w:val="%1."/>
+      <w:lvlJc w:val="right"/>
+      <w:pPr>
+        <w:ind w:left="720" w:hanging="360"/>
+      </w:pPr>
+      <w:rPr>
+        <w:rFonts w:hint="default"/>
+      </w:rPr>
+    </w:lvl>
+    <w:lvl w:ilvl="1" w:tplc="04090019" w:tentative="1">
+      <w:start w:val="1"/>
+      <w:numFmt w:val="lowerLetter"/>
+      <w:lvlText w:val="%2."/>
+      <w:lvlJc w:val="left"/>
+      <w:pPr>
+        <w:ind w:left="1440" w:hanging="360"/>
+      </w:pPr>
+    </w:lvl>
+    <w:lvl w:ilvl="2" w:tplc="0409001B" w:tentative="1">
+      <w:start w:val="1"/>
+      <w:numFmt w:val="lowerRoman"/>
+      <w:lvlText w:val="%3."/>
+      <w:lvlJc w:val="right"/>
+      <w:pPr>
+        <w:ind w:left="2160" w:hanging="180"/>
+      </w:pPr>
+    </w:lvl>
+    <w:lvl w:ilvl="3" w:tplc="0409000F" w:tentative="1">
+      <w:start w:val="1"/>
+      <w:numFmt w:val="decimal"/>
+      <w:lvlText w:val="%4."/>
+      <w:lvlJc w:val="left"/>
+      <w:pPr>
+        <w:ind w:left="2880" w:hanging="360"/>
+      </w:pPr>
+    </w:lvl>
+    <w:lvl w:ilvl="4" w:tplc="04090019" w:tentative="1">
+      <w:start w:val="1"/>
+      <w:numFmt w:val="lowerLetter"/>
+      <w:lvlText w:val="%5."/>
+      <w:lvlJc w:val="left"/>
+      <w:pPr>
+        <w:ind w:left="3600" w:hanging="360"/>
+      </w:pPr>
+    </w:lvl>
+    <w:lvl w:ilvl="5" w:tplc="0409001B" w:tentative="1">
+      <w:start w:val="1"/>
+      <w:numFmt w:val="lowerRoman"/>
+      <w:lvlText w:val="%6."/>
+      <w:lvlJc w:val="right"/>
+      <w:pPr>
+        <w:ind w:left="4320" w:hanging="180"/>
+      </w:pPr>
+    </w:lvl>
+    <w:lvl w:ilvl="6" w:tplc="0409000F" w:tentative="1">
+      <w:start w:val="1"/>
+      <w:numFmt w:val="decimal"/>
+      <w:lvlText w:val="%7."/>
+      <w:lvlJc w:val="left"/>
+      <w:pPr>
+        <w:ind w:left="5040" w:hanging="360"/>
+      </w:pPr>
+    </w:lvl>
+    <w:lvl w:ilvl="7" w:tplc="04090019" w:tentative="1">
+      <w:start w:val="1"/>
+      <w:numFmt w:val="lowerLetter"/>
+      <w:lvlText w:val="%8."/>
+      <w:lvlJc w:val="left"/>
+      <w:pPr>
+        <w:ind w:left="5760" w:hanging="360"/>
+      </w:pPr>
+    </w:lvl>
+    <w:lvl w:ilvl="8" w:tplc="0409001B" w:tentative="1">
+      <w:start w:val="1"/>
+      <w:numFmt w:val="lowerRoman"/>
+      <w:lvlText w:val="%9."/>
+      <w:lvlJc w:val="right"/>
+      <w:pPr>
+        <w:ind w:left="6480" w:hanging="180"/>
+      </w:pPr>
+    </w:lvl>
+  </w:abstractNum>
+  <w:abstractNum w:abstractNumId="3" w15:restartNumberingAfterBreak="0">
+    <w:nsid w:val="575F2E96"/>
+    <w:multiLevelType w:val="hybridMultilevel"/>
+    <w:tmpl w:val="471084B8"/>
+    <w:lvl w:ilvl="0" w:tplc="0409000F">
+      <w:start w:val="2"/>
+      <w:numFmt w:val="decimal"/>
+      <w:lvlText w:val="%1."/>
+      <w:lvlJc w:val="left"/>
+      <w:pPr>
+        <w:ind w:left="720" w:hanging="360"/>
+      </w:pPr>
+      <w:rPr>
+        <w:rFonts w:hint="default"/>
+      </w:rPr>
+    </w:lvl>
+    <w:lvl w:ilvl="1" w:tplc="04090019" w:tentative="1">
+      <w:start w:val="1"/>
+      <w:numFmt w:val="lowerLetter"/>
+      <w:lvlText w:val="%2."/>
+      <w:lvlJc w:val="left"/>
+      <w:pPr>
+        <w:ind w:left="1440" w:hanging="360"/>
+      </w:pPr>
+    </w:lvl>
+    <w:lvl w:ilvl="2" w:tplc="0409001B" w:tentative="1">
+      <w:start w:val="1"/>
+      <w:numFmt w:val="lowerRoman"/>
+      <w:lvlText w:val="%3."/>
+      <w:lvlJc w:val="right"/>
+      <w:pPr>
+        <w:ind w:left="2160" w:hanging="180"/>
+      </w:pPr>
+    </w:lvl>
+    <w:lvl w:ilvl="3" w:tplc="0409000F" w:tentative="1">
+      <w:start w:val="1"/>
+      <w:numFmt w:val="decimal"/>
+      <w:lvlText w:val="%4."/>
+      <w:lvlJc w:val="left"/>
+      <w:pPr>
+        <w:ind w:left="2880" w:hanging="360"/>
+      </w:pPr>
+    </w:lvl>
+    <w:lvl w:ilvl="4" w:tplc="04090019" w:tentative="1">
+      <w:start w:val="1"/>
+      <w:numFmt w:val="lowerLetter"/>
+      <w:lvlText w:val="%5."/>
+      <w:lvlJc w:val="left"/>
+      <w:pPr>
+        <w:ind w:left="3600" w:hanging="360"/>
+      </w:pPr>
+    </w:lvl>
+    <w:lvl w:ilvl="5" w:tplc="0409001B" w:tentative="1">
+      <w:start w:val="1"/>
+      <w:numFmt w:val="lowerRoman"/>
+      <w:lvlText w:val="%6."/>
+      <w:lvlJc w:val="right"/>
+      <w:pPr>
+        <w:ind w:left="4320" w:hanging="180"/>
+      </w:pPr>
+    </w:lvl>
+    <w:lvl w:ilvl="6" w:tplc="0409000F" w:tentative="1">
+      <w:start w:val="1"/>
+      <w:numFmt w:val="decimal"/>
+      <w:lvlText w:val="%7."/>
+      <w:lvlJc w:val="left"/>
+      <w:pPr>
+        <w:ind w:left="5040" w:hanging="360"/>
+      </w:pPr>
+    </w:lvl>
+    <w:lvl w:ilvl="7" w:tplc="04090019" w:tentative="1">
+      <w:start w:val="1"/>
+      <w:numFmt w:val="lowerLetter"/>
+      <w:lvlText w:val="%8."/>
+      <w:lvlJc w:val="left"/>
+      <w:pPr>
+        <w:ind w:left="5760" w:hanging="360"/>
+      </w:pPr>
+    </w:lvl>
+    <w:lvl w:ilvl="8" w:tplc="0409001B" w:tentative="1">
+      <w:start w:val="1"/>
+      <w:numFmt w:val="lowerRoman"/>
+      <w:lvlText w:val="%9."/>
+      <w:lvlJc w:val="right"/>
+      <w:pPr>
+        <w:ind w:left="6480" w:hanging="180"/>
+      </w:pPr>
+    </w:lvl>
+  </w:abstractNum>
   <w:num w:numId="1" w16cid:durableId="1583251430">
     <w:abstractNumId w:val="0"/>
   </w:num>
   <w:num w:numId="2" w16cid:durableId="301084771">
+    <w:abstractNumId w:val="2"/>
+  </w:num>
+  <w:num w:numId="3" w16cid:durableId="1645887548">
     <w:abstractNumId w:val="1"/>
+  </w:num>
+  <w:num w:numId="4" w16cid:durableId="792945561">
+    <w:abstractNumId w:val="3"/>
   </w:num>
 </w:numbering>
 </file>

--- a/app/templates/tldn/LLC1/002_Điều lệ.docx
+++ b/app/templates/tldn/LLC1/002_Điều lệ.docx
@@ -501,7 +501,43 @@
                 <w:szCs w:val="24"/>
                 <w:lang w:val="en"/>
               </w:rPr>
-              <w:t xml:space="preserve">Điện thoại: {{company_info.contact.phone}}                 </w:t>
+              <w:t>Điện thoại: {{company_</w:t>
+            </w:r>
+            <w:proofErr w:type="gramStart"/>
+            <w:r>
+              <w:rPr>
+                <w:sz w:val="24"/>
+                <w:szCs w:val="24"/>
+                <w:lang w:val="en"/>
+              </w:rPr>
+              <w:t>info.contact</w:t>
+            </w:r>
+            <w:proofErr w:type="gramEnd"/>
+            <w:r>
+              <w:rPr>
+                <w:sz w:val="24"/>
+                <w:szCs w:val="24"/>
+                <w:lang w:val="en"/>
+              </w:rPr>
+              <w:t>.phone</w:t>
+            </w:r>
+            <w:proofErr w:type="gramStart"/>
+            <w:r>
+              <w:rPr>
+                <w:sz w:val="24"/>
+                <w:szCs w:val="24"/>
+                <w:lang w:val="en"/>
+              </w:rPr>
+              <w:t xml:space="preserve">}}   </w:t>
+            </w:r>
+            <w:proofErr w:type="gramEnd"/>
+            <w:r>
+              <w:rPr>
+                <w:sz w:val="24"/>
+                <w:szCs w:val="24"/>
+                <w:lang w:val="en"/>
+              </w:rPr>
+              <w:t xml:space="preserve">              </w:t>
             </w:r>
           </w:p>
         </w:tc>
@@ -530,7 +566,16 @@
                 <w:szCs w:val="24"/>
                 <w:lang w:val="en"/>
               </w:rPr>
-              <w:t>Số fax</w:t>
+              <w:t xml:space="preserve">Số </w:t>
+            </w:r>
+            <w:proofErr w:type="gramStart"/>
+            <w:r>
+              <w:rPr>
+                <w:sz w:val="24"/>
+                <w:szCs w:val="24"/>
+                <w:lang w:val="en"/>
+              </w:rPr>
+              <w:t>fax</w:t>
             </w:r>
             <w:r>
               <w:rPr>
@@ -546,7 +591,16 @@
                 <w:szCs w:val="24"/>
                 <w:lang w:val="en"/>
               </w:rPr>
-              <w:t>{{company_info.contact.fax}}</w:t>
+              <w:t>{</w:t>
+            </w:r>
+            <w:proofErr w:type="gramEnd"/>
+            <w:r>
+              <w:rPr>
+                <w:sz w:val="24"/>
+                <w:szCs w:val="24"/>
+                <w:lang w:val="en"/>
+              </w:rPr>
+              <w:t>{company_info.contact.fax}}</w:t>
             </w:r>
           </w:p>
         </w:tc>
@@ -577,7 +631,25 @@
                 <w:szCs w:val="24"/>
                 <w:lang w:val="en"/>
               </w:rPr>
-              <w:t>Thư điện tử: {{company_info.contact.email}}</w:t>
+              <w:t>Thư điện tử: {{company_</w:t>
+            </w:r>
+            <w:proofErr w:type="gramStart"/>
+            <w:r>
+              <w:rPr>
+                <w:sz w:val="24"/>
+                <w:szCs w:val="24"/>
+                <w:lang w:val="en"/>
+              </w:rPr>
+              <w:t>info.contact</w:t>
+            </w:r>
+            <w:proofErr w:type="gramEnd"/>
+            <w:r>
+              <w:rPr>
+                <w:sz w:val="24"/>
+                <w:szCs w:val="24"/>
+                <w:lang w:val="en"/>
+              </w:rPr>
+              <w:t>.email}}</w:t>
             </w:r>
           </w:p>
         </w:tc>
@@ -601,6 +673,7 @@
                 <w:lang w:val="en"/>
               </w:rPr>
             </w:pPr>
+            <w:proofErr w:type="gramStart"/>
             <w:r>
               <w:rPr>
                 <w:sz w:val="24"/>
@@ -623,7 +696,34 @@
                 <w:szCs w:val="24"/>
                 <w:lang w:val="en"/>
               </w:rPr>
-              <w:t>{{company_info.contact.website}}</w:t>
+              <w:t>{</w:t>
+            </w:r>
+            <w:proofErr w:type="gramEnd"/>
+            <w:r>
+              <w:rPr>
+                <w:sz w:val="24"/>
+                <w:szCs w:val="24"/>
+                <w:lang w:val="en"/>
+              </w:rPr>
+              <w:t>{company_</w:t>
+            </w:r>
+            <w:proofErr w:type="gramStart"/>
+            <w:r>
+              <w:rPr>
+                <w:sz w:val="24"/>
+                <w:szCs w:val="24"/>
+                <w:lang w:val="en"/>
+              </w:rPr>
+              <w:t>info.contact</w:t>
+            </w:r>
+            <w:proofErr w:type="gramEnd"/>
+            <w:r>
+              <w:rPr>
+                <w:sz w:val="24"/>
+                <w:szCs w:val="24"/>
+                <w:lang w:val="en"/>
+              </w:rPr>
+              <w:t>.website}}</w:t>
             </w:r>
           </w:p>
         </w:tc>
@@ -1384,7 +1484,67 @@
           <w:sz w:val="24"/>
           <w:szCs w:val="24"/>
         </w:rPr>
-        <w:t>.{{ loop.index}}) Người đại diện {{ loop.index }}:</w:t>
+        <w:t>.</w:t>
+      </w:r>
+      <w:proofErr w:type="gramStart"/>
+      <w:r>
+        <w:rPr>
+          <w:i/>
+          <w:iCs/>
+          <w:sz w:val="24"/>
+          <w:szCs w:val="24"/>
+        </w:rPr>
+        <w:t>{{ loop</w:t>
+      </w:r>
+      <w:proofErr w:type="gramEnd"/>
+      <w:r>
+        <w:rPr>
+          <w:i/>
+          <w:iCs/>
+          <w:sz w:val="24"/>
+          <w:szCs w:val="24"/>
+        </w:rPr>
+        <w:t xml:space="preserve">.index}}) Người đại diện </w:t>
+      </w:r>
+      <w:proofErr w:type="gramStart"/>
+      <w:r>
+        <w:rPr>
+          <w:i/>
+          <w:iCs/>
+          <w:sz w:val="24"/>
+          <w:szCs w:val="24"/>
+        </w:rPr>
+        <w:t>{{ loop</w:t>
+      </w:r>
+      <w:proofErr w:type="gramEnd"/>
+      <w:r>
+        <w:rPr>
+          <w:i/>
+          <w:iCs/>
+          <w:sz w:val="24"/>
+          <w:szCs w:val="24"/>
+        </w:rPr>
+        <w:t>.</w:t>
+      </w:r>
+      <w:proofErr w:type="gramStart"/>
+      <w:r>
+        <w:rPr>
+          <w:i/>
+          <w:iCs/>
+          <w:sz w:val="24"/>
+          <w:szCs w:val="24"/>
+        </w:rPr>
+        <w:t>index }</w:t>
+      </w:r>
+      <w:proofErr w:type="gramEnd"/>
+      <w:r>
+        <w:rPr>
+          <w:i/>
+          <w:iCs/>
+          <w:sz w:val="24"/>
+          <w:szCs w:val="24"/>
+        </w:rPr>
+        <w:t>}:</w:t>
       </w:r>
     </w:p>
     <w:p>
@@ -3673,7 +3833,22 @@
           <w:sz w:val="24"/>
           <w:szCs w:val="24"/>
         </w:rPr>
-        <w:t>Mọi phí tổn liên hệ đến việc thành lập công ty đều được ghi vào mục chi phí của công ty và được tính hoàn giảm vào chi phí của năm tài chính đầu tiên đầu tiên.</w:t>
+        <w:t>Mọi phí tổn liên hệ đến việc thành lập công ty đều được ghi vào mục chi phí của công ty và được tính hoàn giảm vào chi phí của năm tài chính đầu tiê</w:t>
+      </w:r>
+      <w:r>
+        <w:rPr>
+          <w:sz w:val="24"/>
+          <w:szCs w:val="24"/>
+          <w:lang w:val="en-US"/>
+        </w:rPr>
+        <w:t>n</w:t>
+      </w:r>
+      <w:r>
+        <w:rPr>
+          <w:sz w:val="24"/>
+          <w:szCs w:val="24"/>
+        </w:rPr>
+        <w:t>.</w:t>
       </w:r>
     </w:p>
     <w:p>
@@ -3805,6 +3980,14 @@
         <w:rPr>
           <w:sz w:val="24"/>
           <w:szCs w:val="24"/>
+          <w:lang w:val="en-US"/>
+        </w:rPr>
+        <w:t>, b</w:t>
+      </w:r>
+      <w:r>
+        <w:rPr>
+          <w:sz w:val="24"/>
+          <w:szCs w:val="24"/>
           <w:lang w:val="vi-VN"/>
         </w:rPr>
         <w:t xml:space="preserve"> </w:t>
@@ -4319,7 +4502,27 @@
           <w:szCs w:val="24"/>
           <w:lang w:val="en-US"/>
         </w:rPr>
-        <w:t>{{company_info.address.province}}</w:t>
+        <w:t>{{company_</w:t>
+      </w:r>
+      <w:proofErr w:type="gramStart"/>
+      <w:r>
+        <w:rPr>
+          <w:i/>
+          <w:sz w:val="24"/>
+          <w:szCs w:val="24"/>
+          <w:lang w:val="en-US"/>
+        </w:rPr>
+        <w:t>info.address</w:t>
+      </w:r>
+      <w:proofErr w:type="gramEnd"/>
+      <w:r>
+        <w:rPr>
+          <w:i/>
+          <w:sz w:val="24"/>
+          <w:szCs w:val="24"/>
+          <w:lang w:val="en-US"/>
+        </w:rPr>
+        <w:t>.province}}</w:t>
       </w:r>
       <w:r>
         <w:rPr>
@@ -4434,7 +4637,47 @@
           <w:szCs w:val="24"/>
           <w:lang w:val="en-US"/>
         </w:rPr>
-        <w:t>{{owner.personal_info.full_name}}</w:t>
+        <w:t>{{</w:t>
+      </w:r>
+      <w:proofErr w:type="gramStart"/>
+      <w:r>
+        <w:rPr>
+          <w:b/>
+          <w:sz w:val="24"/>
+          <w:szCs w:val="24"/>
+          <w:lang w:val="en-US"/>
+        </w:rPr>
+        <w:t>owner.personal</w:t>
+      </w:r>
+      <w:proofErr w:type="gramEnd"/>
+      <w:r>
+        <w:rPr>
+          <w:b/>
+          <w:sz w:val="24"/>
+          <w:szCs w:val="24"/>
+          <w:lang w:val="en-US"/>
+        </w:rPr>
+        <w:t>_</w:t>
+      </w:r>
+      <w:proofErr w:type="gramStart"/>
+      <w:r>
+        <w:rPr>
+          <w:b/>
+          <w:sz w:val="24"/>
+          <w:szCs w:val="24"/>
+          <w:lang w:val="en-US"/>
+        </w:rPr>
+        <w:t>info.full</w:t>
+      </w:r>
+      <w:proofErr w:type="gramEnd"/>
+      <w:r>
+        <w:rPr>
+          <w:b/>
+          <w:sz w:val="24"/>
+          <w:szCs w:val="24"/>
+          <w:lang w:val="en-US"/>
+        </w:rPr>
+        <w:t>_name}}</w:t>
       </w:r>
     </w:p>
     <w:p>
